--- a/Gizatov_Yaroslav_lb1/CM_Gizatov_Yaroslav_lb1.docx
+++ b/Gizatov_Yaroslav_lb1/CM_Gizatov_Yaroslav_lb1.docx
@@ -507,14 +507,12 @@
                 <w:szCs w:val="28"/>
               </w:rPr>
             </w:pPr>
-            <w:proofErr w:type="spellStart"/>
             <w:r>
               <w:rPr>
                 <w:szCs w:val="28"/>
               </w:rPr>
               <w:t>Лисс</w:t>
             </w:r>
-            <w:proofErr w:type="spellEnd"/>
             <w:r>
               <w:rPr>
                 <w:szCs w:val="28"/>
@@ -2566,15 +2564,7 @@
         <w:t xml:space="preserve"> </w:t>
       </w:r>
       <w:r>
-        <w:t xml:space="preserve">на </w:t>
-      </w:r>
-      <w:proofErr w:type="spellStart"/>
-      <w:r>
-        <w:t>рисуке</w:t>
-      </w:r>
-      <w:proofErr w:type="spellEnd"/>
-      <w:r>
-        <w:t xml:space="preserve"> 1.2</w:t>
+        <w:t>на рисуке 1.2</w:t>
       </w:r>
     </w:p>
     <w:p>
@@ -2758,13 +2748,7 @@
           <w:rPr>
             <w:rFonts w:ascii="Cambria Math" w:hAnsi="Cambria Math"/>
           </w:rPr>
-          <m:t xml:space="preserve"> = </m:t>
-        </m:r>
-        <m:r>
-          <w:rPr>
-            <w:rFonts w:ascii="Cambria Math" w:hAnsi="Cambria Math"/>
-          </w:rPr>
-          <m:t>φ</m:t>
+          <m:t xml:space="preserve"> = φ</m:t>
         </m:r>
         <m:d>
           <m:dPr>
@@ -2816,11 +2800,6 @@
       </m:oMath>
     </w:p>
     <w:p>
-      <w:pPr>
-        <w:rPr>
-          <w:lang w:val="en-US"/>
-        </w:rPr>
-      </w:pPr>
       <m:oMath>
         <m:r>
           <w:rPr>
@@ -2930,9 +2909,6 @@
         </m:r>
       </m:oMath>
       <w:r>
-        <w:rPr>
-          <w:lang w:val="en-US"/>
-        </w:rPr>
         <w:t xml:space="preserve"> </w:t>
       </w:r>
     </w:p>
@@ -2983,7 +2959,6 @@
         <m:r>
           <w:rPr>
             <w:rFonts w:ascii="Cambria Math" w:hAnsi="Cambria Math"/>
-            <w:lang w:val="en-US"/>
           </w:rPr>
           <m:t xml:space="preserve"> = </m:t>
         </m:r>
@@ -3041,9 +3016,6 @@
         </m:sSup>
       </m:oMath>
       <w:r>
-        <w:rPr>
-          <w:lang w:val="en-US"/>
-        </w:rPr>
         <w:t xml:space="preserve"> </w:t>
       </w:r>
     </w:p>
@@ -3185,11 +3157,6 @@
       </w:r>
     </w:p>
     <w:p>
-      <w:pPr>
-        <w:rPr>
-          <w:lang w:val="en-US"/>
-        </w:rPr>
-      </w:pPr>
       <m:oMath>
         <m:r>
           <w:rPr>
@@ -3255,13 +3222,7 @@
           <w:rPr>
             <w:rFonts w:ascii="Cambria Math" w:hAnsi="Cambria Math"/>
           </w:rPr>
-          <m:t xml:space="preserve"> = </m:t>
-        </m:r>
-        <m:r>
-          <w:rPr>
-            <w:rFonts w:ascii="Cambria Math" w:hAnsi="Cambria Math"/>
-          </w:rPr>
-          <m:t>-</m:t>
+          <m:t xml:space="preserve"> = -</m:t>
         </m:r>
         <m:sSup>
           <m:sSupPr>
@@ -3291,18 +3252,10 @@
         </m:sSup>
       </m:oMath>
       <w:r>
-        <w:rPr>
-          <w:lang w:val="en-US"/>
-        </w:rPr>
         <w:t xml:space="preserve"> </w:t>
       </w:r>
     </w:p>
     <w:p>
-      <w:pPr>
-        <w:rPr>
-          <w:lang w:val="en-US"/>
-        </w:rPr>
-      </w:pPr>
       <m:oMath>
         <m:sSup>
           <m:sSupPr>
@@ -3325,7 +3278,6 @@
             <m:r>
               <w:rPr>
                 <w:rFonts w:ascii="Cambria Math" w:hAnsi="Cambria Math"/>
-                <w:lang w:val="en-US"/>
               </w:rPr>
               <m:t>2</m:t>
             </m:r>
@@ -3334,16 +3286,8 @@
         <m:r>
           <w:rPr>
             <w:rFonts w:ascii="Cambria Math" w:hAnsi="Cambria Math"/>
-            <w:lang w:val="en-US"/>
-          </w:rPr>
-          <m:t xml:space="preserve"> = </m:t>
-        </m:r>
-        <m:r>
-          <w:rPr>
-            <w:rFonts w:ascii="Cambria Math" w:hAnsi="Cambria Math"/>
-            <w:lang w:val="en-US"/>
-          </w:rPr>
-          <m:t>-</m:t>
+          </w:rPr>
+          <m:t xml:space="preserve"> = -</m:t>
         </m:r>
         <m:r>
           <w:rPr>
@@ -3407,18 +3351,10 @@
         </m:d>
       </m:oMath>
       <w:r>
-        <w:rPr>
-          <w:lang w:val="en-US"/>
-        </w:rPr>
         <w:t xml:space="preserve"> </w:t>
       </w:r>
     </w:p>
     <w:p>
-      <w:pPr>
-        <w:rPr>
-          <w:lang w:val="en-US"/>
-        </w:rPr>
-      </w:pPr>
       <m:oMath>
         <m:r>
           <w:rPr>
@@ -3429,7 +3365,6 @@
         <m:r>
           <w:rPr>
             <w:rFonts w:ascii="Cambria Math" w:hAnsi="Cambria Math"/>
-            <w:lang w:val="en-US"/>
           </w:rPr>
           <m:t>=</m:t>
         </m:r>
@@ -3448,7 +3383,6 @@
             <m:r>
               <w:rPr>
                 <w:rFonts w:ascii="Cambria Math" w:hAnsi="Cambria Math"/>
-                <w:lang w:val="en-US"/>
               </w:rPr>
               <m:t>-</m:t>
             </m:r>
@@ -3516,9 +3450,6 @@
         </m:rad>
       </m:oMath>
       <w:r>
-        <w:rPr>
-          <w:lang w:val="en-US"/>
-        </w:rPr>
         <w:t xml:space="preserve"> </w:t>
       </w:r>
     </w:p>
@@ -3526,7 +3457,6 @@
       <w:pPr>
         <w:rPr>
           <w:i/>
-          <w:lang w:val="en-US"/>
         </w:rPr>
       </w:pPr>
       <m:oMath>
@@ -3576,7 +3506,6 @@
             <m:r>
               <w:rPr>
                 <w:rFonts w:ascii="Cambria Math" w:hAnsi="Cambria Math"/>
-                <w:lang w:val="en-US"/>
               </w:rPr>
               <m:t>-</m:t>
             </m:r>
@@ -3646,7 +3575,6 @@
       <w:r>
         <w:rPr>
           <w:i/>
-          <w:lang w:val="en-US"/>
         </w:rPr>
         <w:t xml:space="preserve"> </w:t>
       </w:r>
@@ -3706,13 +3634,7 @@
           <w:rPr>
             <w:rFonts w:ascii="Cambria Math" w:hAnsi="Cambria Math"/>
           </w:rPr>
-          <m:t>=</m:t>
-        </m:r>
-        <m:r>
-          <w:rPr>
-            <w:rFonts w:ascii="Cambria Math" w:hAnsi="Cambria Math"/>
-          </w:rPr>
-          <m:t>-</m:t>
+          <m:t>=-</m:t>
         </m:r>
         <m:f>
           <m:fPr>
@@ -4070,16 +3992,65 @@
     <w:p>
       <w:pPr>
         <w:rPr>
-          <w:iCs/>
-        </w:rPr>
-      </w:pPr>
-      <m:oMath>
-        <m:r>
-          <w:rPr>
-            <w:rFonts w:ascii="Cambria Math" w:hAnsi="Cambria Math"/>
-          </w:rPr>
-          <m:t>|</m:t>
-        </m:r>
+          <w:i/>
+        </w:rPr>
+      </w:pPr>
+      <w:r>
+        <w:rPr>
+          <w:i/>
+        </w:rPr>
+        <w:lastRenderedPageBreak/>
+        <w:drawing>
+          <wp:inline distT="0" distB="0" distL="0" distR="0" wp14:anchorId="563145E7" wp14:editId="13A53DE4">
+            <wp:extent cx="5006340" cy="3108887"/>
+            <wp:effectExtent l="0" t="0" r="3810" b="0"/>
+            <wp:docPr id="7" name="Рисунок 7"/>
+            <wp:cNvGraphicFramePr>
+              <a:graphicFrameLocks xmlns:a="http://schemas.openxmlformats.org/drawingml/2006/main" noChangeAspect="1"/>
+            </wp:cNvGraphicFramePr>
+            <a:graphic xmlns:a="http://schemas.openxmlformats.org/drawingml/2006/main">
+              <a:graphicData uri="http://schemas.openxmlformats.org/drawingml/2006/picture">
+                <pic:pic xmlns:pic="http://schemas.openxmlformats.org/drawingml/2006/picture">
+                  <pic:nvPicPr>
+                    <pic:cNvPr id="1" name=""/>
+                    <pic:cNvPicPr/>
+                  </pic:nvPicPr>
+                  <pic:blipFill>
+                    <a:blip r:embed="rId10"/>
+                    <a:stretch>
+                      <a:fillRect/>
+                    </a:stretch>
+                  </pic:blipFill>
+                  <pic:spPr>
+                    <a:xfrm>
+                      <a:off x="0" y="0"/>
+                      <a:ext cx="5011988" cy="3112395"/>
+                    </a:xfrm>
+                    <a:prstGeom prst="rect">
+                      <a:avLst/>
+                    </a:prstGeom>
+                  </pic:spPr>
+                </pic:pic>
+              </a:graphicData>
+            </a:graphic>
+          </wp:inline>
+        </w:drawing>
+      </w:r>
+    </w:p>
+    <w:p>
+      <w:pPr>
+        <w:jc w:val="center"/>
+      </w:pPr>
+      <w:r>
+        <w:t xml:space="preserve">Рисунок 1.3 </w:t>
+      </w:r>
+      <w:r>
+        <w:rPr>
+          <w:rFonts w:ascii="Cambria Math" w:hAnsi="Cambria Math"/>
+        </w:rPr>
+        <w:t xml:space="preserve">– График </w:t>
+      </w:r>
+      <m:oMath>
         <m:sSup>
           <m:sSupPr>
             <m:ctrlPr>
@@ -4124,6 +4095,65 @@
             </m:r>
           </m:e>
         </m:d>
+      </m:oMath>
+    </w:p>
+    <w:p>
+      <w:pPr>
+        <w:rPr>
+          <w:iCs/>
+        </w:rPr>
+      </w:pPr>
+      <m:oMath>
+        <m:r>
+          <w:rPr>
+            <w:rFonts w:ascii="Cambria Math" w:hAnsi="Cambria Math"/>
+          </w:rPr>
+          <m:t>|</m:t>
+        </m:r>
+        <m:sSup>
+          <m:sSupPr>
+            <m:ctrlPr>
+              <w:rPr>
+                <w:rFonts w:ascii="Cambria Math" w:hAnsi="Cambria Math"/>
+                <w:i/>
+              </w:rPr>
+            </m:ctrlPr>
+          </m:sSupPr>
+          <m:e>
+            <m:r>
+              <w:rPr>
+                <w:rFonts w:ascii="Cambria Math" w:hAnsi="Cambria Math"/>
+              </w:rPr>
+              <m:t>φ</m:t>
+            </m:r>
+          </m:e>
+          <m:sup>
+            <m:r>
+              <w:rPr>
+                <w:rFonts w:ascii="Cambria Math" w:hAnsi="Cambria Math"/>
+              </w:rPr>
+              <m:t>'</m:t>
+            </m:r>
+          </m:sup>
+        </m:sSup>
+        <m:d>
+          <m:dPr>
+            <m:ctrlPr>
+              <w:rPr>
+                <w:rFonts w:ascii="Cambria Math" w:hAnsi="Cambria Math"/>
+                <w:i/>
+              </w:rPr>
+            </m:ctrlPr>
+          </m:dPr>
+          <m:e>
+            <m:r>
+              <w:rPr>
+                <w:rFonts w:ascii="Cambria Math" w:hAnsi="Cambria Math"/>
+              </w:rPr>
+              <m:t>x</m:t>
+            </m:r>
+          </m:e>
+        </m:d>
         <m:r>
           <w:rPr>
             <w:rFonts w:ascii="Cambria Math" w:hAnsi="Cambria Math"/>
@@ -4177,7 +4207,6 @@
       <w:pPr>
         <w:rPr>
           <w:i/>
-          <w:lang w:val="en-US"/>
         </w:rPr>
       </w:pPr>
       <m:oMath>
@@ -4226,7 +4255,6 @@
         <m:r>
           <w:rPr>
             <w:rFonts w:ascii="Cambria Math" w:hAnsi="Cambria Math"/>
-            <w:lang w:val="en-US"/>
           </w:rPr>
           <m:t xml:space="preserve"> = </m:t>
         </m:r>
@@ -4286,7 +4314,6 @@
       <w:r>
         <w:rPr>
           <w:i/>
-          <w:lang w:val="en-US"/>
         </w:rPr>
         <w:t xml:space="preserve"> </w:t>
       </w:r>
@@ -4450,7 +4477,6 @@
       <w:pPr>
         <w:rPr>
           <w:i/>
-          <w:lang w:val="en-US"/>
         </w:rPr>
       </w:pPr>
       <m:oMath>
@@ -4560,7 +4586,6 @@
       <w:r>
         <w:rPr>
           <w:i/>
-          <w:lang w:val="en-US"/>
         </w:rPr>
         <w:t xml:space="preserve"> </w:t>
       </w:r>
@@ -4721,7 +4746,13 @@
             <w:rFonts w:ascii="Cambria Math" w:hAnsi="Cambria Math"/>
             <w:lang w:val="en-US"/>
           </w:rPr>
-          <m:t xml:space="preserve">x = </m:t>
+          <m:t>x</m:t>
+        </m:r>
+        <m:r>
+          <w:rPr>
+            <w:rFonts w:ascii="Cambria Math" w:hAnsi="Cambria Math"/>
+          </w:rPr>
+          <m:t xml:space="preserve"> = </m:t>
         </m:r>
         <m:sSup>
           <m:sSupPr>
@@ -5013,13 +5044,7 @@
           <w:rPr>
             <w:rFonts w:ascii="Cambria Math" w:hAnsi="Cambria Math"/>
           </w:rPr>
-          <m:t xml:space="preserve"> = </m:t>
-        </m:r>
-        <m:r>
-          <w:rPr>
-            <w:rFonts w:ascii="Cambria Math" w:hAnsi="Cambria Math"/>
-          </w:rPr>
-          <m:t>2x</m:t>
+          <m:t xml:space="preserve"> = 2x</m:t>
         </m:r>
         <m:sSup>
           <m:sSupPr>
@@ -5200,13 +5225,82 @@
       </w:r>
     </w:p>
     <w:p>
-      <m:oMath>
-        <m:r>
-          <w:rPr>
-            <w:rFonts w:ascii="Cambria Math" w:hAnsi="Cambria Math"/>
-          </w:rPr>
-          <m:t>|</m:t>
-        </m:r>
+      <w:pPr>
+        <w:jc w:val="center"/>
+        <w:rPr>
+          <w:i/>
+        </w:rPr>
+      </w:pPr>
+      <w:r>
+        <w:rPr>
+          <w:noProof/>
+        </w:rPr>
+        <w:lastRenderedPageBreak/>
+        <w:drawing>
+          <wp:inline distT="0" distB="0" distL="0" distR="0" wp14:anchorId="17A769B9" wp14:editId="764640FD">
+            <wp:extent cx="4145280" cy="2701541"/>
+            <wp:effectExtent l="0" t="0" r="7620" b="3810"/>
+            <wp:docPr id="10" name="Рисунок 10"/>
+            <wp:cNvGraphicFramePr>
+              <a:graphicFrameLocks xmlns:a="http://schemas.openxmlformats.org/drawingml/2006/main" noChangeAspect="1"/>
+            </wp:cNvGraphicFramePr>
+            <a:graphic xmlns:a="http://schemas.openxmlformats.org/drawingml/2006/main">
+              <a:graphicData uri="http://schemas.openxmlformats.org/drawingml/2006/picture">
+                <pic:pic xmlns:pic="http://schemas.openxmlformats.org/drawingml/2006/picture">
+                  <pic:nvPicPr>
+                    <pic:cNvPr id="1" name=""/>
+                    <pic:cNvPicPr/>
+                  </pic:nvPicPr>
+                  <pic:blipFill rotWithShape="1">
+                    <a:blip r:embed="rId11"/>
+                    <a:srcRect l="31882" t="22579" r="17980" b="19326"/>
+                    <a:stretch/>
+                  </pic:blipFill>
+                  <pic:spPr bwMode="auto">
+                    <a:xfrm>
+                      <a:off x="0" y="0"/>
+                      <a:ext cx="4150335" cy="2704835"/>
+                    </a:xfrm>
+                    <a:prstGeom prst="rect">
+                      <a:avLst/>
+                    </a:prstGeom>
+                    <a:ln>
+                      <a:noFill/>
+                    </a:ln>
+                    <a:extLst>
+                      <a:ext uri="{53640926-AAD7-44D8-BBD7-CCE9431645EC}">
+                        <a14:shadowObscured xmlns:a14="http://schemas.microsoft.com/office/drawing/2010/main"/>
+                      </a:ext>
+                    </a:extLst>
+                  </pic:spPr>
+                </pic:pic>
+              </a:graphicData>
+            </a:graphic>
+          </wp:inline>
+        </w:drawing>
+      </w:r>
+    </w:p>
+    <w:p>
+      <w:pPr>
+        <w:jc w:val="center"/>
+        <w:rPr>
+          <w:iCs/>
+        </w:rPr>
+      </w:pPr>
+      <w:r>
+        <w:rPr>
+          <w:iCs/>
+        </w:rPr>
+        <w:t xml:space="preserve">Рисунок 1.4 </w:t>
+      </w:r>
+      <w:r>
+        <w:rPr>
+          <w:rFonts w:ascii="Cambria Math" w:hAnsi="Cambria Math"/>
+          <w:iCs/>
+        </w:rPr>
+        <w:t xml:space="preserve">– График </w:t>
+      </w:r>
+      <m:oMath>
         <m:sSup>
           <m:sSupPr>
             <m:ctrlPr>
@@ -5251,6 +5345,60 @@
             </m:r>
           </m:e>
         </m:d>
+      </m:oMath>
+    </w:p>
+    <w:p>
+      <m:oMath>
+        <m:r>
+          <w:rPr>
+            <w:rFonts w:ascii="Cambria Math" w:hAnsi="Cambria Math"/>
+          </w:rPr>
+          <m:t>|</m:t>
+        </m:r>
+        <m:sSup>
+          <m:sSupPr>
+            <m:ctrlPr>
+              <w:rPr>
+                <w:rFonts w:ascii="Cambria Math" w:hAnsi="Cambria Math"/>
+                <w:i/>
+              </w:rPr>
+            </m:ctrlPr>
+          </m:sSupPr>
+          <m:e>
+            <m:r>
+              <w:rPr>
+                <w:rFonts w:ascii="Cambria Math" w:hAnsi="Cambria Math"/>
+              </w:rPr>
+              <m:t>φ</m:t>
+            </m:r>
+          </m:e>
+          <m:sup>
+            <m:r>
+              <w:rPr>
+                <w:rFonts w:ascii="Cambria Math" w:hAnsi="Cambria Math"/>
+              </w:rPr>
+              <m:t>'</m:t>
+            </m:r>
+          </m:sup>
+        </m:sSup>
+        <m:d>
+          <m:dPr>
+            <m:ctrlPr>
+              <w:rPr>
+                <w:rFonts w:ascii="Cambria Math" w:hAnsi="Cambria Math"/>
+                <w:i/>
+              </w:rPr>
+            </m:ctrlPr>
+          </m:dPr>
+          <m:e>
+            <m:r>
+              <w:rPr>
+                <w:rFonts w:ascii="Cambria Math" w:hAnsi="Cambria Math"/>
+              </w:rPr>
+              <m:t>x</m:t>
+            </m:r>
+          </m:e>
+        </m:d>
         <m:r>
           <w:rPr>
             <w:rFonts w:ascii="Cambria Math" w:hAnsi="Cambria Math"/>
@@ -5338,13 +5486,7 @@
               <w:rPr>
                 <w:rFonts w:ascii="Cambria Math" w:hAnsi="Cambria Math"/>
               </w:rPr>
-              <m:t>n</m:t>
-            </m:r>
-            <m:r>
-              <w:rPr>
-                <w:rFonts w:ascii="Cambria Math" w:hAnsi="Cambria Math"/>
-              </w:rPr>
-              <m:t xml:space="preserve"> + 1</m:t>
+              <m:t>n + 1</m:t>
             </m:r>
           </m:sub>
         </m:sSub>
@@ -5391,19 +5533,7 @@
           <w:rPr>
             <w:rFonts w:ascii="Cambria Math" w:hAnsi="Cambria Math"/>
           </w:rPr>
-          <m:t>​-</m:t>
-        </m:r>
-        <m:r>
-          <w:rPr>
-            <w:rFonts w:ascii="Cambria Math" w:hAnsi="Cambria Math"/>
-          </w:rPr>
-          <m:t>cf</m:t>
-        </m:r>
-        <m:r>
-          <w:rPr>
-            <w:rFonts w:ascii="Cambria Math" w:hAnsi="Cambria Math"/>
-          </w:rPr>
-          <m:t>(</m:t>
+          <m:t>​-cf(</m:t>
         </m:r>
         <m:sSub>
           <m:sSubPr>
@@ -5512,49 +5642,7 @@
           <w:rPr>
             <w:rFonts w:ascii="Cambria Math" w:hAnsi="Cambria Math"/>
           </w:rPr>
-          <m:t>φ</m:t>
-        </m:r>
-        <m:r>
-          <w:rPr>
-            <w:rFonts w:ascii="Cambria Math" w:hAnsi="Cambria Math"/>
-          </w:rPr>
-          <m:t>'(</m:t>
-        </m:r>
-        <m:r>
-          <w:rPr>
-            <w:rFonts w:ascii="Cambria Math" w:hAnsi="Cambria Math"/>
-          </w:rPr>
-          <m:t>x</m:t>
-        </m:r>
-        <m:r>
-          <w:rPr>
-            <w:rFonts w:ascii="Cambria Math" w:hAnsi="Cambria Math"/>
-          </w:rPr>
-          <m:t>)=1-</m:t>
-        </m:r>
-        <m:r>
-          <w:rPr>
-            <w:rFonts w:ascii="Cambria Math" w:hAnsi="Cambria Math"/>
-          </w:rPr>
-          <m:t>cf</m:t>
-        </m:r>
-        <m:r>
-          <w:rPr>
-            <w:rFonts w:ascii="Cambria Math" w:hAnsi="Cambria Math"/>
-          </w:rPr>
-          <m:t>'(</m:t>
-        </m:r>
-        <m:r>
-          <w:rPr>
-            <w:rFonts w:ascii="Cambria Math" w:hAnsi="Cambria Math"/>
-          </w:rPr>
-          <m:t>x</m:t>
-        </m:r>
-        <m:r>
-          <w:rPr>
-            <w:rFonts w:ascii="Cambria Math" w:hAnsi="Cambria Math"/>
-          </w:rPr>
-          <m:t>)</m:t>
+          <m:t>φ'(x)=1-cf'(x)</m:t>
         </m:r>
       </m:oMath>
       <w:r>
@@ -5581,31 +5669,7 @@
           <w:rPr>
             <w:rFonts w:ascii="Cambria Math" w:hAnsi="Cambria Math"/>
           </w:rPr>
-          <m:t>∣1-</m:t>
-        </m:r>
-        <m:r>
-          <w:rPr>
-            <w:rFonts w:ascii="Cambria Math" w:hAnsi="Cambria Math"/>
-          </w:rPr>
-          <m:t>cf</m:t>
-        </m:r>
-        <m:r>
-          <w:rPr>
-            <w:rFonts w:ascii="Cambria Math" w:hAnsi="Cambria Math"/>
-          </w:rPr>
-          <m:t>'(</m:t>
-        </m:r>
-        <m:r>
-          <w:rPr>
-            <w:rFonts w:ascii="Cambria Math" w:hAnsi="Cambria Math"/>
-          </w:rPr>
-          <m:t>x</m:t>
-        </m:r>
-        <m:r>
-          <w:rPr>
-            <w:rFonts w:ascii="Cambria Math" w:hAnsi="Cambria Math"/>
-          </w:rPr>
-          <m:t>)∣&lt;1</m:t>
+          <m:t>∣1-cf'(x)∣&lt;1</m:t>
         </m:r>
       </m:oMath>
       <w:r>
@@ -5642,13 +5706,7 @@
           <w:rPr>
             <w:rFonts w:ascii="Cambria Math" w:hAnsi="Cambria Math"/>
           </w:rPr>
-          <m:t>-1&lt;1-cf'(x)&lt;1⟹</m:t>
-        </m:r>
-        <m:r>
-          <w:rPr>
-            <w:rFonts w:ascii="Cambria Math" w:hAnsi="Cambria Math"/>
-          </w:rPr>
-          <m:t xml:space="preserve"> </m:t>
+          <m:t xml:space="preserve">-1&lt;1-cf'(x)&lt;1⟹ </m:t>
         </m:r>
         <m:d>
           <m:dPr>
@@ -5686,13 +5744,7 @@
                   <w:rPr>
                     <w:rFonts w:ascii="Cambria Math" w:hAnsi="Cambria Math"/>
                   </w:rPr>
-                  <m:t>cf'(x)</m:t>
-                </m:r>
-                <m:r>
-                  <w:rPr>
-                    <w:rFonts w:ascii="Cambria Math" w:hAnsi="Cambria Math"/>
-                  </w:rPr>
-                  <m:t xml:space="preserve"> &lt; 2.</m:t>
+                  <m:t>cf'(x) &lt; 2.</m:t>
                 </m:r>
               </m:e>
             </m:eqArr>
@@ -5725,67 +5777,7 @@
           <w:rPr>
             <w:rFonts w:ascii="Cambria Math" w:hAnsi="Cambria Math"/>
           </w:rPr>
-          <m:t>m</m:t>
-        </m:r>
-        <m:r>
-          <w:rPr>
-            <w:rFonts w:ascii="Cambria Math" w:hAnsi="Cambria Math"/>
-          </w:rPr>
-          <m:t>=</m:t>
-        </m:r>
-        <m:r>
-          <w:rPr>
-            <w:rFonts w:ascii="Cambria Math" w:hAnsi="Cambria Math"/>
-          </w:rPr>
-          <m:t>x</m:t>
-        </m:r>
-        <m:r>
-          <w:rPr>
-            <w:rFonts w:ascii="Cambria Math" w:hAnsi="Cambria Math"/>
-          </w:rPr>
-          <m:t>∈min</m:t>
-        </m:r>
-        <m:r>
-          <w:rPr>
-            <w:rFonts w:ascii="Cambria Math" w:hAnsi="Cambria Math"/>
-          </w:rPr>
-          <m:t>(</m:t>
-        </m:r>
-        <m:r>
-          <w:rPr>
-            <w:rFonts w:ascii="Cambria Math" w:hAnsi="Cambria Math"/>
-          </w:rPr>
-          <m:t>​</m:t>
-        </m:r>
-        <m:r>
-          <w:rPr>
-            <w:rFonts w:ascii="Cambria Math" w:hAnsi="Cambria Math"/>
-          </w:rPr>
-          <m:t>f</m:t>
-        </m:r>
-        <m:r>
-          <w:rPr>
-            <w:rFonts w:ascii="Cambria Math" w:hAnsi="Cambria Math"/>
-          </w:rPr>
-          <m:t>'(</m:t>
-        </m:r>
-        <m:r>
-          <w:rPr>
-            <w:rFonts w:ascii="Cambria Math" w:hAnsi="Cambria Math"/>
-          </w:rPr>
-          <m:t>x</m:t>
-        </m:r>
-        <m:r>
-          <w:rPr>
-            <w:rFonts w:ascii="Cambria Math" w:hAnsi="Cambria Math"/>
-          </w:rPr>
-          <m:t>)</m:t>
-        </m:r>
-        <m:r>
-          <w:rPr>
-            <w:rFonts w:ascii="Cambria Math" w:hAnsi="Cambria Math"/>
-          </w:rPr>
-          <m:t>)</m:t>
+          <m:t>m=x∈min(​f'(x))</m:t>
         </m:r>
       </m:oMath>
       <w:r>
@@ -5820,74 +5812,11 @@
           <w:rPr>
             <w:rFonts w:ascii="Cambria Math" w:hAnsi="Cambria Math"/>
           </w:rPr>
-          <m:t>M</m:t>
-        </m:r>
-        <m:r>
-          <w:rPr>
-            <w:rFonts w:ascii="Cambria Math" w:hAnsi="Cambria Math"/>
-          </w:rPr>
-          <m:t>=</m:t>
-        </m:r>
-        <m:r>
-          <w:rPr>
-            <w:rFonts w:ascii="Cambria Math" w:hAnsi="Cambria Math"/>
-          </w:rPr>
-          <m:t>x</m:t>
-        </m:r>
-        <m:r>
-          <w:rPr>
-            <w:rFonts w:ascii="Cambria Math" w:hAnsi="Cambria Math"/>
-          </w:rPr>
-          <m:t>∈min</m:t>
-        </m:r>
-        <m:r>
-          <w:rPr>
-            <w:rFonts w:ascii="Cambria Math" w:hAnsi="Cambria Math"/>
-          </w:rPr>
-          <m:t>(</m:t>
-        </m:r>
-        <m:r>
-          <w:rPr>
-            <w:rFonts w:ascii="Cambria Math" w:hAnsi="Cambria Math"/>
-          </w:rPr>
-          <m:t>​</m:t>
-        </m:r>
-        <m:r>
-          <w:rPr>
-            <w:rFonts w:ascii="Cambria Math" w:hAnsi="Cambria Math"/>
-          </w:rPr>
-          <m:t>f</m:t>
-        </m:r>
-        <m:r>
-          <w:rPr>
-            <w:rFonts w:ascii="Cambria Math" w:hAnsi="Cambria Math"/>
-          </w:rPr>
-          <m:t>'(</m:t>
-        </m:r>
-        <m:r>
-          <w:rPr>
-            <w:rFonts w:ascii="Cambria Math" w:hAnsi="Cambria Math"/>
-          </w:rPr>
-          <m:t>x</m:t>
-        </m:r>
-        <m:r>
-          <w:rPr>
-            <w:rFonts w:ascii="Cambria Math" w:hAnsi="Cambria Math"/>
-          </w:rPr>
-          <m:t>)</m:t>
-        </m:r>
-        <m:r>
-          <w:rPr>
-            <w:rFonts w:ascii="Cambria Math" w:hAnsi="Cambria Math"/>
-          </w:rPr>
-          <m:t>)</m:t>
-        </m:r>
-      </m:oMath>
-      <w:r>
-        <w:t xml:space="preserve"> </w:t>
-      </w:r>
-      <w:r>
-        <w:t xml:space="preserve">на отрезке </w:t>
+          <m:t>M=x∈min(​f'(x))</m:t>
+        </m:r>
+      </m:oMath>
+      <w:r>
+        <w:t xml:space="preserve"> на отрезке </w:t>
       </w:r>
       <m:oMath>
         <m:d>
@@ -5935,13 +5864,7 @@
           <w:rPr>
             <w:rFonts w:ascii="Cambria Math" w:hAnsi="Cambria Math"/>
           </w:rPr>
-          <m:t>c</m:t>
-        </m:r>
-        <m:r>
-          <w:rPr>
-            <w:rFonts w:ascii="Cambria Math" w:hAnsi="Cambria Math"/>
-          </w:rPr>
-          <m:t xml:space="preserve"> = </m:t>
+          <m:t xml:space="preserve">c = </m:t>
         </m:r>
         <m:f>
           <m:fPr>
@@ -6017,10 +5940,7 @@
         </m:r>
       </m:oMath>
       <w:r>
-        <w:t> достигается на концах отрезка и равно</w:t>
-      </w:r>
-      <w:r>
-        <w:t xml:space="preserve"> </w:t>
+        <w:t xml:space="preserve"> достигается на концах отрезка и равно </w:t>
       </w:r>
       <m:oMath>
         <m:f>
@@ -6037,19 +5957,7 @@
               <w:rPr>
                 <w:rFonts w:ascii="Cambria Math" w:hAnsi="Cambria Math"/>
               </w:rPr>
-              <m:t>M</m:t>
-            </m:r>
-            <m:r>
-              <w:rPr>
-                <w:rFonts w:ascii="Cambria Math" w:hAnsi="Cambria Math"/>
-              </w:rPr>
-              <m:t>-</m:t>
-            </m:r>
-            <m:r>
-              <w:rPr>
-                <w:rFonts w:ascii="Cambria Math" w:hAnsi="Cambria Math"/>
-              </w:rPr>
-              <m:t>m</m:t>
+              <m:t>M-m</m:t>
             </m:r>
           </m:num>
           <m:den>
@@ -6057,19 +5965,7 @@
               <w:rPr>
                 <w:rFonts w:ascii="Cambria Math" w:hAnsi="Cambria Math"/>
               </w:rPr>
-              <m:t>M</m:t>
-            </m:r>
-            <m:r>
-              <w:rPr>
-                <w:rFonts w:ascii="Cambria Math" w:hAnsi="Cambria Math"/>
-              </w:rPr>
-              <m:t>+</m:t>
-            </m:r>
-            <m:r>
-              <w:rPr>
-                <w:rFonts w:ascii="Cambria Math" w:hAnsi="Cambria Math"/>
-              </w:rPr>
-              <m:t>m</m:t>
+              <m:t>M+m</m:t>
             </m:r>
           </m:den>
         </m:f>
@@ -6174,31 +6070,7 @@
           <w:rPr>
             <w:rFonts w:ascii="Cambria Math" w:hAnsi="Cambria Math"/>
           </w:rPr>
-          <m:t>f</m:t>
-        </m:r>
-        <m:r>
-          <w:rPr>
-            <w:rFonts w:ascii="Cambria Math" w:hAnsi="Cambria Math"/>
-          </w:rPr>
-          <m:t>'(</m:t>
-        </m:r>
-        <m:r>
-          <w:rPr>
-            <w:rFonts w:ascii="Cambria Math" w:hAnsi="Cambria Math"/>
-          </w:rPr>
-          <m:t>2,7</m:t>
-        </m:r>
-        <m:r>
-          <w:rPr>
-            <w:rFonts w:ascii="Cambria Math" w:hAnsi="Cambria Math"/>
-          </w:rPr>
-          <m:t>)</m:t>
-        </m:r>
-        <m:r>
-          <w:rPr>
-            <w:rFonts w:ascii="Cambria Math" w:hAnsi="Cambria Math"/>
-          </w:rPr>
-          <m:t xml:space="preserve"> = </m:t>
+          <m:t xml:space="preserve">f'(2,7) = </m:t>
         </m:r>
         <m:f>
           <m:fPr>
@@ -6259,14 +6131,7 @@
             <w:rFonts w:ascii="Cambria Math" w:hAnsi="Cambria Math"/>
             <w:lang w:eastAsia="ru-RU" w:bidi="ar-SA"/>
           </w:rPr>
-          <m:t>+2</m:t>
-        </m:r>
-        <m:r>
-          <w:rPr>
-            <w:rFonts w:ascii="Cambria Math" w:hAnsi="Cambria Math"/>
-            <w:lang w:eastAsia="ru-RU" w:bidi="ar-SA"/>
-          </w:rPr>
-          <m:t>∙</m:t>
+          <m:t>+2∙</m:t>
         </m:r>
         <m:r>
           <w:rPr>
@@ -6336,14 +6201,7 @@
             <w:rFonts w:ascii="Cambria Math" w:hAnsi="Cambria Math"/>
             <w:lang w:eastAsia="ru-RU" w:bidi="ar-SA"/>
           </w:rPr>
-          <m:t xml:space="preserve"> = </m:t>
-        </m:r>
-        <m:r>
-          <w:rPr>
-            <w:rFonts w:ascii="Cambria Math" w:hAnsi="Cambria Math"/>
-            <w:lang w:eastAsia="ru-RU" w:bidi="ar-SA"/>
-          </w:rPr>
-          <m:t>0.3765</m:t>
+          <m:t xml:space="preserve"> = 0.3765</m:t>
         </m:r>
       </m:oMath>
       <w:r>
@@ -6365,37 +6223,7 @@
           <w:rPr>
             <w:rFonts w:ascii="Cambria Math" w:hAnsi="Cambria Math"/>
           </w:rPr>
-          <m:t>f</m:t>
-        </m:r>
-        <m:r>
-          <w:rPr>
-            <w:rFonts w:ascii="Cambria Math" w:hAnsi="Cambria Math"/>
-          </w:rPr>
-          <m:t>'(</m:t>
-        </m:r>
-        <m:r>
-          <w:rPr>
-            <w:rFonts w:ascii="Cambria Math" w:hAnsi="Cambria Math"/>
-          </w:rPr>
-          <m:t>2,</m:t>
-        </m:r>
-        <m:r>
-          <w:rPr>
-            <w:rFonts w:ascii="Cambria Math" w:hAnsi="Cambria Math"/>
-          </w:rPr>
-          <m:t>8</m:t>
-        </m:r>
-        <m:r>
-          <w:rPr>
-            <w:rFonts w:ascii="Cambria Math" w:hAnsi="Cambria Math"/>
-          </w:rPr>
-          <m:t>)</m:t>
-        </m:r>
-        <m:r>
-          <w:rPr>
-            <w:rFonts w:ascii="Cambria Math" w:hAnsi="Cambria Math"/>
-          </w:rPr>
-          <m:t xml:space="preserve"> = </m:t>
+          <m:t xml:space="preserve">f'(2,8) = </m:t>
         </m:r>
         <m:f>
           <m:fPr>
@@ -6421,13 +6249,7 @@
               <w:rPr>
                 <w:rFonts w:ascii="Cambria Math" w:hAnsi="Cambria Math"/>
               </w:rPr>
-              <m:t>2,</m:t>
-            </m:r>
-            <m:r>
-              <w:rPr>
-                <w:rFonts w:ascii="Cambria Math" w:hAnsi="Cambria Math"/>
-              </w:rPr>
-              <m:t>8</m:t>
+              <m:t>2,8</m:t>
             </m:r>
             <m:r>
               <w:rPr>
@@ -6451,13 +6273,7 @@
                   <w:rPr>
                     <w:rFonts w:ascii="Cambria Math" w:hAnsi="Cambria Math"/>
                   </w:rPr>
-                  <m:t>2,</m:t>
-                </m:r>
-                <m:r>
-                  <w:rPr>
-                    <w:rFonts w:ascii="Cambria Math" w:hAnsi="Cambria Math"/>
-                  </w:rPr>
-                  <m:t>8</m:t>
+                  <m:t>2,8</m:t>
                 </m:r>
               </m:e>
             </m:d>
@@ -6474,13 +6290,7 @@
           <w:rPr>
             <w:rFonts w:ascii="Cambria Math" w:hAnsi="Cambria Math"/>
           </w:rPr>
-          <m:t>2,</m:t>
-        </m:r>
-        <m:r>
-          <w:rPr>
-            <w:rFonts w:ascii="Cambria Math" w:hAnsi="Cambria Math"/>
-          </w:rPr>
-          <m:t>8</m:t>
+          <m:t>2,8</m:t>
         </m:r>
         <m:sSup>
           <m:sSupPr>
@@ -6524,13 +6334,7 @@
                   <w:rPr>
                     <w:rFonts w:ascii="Cambria Math" w:hAnsi="Cambria Math"/>
                   </w:rPr>
-                  <m:t>2,</m:t>
-                </m:r>
-                <m:r>
-                  <w:rPr>
-                    <w:rFonts w:ascii="Cambria Math" w:hAnsi="Cambria Math"/>
-                  </w:rPr>
-                  <m:t>8</m:t>
+                  <m:t>2,8</m:t>
                 </m:r>
               </m:e>
               <m:sup>
@@ -6550,14 +6354,7 @@
             <w:rFonts w:ascii="Cambria Math" w:hAnsi="Cambria Math"/>
             <w:lang w:eastAsia="ru-RU" w:bidi="ar-SA"/>
           </w:rPr>
-          <m:t xml:space="preserve"> = </m:t>
-        </m:r>
-        <m:r>
-          <w:rPr>
-            <w:rFonts w:ascii="Cambria Math" w:hAnsi="Cambria Math"/>
-            <w:lang w:eastAsia="ru-RU" w:bidi="ar-SA"/>
-          </w:rPr>
-          <m:t>0.3491</m:t>
+          <m:t xml:space="preserve"> = 0.3491</m:t>
         </m:r>
       </m:oMath>
       <w:r>
@@ -6569,11 +6366,6 @@
       </w:r>
     </w:p>
     <w:p>
-      <w:pPr>
-        <w:rPr>
-          <w:lang w:val="en-US"/>
-        </w:rPr>
-      </w:pPr>
       <w:r>
         <w:t xml:space="preserve">Рассчитаем </w:t>
       </w:r>
@@ -6586,9 +6378,6 @@
         </m:r>
       </m:oMath>
       <w:r>
-        <w:rPr>
-          <w:lang w:val="en-US"/>
-        </w:rPr>
         <w:t>:</w:t>
       </w:r>
     </w:p>
@@ -6598,19 +6387,7 @@
           <w:rPr>
             <w:rFonts w:ascii="Cambria Math" w:hAnsi="Cambria Math"/>
           </w:rPr>
-          <m:t>c</m:t>
-        </m:r>
-        <m:r>
-          <w:rPr>
-            <w:rFonts w:ascii="Cambria Math" w:hAnsi="Cambria Math"/>
-          </w:rPr>
-          <m:t>=</m:t>
-        </m:r>
-        <m:r>
-          <w:rPr>
-            <w:rFonts w:ascii="Cambria Math" w:hAnsi="Cambria Math"/>
-          </w:rPr>
-          <m:t xml:space="preserve"> </m:t>
+          <m:t xml:space="preserve">c= </m:t>
         </m:r>
         <m:f>
           <m:fPr>
@@ -6642,19 +6419,7 @@
           <w:rPr>
             <w:rFonts w:ascii="Cambria Math" w:hAnsi="Cambria Math"/>
           </w:rPr>
-          <m:t>​=0.7262​</m:t>
-        </m:r>
-        <m:r>
-          <w:rPr>
-            <w:rFonts w:ascii="Cambria Math" w:hAnsi="Cambria Math"/>
-          </w:rPr>
-          <m:t xml:space="preserve"> = </m:t>
-        </m:r>
-        <m:r>
-          <w:rPr>
-            <w:rFonts w:ascii="Cambria Math" w:hAnsi="Cambria Math"/>
-          </w:rPr>
-          <m:t>2.754</m:t>
+          <m:t>​=0.7262​ = 2.754</m:t>
         </m:r>
       </m:oMath>
       <w:r>
@@ -6703,19 +6468,7 @@
           <w:rPr>
             <w:rFonts w:ascii="Cambria Math" w:hAnsi="Cambria Math"/>
           </w:rPr>
-          <m:t>​=</m:t>
-        </m:r>
-        <m:r>
-          <w:rPr>
-            <w:rFonts w:ascii="Cambria Math" w:hAnsi="Cambria Math"/>
-          </w:rPr>
-          <m:t>x</m:t>
-        </m:r>
-        <m:r>
-          <w:rPr>
-            <w:rFonts w:ascii="Cambria Math" w:hAnsi="Cambria Math"/>
-          </w:rPr>
-          <m:t>​-2.754</m:t>
+          <m:t>​=x​-2.754</m:t>
         </m:r>
         <m:d>
           <m:dPr>
@@ -6897,13 +6650,7 @@
           <w:rPr>
             <w:rFonts w:ascii="Cambria Math" w:hAnsi="Cambria Math"/>
           </w:rPr>
-          <m:t>=</m:t>
-        </m:r>
-        <m:r>
-          <w:rPr>
-            <w:rFonts w:ascii="Cambria Math" w:hAnsi="Cambria Math"/>
-          </w:rPr>
-          <m:t>1-</m:t>
+          <m:t>=1-</m:t>
         </m:r>
         <m:f>
           <m:fPr>
@@ -7257,6 +7004,7 @@
       <w:r>
         <w:rPr>
           <w:iCs/>
+          <w:noProof/>
         </w:rPr>
         <w:drawing>
           <wp:inline distT="0" distB="0" distL="0" distR="0" wp14:anchorId="37D934B3" wp14:editId="0A9FF0AB">
@@ -7274,7 +7022,7 @@
                     <pic:cNvPicPr/>
                   </pic:nvPicPr>
                   <pic:blipFill rotWithShape="1">
-                    <a:blip r:embed="rId10"/>
+                    <a:blip r:embed="rId12"/>
                     <a:srcRect l="6975"/>
                     <a:stretch/>
                   </pic:blipFill>
@@ -7371,11 +7119,6 @@
       </m:oMath>
     </w:p>
     <w:p>
-      <w:pPr>
-        <w:rPr>
-          <w:lang w:val="en-US"/>
-        </w:rPr>
-      </w:pPr>
       <m:oMath>
         <m:sSup>
           <m:sSupPr>
@@ -7495,13 +7238,7 @@
           <w:rPr>
             <w:rFonts w:ascii="Cambria Math" w:hAnsi="Cambria Math"/>
           </w:rPr>
-          <m:t>&lt;0.04&lt;</m:t>
-        </m:r>
-        <m:r>
-          <w:rPr>
-            <w:rFonts w:ascii="Cambria Math" w:hAnsi="Cambria Math"/>
-          </w:rPr>
-          <m:t>1</m:t>
+          <m:t>&lt;0.04&lt;1</m:t>
         </m:r>
       </m:oMath>
       <w:r>
@@ -7584,13 +7321,7 @@
           <w:rPr>
             <w:rFonts w:ascii="Cambria Math" w:hAnsi="Cambria Math"/>
           </w:rPr>
-          <m:t xml:space="preserve"> = </m:t>
-        </m:r>
-        <m:r>
-          <w:rPr>
-            <w:rFonts w:ascii="Cambria Math" w:hAnsi="Cambria Math"/>
-          </w:rPr>
-          <m:t>-0,037</m:t>
+          <m:t xml:space="preserve"> = -0,037</m:t>
         </m:r>
       </m:oMath>
       <w:r>
@@ -7647,13 +7378,7 @@
               <w:rPr>
                 <w:rFonts w:ascii="Cambria Math" w:hAnsi="Cambria Math"/>
               </w:rPr>
-              <m:t>2,</m:t>
-            </m:r>
-            <m:r>
-              <w:rPr>
-                <w:rFonts w:ascii="Cambria Math" w:hAnsi="Cambria Math"/>
-              </w:rPr>
-              <m:t>8</m:t>
+              <m:t>2,8</m:t>
             </m:r>
           </m:e>
         </m:d>
@@ -7661,13 +7386,7 @@
           <w:rPr>
             <w:rFonts w:ascii="Cambria Math" w:hAnsi="Cambria Math"/>
           </w:rPr>
-          <m:t xml:space="preserve"> = 0,03</m:t>
-        </m:r>
-        <m:r>
-          <w:rPr>
-            <w:rFonts w:ascii="Cambria Math" w:hAnsi="Cambria Math"/>
-          </w:rPr>
-          <m:t>8</m:t>
+          <m:t xml:space="preserve"> = 0,038</m:t>
         </m:r>
       </m:oMath>
       <w:r>
@@ -9122,6 +8841,7 @@
         </w:rPr>
         <w:t xml:space="preserve"> </w:t>
       </w:r>
+      <w:proofErr w:type="gramStart"/>
       <w:r>
         <w:rPr>
           <w:b/>
@@ -9138,6 +8858,7 @@
         </w:rPr>
         <w:t>(</w:t>
       </w:r>
+      <w:proofErr w:type="gramEnd"/>
       <w:r>
         <w:rPr>
           <w:b/>
@@ -9303,515 +9024,120 @@
           <w:lang w:eastAsia="ru-RU" w:bidi="ar-SA"/>
         </w:rPr>
       </w:pPr>
-      <w:proofErr w:type="spellStart"/>
+      <w:proofErr w:type="gramStart"/>
       <w:r>
         <w:rPr>
           <w:b/>
           <w:bCs/>
           <w:lang w:eastAsia="ru-RU" w:bidi="ar-SA"/>
         </w:rPr>
-        <w:t>Round</w:t>
-      </w:r>
-      <w:proofErr w:type="spellEnd"/>
+        <w:lastRenderedPageBreak/>
+        <w:t>Round(</w:t>
+      </w:r>
+      <w:proofErr w:type="gramEnd"/>
       <w:r>
         <w:rPr>
           <w:b/>
           <w:bCs/>
           <w:lang w:eastAsia="ru-RU" w:bidi="ar-SA"/>
         </w:rPr>
-        <w:t>(</w:t>
-      </w:r>
-      <w:proofErr w:type="spellStart"/>
+        <w:t>double val, double delta)</w:t>
+      </w:r>
+      <w:r>
+        <w:rPr>
+          <w:lang w:eastAsia="ru-RU" w:bidi="ar-SA"/>
+        </w:rPr>
+        <w:t xml:space="preserve"> выполняет округление числа val с заданной точностью delta. Если delta неположительна, функция возвращает исходное значение без изменений.</w:t>
+      </w:r>
+    </w:p>
+    <w:p>
+      <w:pPr>
+        <w:rPr>
+          <w:lang w:eastAsia="ru-RU" w:bidi="ar-SA"/>
+        </w:rPr>
+      </w:pPr>
+      <w:proofErr w:type="gramStart"/>
       <w:r>
         <w:rPr>
           <w:b/>
           <w:bCs/>
           <w:lang w:eastAsia="ru-RU" w:bidi="ar-SA"/>
         </w:rPr>
-        <w:t>double</w:t>
-      </w:r>
-      <w:proofErr w:type="spellEnd"/>
+        <w:t>BISECT(</w:t>
+      </w:r>
+      <w:proofErr w:type="gramEnd"/>
       <w:r>
         <w:rPr>
           <w:b/>
           <w:bCs/>
           <w:lang w:eastAsia="ru-RU" w:bidi="ar-SA"/>
         </w:rPr>
-        <w:t xml:space="preserve"> </w:t>
-      </w:r>
-      <w:proofErr w:type="spellStart"/>
+        <w:t>double a, double b, double eps, int &amp;iter)</w:t>
+      </w:r>
+      <w:r>
+        <w:rPr>
+          <w:lang w:eastAsia="ru-RU" w:bidi="ar-SA"/>
+        </w:rPr>
+        <w:t xml:space="preserve"> реализует классический метод бисекции (половинного деления) для поиска корня уравнения на интервале [a, b]. Алгоритм проверяет наличие корня по знакам функции на концах интервала, после чего итерационно делит отрезок пополам до достижения требуемой точности eps. Функция возвращает найденное значение корня и через ссылочный параметр iter передает количество выполненных итераций.</w:t>
+      </w:r>
+    </w:p>
+    <w:p>
+      <w:pPr>
+        <w:rPr>
+          <w:lang w:eastAsia="ru-RU" w:bidi="ar-SA"/>
+        </w:rPr>
+      </w:pPr>
       <w:r>
         <w:rPr>
           <w:b/>
           <w:bCs/>
           <w:lang w:eastAsia="ru-RU" w:bidi="ar-SA"/>
         </w:rPr>
-        <w:t>val</w:t>
-      </w:r>
-      <w:proofErr w:type="spellEnd"/>
+        <w:t>BISECT_</w:t>
+      </w:r>
+      <w:proofErr w:type="gramStart"/>
       <w:r>
         <w:rPr>
           <w:b/>
           <w:bCs/>
           <w:lang w:eastAsia="ru-RU" w:bidi="ar-SA"/>
         </w:rPr>
-        <w:t xml:space="preserve">, </w:t>
-      </w:r>
-      <w:proofErr w:type="spellStart"/>
+        <w:t>ROUND(</w:t>
+      </w:r>
+      <w:proofErr w:type="gramEnd"/>
       <w:r>
         <w:rPr>
           <w:b/>
           <w:bCs/>
           <w:lang w:eastAsia="ru-RU" w:bidi="ar-SA"/>
         </w:rPr>
-        <w:t>double</w:t>
-      </w:r>
-      <w:proofErr w:type="spellEnd"/>
-      <w:r>
-        <w:rPr>
-          <w:b/>
-          <w:bCs/>
+        <w:t>double a, double b, double eps, double delta, int &amp;iter)</w:t>
+      </w:r>
+      <w:r>
+        <w:rPr>
           <w:lang w:eastAsia="ru-RU" w:bidi="ar-SA"/>
         </w:rPr>
-        <w:t xml:space="preserve"> </w:t>
-      </w:r>
-      <w:proofErr w:type="spellStart"/>
-      <w:r>
-        <w:rPr>
-          <w:b/>
-          <w:bCs/>
+        <w:t xml:space="preserve"> представляет модифицированную версию метода бисекции, учитывающую влияние ошибок округления. В этой функции значения функции на каждом шаге предварительно округляются с точностью delta, что позволяет исследовать чувствительность метода к погрешностям вычислений.</w:t>
+      </w:r>
+    </w:p>
+    <w:p>
+      <w:pPr>
+        <w:rPr>
           <w:lang w:eastAsia="ru-RU" w:bidi="ar-SA"/>
         </w:rPr>
-        <w:t>delta</w:t>
-      </w:r>
-      <w:proofErr w:type="spellEnd"/>
-      <w:r>
-        <w:rPr>
-          <w:b/>
-          <w:bCs/>
+      </w:pPr>
+      <w:r>
+        <w:rPr>
           <w:lang w:eastAsia="ru-RU" w:bidi="ar-SA"/>
         </w:rPr>
-        <w:t>)</w:t>
+        <w:t xml:space="preserve">Был построен график зависимости между </w:t>
       </w:r>
       <w:r>
         <w:rPr>
           <w:lang w:eastAsia="ru-RU" w:bidi="ar-SA"/>
         </w:rPr>
-        <w:t xml:space="preserve"> выполняет округление числа </w:t>
-      </w:r>
-      <w:proofErr w:type="spellStart"/>
-      <w:r>
-        <w:rPr>
-          <w:lang w:eastAsia="ru-RU" w:bidi="ar-SA"/>
-        </w:rPr>
-        <w:t>val</w:t>
-      </w:r>
-      <w:proofErr w:type="spellEnd"/>
-      <w:r>
-        <w:rPr>
-          <w:lang w:eastAsia="ru-RU" w:bidi="ar-SA"/>
-        </w:rPr>
-        <w:t xml:space="preserve"> с заданной точностью </w:t>
-      </w:r>
-      <w:proofErr w:type="spellStart"/>
-      <w:r>
-        <w:rPr>
-          <w:lang w:eastAsia="ru-RU" w:bidi="ar-SA"/>
-        </w:rPr>
-        <w:t>delta</w:t>
-      </w:r>
-      <w:proofErr w:type="spellEnd"/>
-      <w:r>
-        <w:rPr>
-          <w:lang w:eastAsia="ru-RU" w:bidi="ar-SA"/>
-        </w:rPr>
-        <w:t xml:space="preserve">. Если </w:t>
-      </w:r>
-      <w:proofErr w:type="spellStart"/>
-      <w:r>
-        <w:rPr>
-          <w:lang w:eastAsia="ru-RU" w:bidi="ar-SA"/>
-        </w:rPr>
-        <w:t>delta</w:t>
-      </w:r>
-      <w:proofErr w:type="spellEnd"/>
-      <w:r>
-        <w:rPr>
-          <w:lang w:eastAsia="ru-RU" w:bidi="ar-SA"/>
-        </w:rPr>
-        <w:t xml:space="preserve"> </w:t>
-      </w:r>
-      <w:proofErr w:type="spellStart"/>
-      <w:r>
-        <w:rPr>
-          <w:lang w:eastAsia="ru-RU" w:bidi="ar-SA"/>
-        </w:rPr>
-        <w:t>неположительна</w:t>
-      </w:r>
-      <w:proofErr w:type="spellEnd"/>
-      <w:r>
-        <w:rPr>
-          <w:lang w:eastAsia="ru-RU" w:bidi="ar-SA"/>
-        </w:rPr>
-        <w:t>, функция возвращает исходное значение без изменений.</w:t>
-      </w:r>
-    </w:p>
-    <w:p>
-      <w:pPr>
-        <w:rPr>
-          <w:lang w:eastAsia="ru-RU" w:bidi="ar-SA"/>
-        </w:rPr>
-      </w:pPr>
-      <w:r>
-        <w:rPr>
-          <w:b/>
-          <w:bCs/>
-          <w:lang w:eastAsia="ru-RU" w:bidi="ar-SA"/>
-        </w:rPr>
-        <w:t>BISECT(</w:t>
-      </w:r>
-      <w:proofErr w:type="spellStart"/>
-      <w:r>
-        <w:rPr>
-          <w:b/>
-          <w:bCs/>
-          <w:lang w:eastAsia="ru-RU" w:bidi="ar-SA"/>
-        </w:rPr>
-        <w:t>double</w:t>
-      </w:r>
-      <w:proofErr w:type="spellEnd"/>
-      <w:r>
-        <w:rPr>
-          <w:b/>
-          <w:bCs/>
-          <w:lang w:eastAsia="ru-RU" w:bidi="ar-SA"/>
-        </w:rPr>
-        <w:t xml:space="preserve"> a, </w:t>
-      </w:r>
-      <w:proofErr w:type="spellStart"/>
-      <w:r>
-        <w:rPr>
-          <w:b/>
-          <w:bCs/>
-          <w:lang w:eastAsia="ru-RU" w:bidi="ar-SA"/>
-        </w:rPr>
-        <w:t>double</w:t>
-      </w:r>
-      <w:proofErr w:type="spellEnd"/>
-      <w:r>
-        <w:rPr>
-          <w:b/>
-          <w:bCs/>
-          <w:lang w:eastAsia="ru-RU" w:bidi="ar-SA"/>
-        </w:rPr>
-        <w:t xml:space="preserve"> b, </w:t>
-      </w:r>
-      <w:proofErr w:type="spellStart"/>
-      <w:r>
-        <w:rPr>
-          <w:b/>
-          <w:bCs/>
-          <w:lang w:eastAsia="ru-RU" w:bidi="ar-SA"/>
-        </w:rPr>
-        <w:t>double</w:t>
-      </w:r>
-      <w:proofErr w:type="spellEnd"/>
-      <w:r>
-        <w:rPr>
-          <w:b/>
-          <w:bCs/>
-          <w:lang w:eastAsia="ru-RU" w:bidi="ar-SA"/>
-        </w:rPr>
-        <w:t xml:space="preserve"> </w:t>
-      </w:r>
-      <w:proofErr w:type="spellStart"/>
-      <w:r>
-        <w:rPr>
-          <w:b/>
-          <w:bCs/>
-          <w:lang w:eastAsia="ru-RU" w:bidi="ar-SA"/>
-        </w:rPr>
         <w:t>eps</w:t>
       </w:r>
-      <w:proofErr w:type="spellEnd"/>
-      <w:r>
-        <w:rPr>
-          <w:b/>
-          <w:bCs/>
-          <w:lang w:eastAsia="ru-RU" w:bidi="ar-SA"/>
-        </w:rPr>
-        <w:t xml:space="preserve">, </w:t>
-      </w:r>
-      <w:proofErr w:type="spellStart"/>
-      <w:r>
-        <w:rPr>
-          <w:b/>
-          <w:bCs/>
-          <w:lang w:eastAsia="ru-RU" w:bidi="ar-SA"/>
-        </w:rPr>
-        <w:t>int</w:t>
-      </w:r>
-      <w:proofErr w:type="spellEnd"/>
-      <w:r>
-        <w:rPr>
-          <w:b/>
-          <w:bCs/>
-          <w:lang w:eastAsia="ru-RU" w:bidi="ar-SA"/>
-        </w:rPr>
-        <w:t xml:space="preserve"> &amp;</w:t>
-      </w:r>
-      <w:proofErr w:type="spellStart"/>
-      <w:r>
-        <w:rPr>
-          <w:b/>
-          <w:bCs/>
-          <w:lang w:eastAsia="ru-RU" w:bidi="ar-SA"/>
-        </w:rPr>
-        <w:t>iter</w:t>
-      </w:r>
-      <w:proofErr w:type="spellEnd"/>
-      <w:r>
-        <w:rPr>
-          <w:b/>
-          <w:bCs/>
-          <w:lang w:eastAsia="ru-RU" w:bidi="ar-SA"/>
-        </w:rPr>
-        <w:t>)</w:t>
-      </w:r>
-      <w:r>
-        <w:rPr>
-          <w:lang w:eastAsia="ru-RU" w:bidi="ar-SA"/>
-        </w:rPr>
-        <w:t xml:space="preserve"> реализует классический метод бисекции (половинного деления) для поиска корня уравнения на интервале [a, b]. Алгоритм проверяет наличие корня по знакам функции на концах интервала, после чего итерационно делит отрезок пополам до достижения требуемой точности </w:t>
-      </w:r>
-      <w:proofErr w:type="spellStart"/>
-      <w:r>
-        <w:rPr>
-          <w:lang w:eastAsia="ru-RU" w:bidi="ar-SA"/>
-        </w:rPr>
-        <w:t>eps</w:t>
-      </w:r>
-      <w:proofErr w:type="spellEnd"/>
-      <w:r>
-        <w:rPr>
-          <w:lang w:eastAsia="ru-RU" w:bidi="ar-SA"/>
-        </w:rPr>
-        <w:t xml:space="preserve">. Функция возвращает найденное значение корня и через ссылочный параметр </w:t>
-      </w:r>
-      <w:proofErr w:type="spellStart"/>
-      <w:r>
-        <w:rPr>
-          <w:lang w:eastAsia="ru-RU" w:bidi="ar-SA"/>
-        </w:rPr>
-        <w:t>iter</w:t>
-      </w:r>
-      <w:proofErr w:type="spellEnd"/>
-      <w:r>
-        <w:rPr>
-          <w:lang w:eastAsia="ru-RU" w:bidi="ar-SA"/>
-        </w:rPr>
-        <w:t xml:space="preserve"> передает количество выполненных итераций.</w:t>
-      </w:r>
-    </w:p>
-    <w:p>
-      <w:pPr>
-        <w:rPr>
-          <w:lang w:eastAsia="ru-RU" w:bidi="ar-SA"/>
-        </w:rPr>
-      </w:pPr>
-      <w:r>
-        <w:rPr>
-          <w:b/>
-          <w:bCs/>
-          <w:lang w:eastAsia="ru-RU" w:bidi="ar-SA"/>
-        </w:rPr>
-        <w:t>BISECT_ROUND(</w:t>
-      </w:r>
-      <w:proofErr w:type="spellStart"/>
-      <w:r>
-        <w:rPr>
-          <w:b/>
-          <w:bCs/>
-          <w:lang w:eastAsia="ru-RU" w:bidi="ar-SA"/>
-        </w:rPr>
-        <w:t>double</w:t>
-      </w:r>
-      <w:proofErr w:type="spellEnd"/>
-      <w:r>
-        <w:rPr>
-          <w:b/>
-          <w:bCs/>
-          <w:lang w:eastAsia="ru-RU" w:bidi="ar-SA"/>
-        </w:rPr>
-        <w:t xml:space="preserve"> a, </w:t>
-      </w:r>
-      <w:proofErr w:type="spellStart"/>
-      <w:r>
-        <w:rPr>
-          <w:b/>
-          <w:bCs/>
-          <w:lang w:eastAsia="ru-RU" w:bidi="ar-SA"/>
-        </w:rPr>
-        <w:t>double</w:t>
-      </w:r>
-      <w:proofErr w:type="spellEnd"/>
-      <w:r>
-        <w:rPr>
-          <w:b/>
-          <w:bCs/>
-          <w:lang w:eastAsia="ru-RU" w:bidi="ar-SA"/>
-        </w:rPr>
-        <w:t xml:space="preserve"> b, </w:t>
-      </w:r>
-      <w:proofErr w:type="spellStart"/>
-      <w:r>
-        <w:rPr>
-          <w:b/>
-          <w:bCs/>
-          <w:lang w:eastAsia="ru-RU" w:bidi="ar-SA"/>
-        </w:rPr>
-        <w:t>double</w:t>
-      </w:r>
-      <w:proofErr w:type="spellEnd"/>
-      <w:r>
-        <w:rPr>
-          <w:b/>
-          <w:bCs/>
-          <w:lang w:eastAsia="ru-RU" w:bidi="ar-SA"/>
-        </w:rPr>
-        <w:t xml:space="preserve"> </w:t>
-      </w:r>
-      <w:proofErr w:type="spellStart"/>
-      <w:r>
-        <w:rPr>
-          <w:b/>
-          <w:bCs/>
-          <w:lang w:eastAsia="ru-RU" w:bidi="ar-SA"/>
-        </w:rPr>
-        <w:t>eps</w:t>
-      </w:r>
-      <w:proofErr w:type="spellEnd"/>
-      <w:r>
-        <w:rPr>
-          <w:b/>
-          <w:bCs/>
-          <w:lang w:eastAsia="ru-RU" w:bidi="ar-SA"/>
-        </w:rPr>
-        <w:t xml:space="preserve">, </w:t>
-      </w:r>
-      <w:proofErr w:type="spellStart"/>
-      <w:r>
-        <w:rPr>
-          <w:b/>
-          <w:bCs/>
-          <w:lang w:eastAsia="ru-RU" w:bidi="ar-SA"/>
-        </w:rPr>
-        <w:t>double</w:t>
-      </w:r>
-      <w:proofErr w:type="spellEnd"/>
-      <w:r>
-        <w:rPr>
-          <w:b/>
-          <w:bCs/>
-          <w:lang w:eastAsia="ru-RU" w:bidi="ar-SA"/>
-        </w:rPr>
-        <w:t xml:space="preserve"> </w:t>
-      </w:r>
-      <w:proofErr w:type="spellStart"/>
-      <w:r>
-        <w:rPr>
-          <w:b/>
-          <w:bCs/>
-          <w:lang w:eastAsia="ru-RU" w:bidi="ar-SA"/>
-        </w:rPr>
-        <w:t>delta</w:t>
-      </w:r>
-      <w:proofErr w:type="spellEnd"/>
-      <w:r>
-        <w:rPr>
-          <w:b/>
-          <w:bCs/>
-          <w:lang w:eastAsia="ru-RU" w:bidi="ar-SA"/>
-        </w:rPr>
-        <w:t xml:space="preserve">, </w:t>
-      </w:r>
-      <w:proofErr w:type="spellStart"/>
-      <w:r>
-        <w:rPr>
-          <w:b/>
-          <w:bCs/>
-          <w:lang w:eastAsia="ru-RU" w:bidi="ar-SA"/>
-        </w:rPr>
-        <w:t>int</w:t>
-      </w:r>
-      <w:proofErr w:type="spellEnd"/>
-      <w:r>
-        <w:rPr>
-          <w:b/>
-          <w:bCs/>
-          <w:lang w:eastAsia="ru-RU" w:bidi="ar-SA"/>
-        </w:rPr>
-        <w:t xml:space="preserve"> &amp;</w:t>
-      </w:r>
-      <w:proofErr w:type="spellStart"/>
-      <w:r>
-        <w:rPr>
-          <w:b/>
-          <w:bCs/>
-          <w:lang w:eastAsia="ru-RU" w:bidi="ar-SA"/>
-        </w:rPr>
-        <w:t>iter</w:t>
-      </w:r>
-      <w:proofErr w:type="spellEnd"/>
-      <w:r>
-        <w:rPr>
-          <w:b/>
-          <w:bCs/>
-          <w:lang w:eastAsia="ru-RU" w:bidi="ar-SA"/>
-        </w:rPr>
-        <w:t>)</w:t>
-      </w:r>
-      <w:r>
-        <w:rPr>
-          <w:lang w:eastAsia="ru-RU" w:bidi="ar-SA"/>
-        </w:rPr>
-        <w:t xml:space="preserve"> представляет модифицированную версию метода бисекции, учитывающую влияние ошибок округления. В этой функции значения функции на каждом шаге предварительно округляются с точностью </w:t>
-      </w:r>
-      <w:proofErr w:type="spellStart"/>
-      <w:r>
-        <w:rPr>
-          <w:lang w:eastAsia="ru-RU" w:bidi="ar-SA"/>
-        </w:rPr>
-        <w:t>delta</w:t>
-      </w:r>
-      <w:proofErr w:type="spellEnd"/>
-      <w:r>
-        <w:rPr>
-          <w:lang w:eastAsia="ru-RU" w:bidi="ar-SA"/>
-        </w:rPr>
-        <w:t>, что позволяет исследовать чувствительность метода к погрешностям вычислений.</w:t>
-      </w:r>
-    </w:p>
-    <w:p>
-      <w:pPr>
-        <w:rPr>
-          <w:lang w:eastAsia="ru-RU" w:bidi="ar-SA"/>
-        </w:rPr>
-      </w:pPr>
-      <w:r>
-        <w:rPr>
-          <w:lang w:eastAsia="ru-RU" w:bidi="ar-SA"/>
-        </w:rPr>
-        <w:t xml:space="preserve">Был построен график зависимости между </w:t>
-      </w:r>
-      <w:proofErr w:type="spellStart"/>
-      <w:r>
-        <w:rPr>
-          <w:lang w:eastAsia="ru-RU" w:bidi="ar-SA"/>
-        </w:rPr>
-        <w:t>eps</w:t>
-      </w:r>
-      <w:proofErr w:type="spellEnd"/>
       <w:r>
         <w:rPr>
           <w:lang w:eastAsia="ru-RU" w:bidi="ar-SA"/>
@@ -9854,545 +9180,6 @@
             <wp:extent cx="4267200" cy="3267164"/>
             <wp:effectExtent l="0" t="0" r="0" b="9525"/>
             <wp:docPr id="3" name="Рисунок 3"/>
-            <wp:cNvGraphicFramePr>
-              <a:graphicFrameLocks xmlns:a="http://schemas.openxmlformats.org/drawingml/2006/main" noChangeAspect="1"/>
-            </wp:cNvGraphicFramePr>
-            <a:graphic xmlns:a="http://schemas.openxmlformats.org/drawingml/2006/main">
-              <a:graphicData uri="http://schemas.openxmlformats.org/drawingml/2006/picture">
-                <pic:pic xmlns:pic="http://schemas.openxmlformats.org/drawingml/2006/picture">
-                  <pic:nvPicPr>
-                    <pic:cNvPr id="1" name=""/>
-                    <pic:cNvPicPr/>
-                  </pic:nvPicPr>
-                  <pic:blipFill>
-                    <a:blip r:embed="rId11"/>
-                    <a:stretch>
-                      <a:fillRect/>
-                    </a:stretch>
-                  </pic:blipFill>
-                  <pic:spPr>
-                    <a:xfrm>
-                      <a:off x="0" y="0"/>
-                      <a:ext cx="4272161" cy="3270962"/>
-                    </a:xfrm>
-                    <a:prstGeom prst="rect">
-                      <a:avLst/>
-                    </a:prstGeom>
-                  </pic:spPr>
-                </pic:pic>
-              </a:graphicData>
-            </a:graphic>
-          </wp:inline>
-        </w:drawing>
-      </w:r>
-    </w:p>
-    <w:p>
-      <w:pPr>
-        <w:jc w:val="center"/>
-        <w:rPr>
-          <w:rFonts w:cs="Times New Roman"/>
-          <w:lang w:eastAsia="ru-RU" w:bidi="ar-SA"/>
-        </w:rPr>
-      </w:pPr>
-      <w:r>
-        <w:rPr>
-          <w:rFonts w:cs="Times New Roman"/>
-          <w:lang w:eastAsia="ru-RU" w:bidi="ar-SA"/>
-        </w:rPr>
-        <w:t>Рисунок 2 – график зависимости количества итераций от погрешности</w:t>
-      </w:r>
-    </w:p>
-    <w:p>
-      <w:r>
-        <w:rPr>
-          <w:lang w:eastAsia="ru-RU" w:bidi="ar-SA"/>
-        </w:rPr>
-        <w:t xml:space="preserve">Результаты исследования </w:t>
-      </w:r>
-      <w:r>
-        <w:t>чувствительност</w:t>
-      </w:r>
-      <w:r>
-        <w:t>и</w:t>
-      </w:r>
-      <w:r>
-        <w:t xml:space="preserve"> метода к ошибкам в исходных данных</w:t>
-      </w:r>
-      <w:r>
-        <w:t xml:space="preserve"> показаны на рисунке 3.</w:t>
-      </w:r>
-    </w:p>
-    <w:p>
-      <w:pPr>
-        <w:jc w:val="center"/>
-        <w:rPr>
-          <w:lang w:eastAsia="ru-RU" w:bidi="ar-SA"/>
-        </w:rPr>
-      </w:pPr>
-      <w:r>
-        <w:rPr>
-          <w:noProof/>
-          <w:lang w:eastAsia="ru-RU" w:bidi="ar-SA"/>
-        </w:rPr>
-        <w:drawing>
-          <wp:inline distT="0" distB="0" distL="0" distR="0" wp14:anchorId="3D2EA30C" wp14:editId="53F42D52">
-            <wp:extent cx="3689350" cy="2064023"/>
-            <wp:effectExtent l="0" t="0" r="6350" b="0"/>
-            <wp:docPr id="4" name="Рисунок 4"/>
-            <wp:cNvGraphicFramePr>
-              <a:graphicFrameLocks xmlns:a="http://schemas.openxmlformats.org/drawingml/2006/main" noChangeAspect="1"/>
-            </wp:cNvGraphicFramePr>
-            <a:graphic xmlns:a="http://schemas.openxmlformats.org/drawingml/2006/main">
-              <a:graphicData uri="http://schemas.openxmlformats.org/drawingml/2006/picture">
-                <pic:pic xmlns:pic="http://schemas.openxmlformats.org/drawingml/2006/picture">
-                  <pic:nvPicPr>
-                    <pic:cNvPr id="1" name=""/>
-                    <pic:cNvPicPr/>
-                  </pic:nvPicPr>
-                  <pic:blipFill>
-                    <a:blip r:embed="rId12"/>
-                    <a:stretch>
-                      <a:fillRect/>
-                    </a:stretch>
-                  </pic:blipFill>
-                  <pic:spPr>
-                    <a:xfrm>
-                      <a:off x="0" y="0"/>
-                      <a:ext cx="3692881" cy="2065998"/>
-                    </a:xfrm>
-                    <a:prstGeom prst="rect">
-                      <a:avLst/>
-                    </a:prstGeom>
-                  </pic:spPr>
-                </pic:pic>
-              </a:graphicData>
-            </a:graphic>
-          </wp:inline>
-        </w:drawing>
-      </w:r>
-    </w:p>
-    <w:p>
-      <w:pPr>
-        <w:ind w:firstLine="0"/>
-        <w:jc w:val="center"/>
-        <w:rPr>
-          <w:rFonts w:cs="Times New Roman"/>
-          <w:lang w:eastAsia="ru-RU" w:bidi="ar-SA"/>
-        </w:rPr>
-      </w:pPr>
-      <w:r>
-        <w:rPr>
-          <w:rFonts w:cs="Times New Roman"/>
-          <w:lang w:eastAsia="ru-RU" w:bidi="ar-SA"/>
-        </w:rPr>
-        <w:t>Рисунок 3 – результаты исследования</w:t>
-      </w:r>
-    </w:p>
-    <w:p>
-      <w:pPr>
-        <w:rPr>
-          <w:lang w:eastAsia="ru-RU" w:bidi="ar-SA"/>
-        </w:rPr>
-      </w:pPr>
-      <w:r>
-        <w:rPr>
-          <w:lang w:eastAsia="ru-RU" w:bidi="ar-SA"/>
-        </w:rPr>
-        <w:t xml:space="preserve">В ходе исследования чувствительности метода бисекции к ошибкам округления установлено, что точность исходных данных напрямую влияет на результат: при уменьшении погрешности округления Delta найденный корень стремится к эталонному значению </w:t>
-      </w:r>
-      <m:oMath>
-        <m:r>
-          <w:rPr>
-            <w:rFonts w:ascii="Cambria Math" w:hAnsi="Cambria Math"/>
-            <w:lang w:eastAsia="ru-RU" w:bidi="ar-SA"/>
-          </w:rPr>
-          <m:t>2,7199475413</m:t>
-        </m:r>
-      </m:oMath>
-      <w:r>
-        <w:rPr>
-          <w:lang w:eastAsia="ru-RU" w:bidi="ar-SA"/>
-        </w:rPr>
-        <w:t>. С увеличением точности (уменьшением Delta) количество итераций закономерно растет от 4 до 33. Метод показал высокую устойчивость</w:t>
-      </w:r>
-      <w:r>
-        <w:rPr>
-          <w:lang w:eastAsia="ru-RU" w:bidi="ar-SA"/>
-        </w:rPr>
-        <w:t>,</w:t>
-      </w:r>
-      <w:r>
-        <w:rPr>
-          <w:lang w:eastAsia="ru-RU" w:bidi="ar-SA"/>
-        </w:rPr>
-        <w:t xml:space="preserve"> даже при относительно грубом округлении (Delta = 0.0001) корень определяется с точностью до 5 знаков, что подтверждает его надежность при решении нелинейных уравнений в условиях реальных погрешностей вычислений.</w:t>
-      </w:r>
-    </w:p>
-    <w:p>
-      <w:pPr>
-        <w:rPr>
-          <w:lang w:eastAsia="ru-RU" w:bidi="ar-SA"/>
-        </w:rPr>
-      </w:pPr>
-    </w:p>
-    <w:p>
-      <w:pPr>
-        <w:rPr>
-          <w:lang w:eastAsia="ru-RU" w:bidi="ar-SA"/>
-        </w:rPr>
-      </w:pPr>
-    </w:p>
-    <w:p>
-      <w:pPr>
-        <w:rPr>
-          <w:lang w:eastAsia="ru-RU" w:bidi="ar-SA"/>
-        </w:rPr>
-      </w:pPr>
-    </w:p>
-    <w:p>
-      <w:pPr>
-        <w:rPr>
-          <w:lang w:eastAsia="ru-RU" w:bidi="ar-SA"/>
-        </w:rPr>
-      </w:pPr>
-    </w:p>
-    <w:p>
-      <w:pPr>
-        <w:rPr>
-          <w:lang w:eastAsia="ru-RU" w:bidi="ar-SA"/>
-        </w:rPr>
-      </w:pPr>
-    </w:p>
-    <w:p>
-      <w:pPr>
-        <w:rPr>
-          <w:lang w:eastAsia="ru-RU" w:bidi="ar-SA"/>
-        </w:rPr>
-      </w:pPr>
-    </w:p>
-    <w:p>
-      <w:pPr>
-        <w:rPr>
-          <w:lang w:eastAsia="ru-RU" w:bidi="ar-SA"/>
-        </w:rPr>
-      </w:pPr>
-    </w:p>
-    <w:p>
-      <w:pPr>
-        <w:rPr>
-          <w:lang w:eastAsia="ru-RU" w:bidi="ar-SA"/>
-        </w:rPr>
-      </w:pPr>
-    </w:p>
-    <w:p>
-      <w:pPr>
-        <w:rPr>
-          <w:lang w:eastAsia="ru-RU" w:bidi="ar-SA"/>
-        </w:rPr>
-      </w:pPr>
-    </w:p>
-    <w:p>
-      <w:pPr>
-        <w:rPr>
-          <w:lang w:eastAsia="ru-RU" w:bidi="ar-SA"/>
-        </w:rPr>
-      </w:pPr>
-    </w:p>
-    <w:p>
-      <w:pPr>
-        <w:rPr>
-          <w:lang w:eastAsia="ru-RU" w:bidi="ar-SA"/>
-        </w:rPr>
-      </w:pPr>
-    </w:p>
-    <w:p>
-      <w:pPr>
-        <w:rPr>
-          <w:lang w:eastAsia="ru-RU" w:bidi="ar-SA"/>
-        </w:rPr>
-      </w:pPr>
-    </w:p>
-    <w:p>
-      <w:pPr>
-        <w:ind w:firstLine="0"/>
-        <w:rPr>
-          <w:lang w:eastAsia="ru-RU" w:bidi="ar-SA"/>
-        </w:rPr>
-      </w:pPr>
-    </w:p>
-    <w:p>
-      <w:pPr>
-        <w:ind w:firstLine="0"/>
-        <w:rPr>
-          <w:lang w:eastAsia="ru-RU" w:bidi="ar-SA"/>
-        </w:rPr>
-      </w:pPr>
-      <w:r>
-        <w:rPr>
-          <w:lang w:eastAsia="ru-RU" w:bidi="ar-SA"/>
-        </w:rPr>
-        <w:br w:type="page"/>
-      </w:r>
-    </w:p>
-    <w:p>
-      <w:pPr>
-        <w:pStyle w:val="2"/>
-      </w:pPr>
-      <w:r>
-        <w:t>Метод хорды</w:t>
-      </w:r>
-    </w:p>
-    <w:p>
-      <w:r>
-        <w:t xml:space="preserve">Пусть найден отрезок </w:t>
-      </w:r>
-      <m:oMath>
-        <m:d>
-          <m:dPr>
-            <m:begChr m:val="["/>
-            <m:endChr m:val="]"/>
-            <m:ctrlPr>
-              <w:rPr>
-                <w:rFonts w:ascii="Cambria Math" w:hAnsi="Cambria Math"/>
-                <w:i/>
-              </w:rPr>
-            </m:ctrlPr>
-          </m:dPr>
-          <m:e>
-            <m:r>
-              <w:rPr>
-                <w:rFonts w:ascii="Cambria Math" w:hAnsi="Cambria Math"/>
-              </w:rPr>
-              <m:t>a,b</m:t>
-            </m:r>
-          </m:e>
-        </m:d>
-      </m:oMath>
-      <w:r>
-        <w:t xml:space="preserve">, на котором функция </w:t>
-      </w:r>
-      <m:oMath>
-        <m:r>
-          <w:rPr>
-            <w:rFonts w:ascii="Cambria Math" w:hAnsi="Cambria Math"/>
-          </w:rPr>
-          <m:t>f</m:t>
-        </m:r>
-        <m:d>
-          <m:dPr>
-            <m:ctrlPr>
-              <w:rPr>
-                <w:rFonts w:ascii="Cambria Math" w:hAnsi="Cambria Math"/>
-                <w:i/>
-              </w:rPr>
-            </m:ctrlPr>
-          </m:dPr>
-          <m:e>
-            <m:r>
-              <w:rPr>
-                <w:rFonts w:ascii="Cambria Math" w:hAnsi="Cambria Math"/>
-              </w:rPr>
-              <m:t>x</m:t>
-            </m:r>
-          </m:e>
-        </m:d>
-      </m:oMath>
-      <w:r>
-        <w:t xml:space="preserve"> меняет знак. Для определенности положим  </w:t>
-      </w:r>
-      <m:oMath>
-        <m:r>
-          <w:rPr>
-            <w:rFonts w:ascii="Cambria Math" w:hAnsi="Cambria Math"/>
-            <w:lang w:val="en-US"/>
-          </w:rPr>
-          <m:t>f</m:t>
-        </m:r>
-        <m:d>
-          <m:dPr>
-            <m:ctrlPr>
-              <w:rPr>
-                <w:rFonts w:ascii="Cambria Math" w:hAnsi="Cambria Math"/>
-                <w:i/>
-              </w:rPr>
-            </m:ctrlPr>
-          </m:dPr>
-          <m:e>
-            <m:r>
-              <w:rPr>
-                <w:rFonts w:ascii="Cambria Math" w:hAnsi="Cambria Math"/>
-              </w:rPr>
-              <m:t>a</m:t>
-            </m:r>
-          </m:e>
-        </m:d>
-        <m:r>
-          <w:rPr>
-            <w:rFonts w:ascii="Cambria Math" w:hAnsi="Cambria Math"/>
-          </w:rPr>
-          <m:t>&gt;0</m:t>
-        </m:r>
-      </m:oMath>
-      <w:r>
-        <w:t xml:space="preserve">,  </w:t>
-      </w:r>
-      <m:oMath>
-        <m:r>
-          <w:rPr>
-            <w:rFonts w:ascii="Cambria Math" w:hAnsi="Cambria Math"/>
-            <w:lang w:val="en-US"/>
-          </w:rPr>
-          <m:t>f</m:t>
-        </m:r>
-        <m:d>
-          <m:dPr>
-            <m:ctrlPr>
-              <w:rPr>
-                <w:rFonts w:ascii="Cambria Math" w:hAnsi="Cambria Math"/>
-                <w:i/>
-              </w:rPr>
-            </m:ctrlPr>
-          </m:dPr>
-          <m:e>
-            <m:r>
-              <w:rPr>
-                <w:rFonts w:ascii="Cambria Math" w:hAnsi="Cambria Math"/>
-              </w:rPr>
-              <m:t>b</m:t>
-            </m:r>
-          </m:e>
-        </m:d>
-        <m:r>
-          <w:rPr>
-            <w:rFonts w:ascii="Cambria Math" w:hAnsi="Cambria Math"/>
-          </w:rPr>
-          <m:t>&lt;0</m:t>
-        </m:r>
-      </m:oMath>
-      <w:r>
-        <w:t xml:space="preserve">. В методе хорд процесс итераций состоит в том, что в качестве приближений к корню уравнения </w:t>
-      </w:r>
-      <m:oMath>
-        <m:r>
-          <w:rPr>
-            <w:rFonts w:ascii="Cambria Math" w:hAnsi="Cambria Math"/>
-          </w:rPr>
-          <m:t>f</m:t>
-        </m:r>
-        <m:d>
-          <m:dPr>
-            <m:ctrlPr>
-              <w:rPr>
-                <w:rFonts w:ascii="Cambria Math" w:hAnsi="Cambria Math"/>
-                <w:i/>
-              </w:rPr>
-            </m:ctrlPr>
-          </m:dPr>
-          <m:e>
-            <m:r>
-              <w:rPr>
-                <w:rFonts w:ascii="Cambria Math" w:hAnsi="Cambria Math"/>
-              </w:rPr>
-              <m:t>x</m:t>
-            </m:r>
-          </m:e>
-        </m:d>
-      </m:oMath>
-      <w:r>
-        <w:t xml:space="preserve"> </w:t>
-      </w:r>
-      <w:r>
-        <w:t xml:space="preserve"> принимаются значения </w:t>
-      </w:r>
-      <m:oMath>
-        <m:sSub>
-          <m:sSubPr>
-            <m:ctrlPr>
-              <w:rPr>
-                <w:rFonts w:ascii="Cambria Math" w:hAnsi="Cambria Math"/>
-                <w:i/>
-              </w:rPr>
-            </m:ctrlPr>
-          </m:sSubPr>
-          <m:e>
-            <m:r>
-              <w:rPr>
-                <w:rFonts w:ascii="Cambria Math" w:hAnsi="Cambria Math"/>
-              </w:rPr>
-              <m:t>c</m:t>
-            </m:r>
-          </m:e>
-          <m:sub>
-            <m:r>
-              <w:rPr>
-                <w:rFonts w:ascii="Cambria Math" w:hAnsi="Cambria Math"/>
-              </w:rPr>
-              <m:t>0</m:t>
-            </m:r>
-          </m:sub>
-        </m:sSub>
-      </m:oMath>
-      <w:r>
-        <w:t xml:space="preserve">, </w:t>
-      </w:r>
-      <m:oMath>
-        <m:sSub>
-          <m:sSubPr>
-            <m:ctrlPr>
-              <w:rPr>
-                <w:rFonts w:ascii="Cambria Math" w:hAnsi="Cambria Math"/>
-                <w:i/>
-              </w:rPr>
-            </m:ctrlPr>
-          </m:sSubPr>
-          <m:e>
-            <m:r>
-              <w:rPr>
-                <w:rFonts w:ascii="Cambria Math" w:hAnsi="Cambria Math"/>
-              </w:rPr>
-              <m:t>c</m:t>
-            </m:r>
-          </m:e>
-          <m:sub>
-            <m:r>
-              <w:rPr>
-                <w:rFonts w:ascii="Cambria Math" w:hAnsi="Cambria Math"/>
-              </w:rPr>
-              <m:t>1</m:t>
-            </m:r>
-          </m:sub>
-        </m:sSub>
-      </m:oMath>
-      <w:r>
-        <w:t>, . . .  точек пересечения хорды с осью абсцисс, как это показано на рис</w:t>
-      </w:r>
-      <w:r>
-        <w:t>унке</w:t>
-      </w:r>
-      <w:r>
-        <w:t xml:space="preserve"> 4</w:t>
-      </w:r>
-      <w:r>
-        <w:t>.</w:t>
-      </w:r>
-    </w:p>
-    <w:p>
-      <w:pPr>
-        <w:jc w:val="center"/>
-        <w:rPr>
-          <w:u w:val="single"/>
-          <w:lang w:val="en-US"/>
-        </w:rPr>
-      </w:pPr>
-      <w:r>
-        <w:rPr>
-          <w:noProof/>
-        </w:rPr>
-        <w:drawing>
-          <wp:inline distT="0" distB="0" distL="0" distR="0" wp14:anchorId="7522116C" wp14:editId="0C4EDEAC">
-            <wp:extent cx="3401291" cy="3088779"/>
-            <wp:effectExtent l="0" t="0" r="8890" b="0"/>
-            <wp:docPr id="9" name="Рисунок 9"/>
             <wp:cNvGraphicFramePr>
               <a:graphicFrameLocks xmlns:a="http://schemas.openxmlformats.org/drawingml/2006/main" noChangeAspect="1"/>
             </wp:cNvGraphicFramePr>
@@ -10412,6 +9199,547 @@
                   <pic:spPr>
                     <a:xfrm>
                       <a:off x="0" y="0"/>
+                      <a:ext cx="4272161" cy="3270962"/>
+                    </a:xfrm>
+                    <a:prstGeom prst="rect">
+                      <a:avLst/>
+                    </a:prstGeom>
+                  </pic:spPr>
+                </pic:pic>
+              </a:graphicData>
+            </a:graphic>
+          </wp:inline>
+        </w:drawing>
+      </w:r>
+    </w:p>
+    <w:p>
+      <w:pPr>
+        <w:jc w:val="center"/>
+        <w:rPr>
+          <w:rFonts w:cs="Times New Roman"/>
+          <w:lang w:eastAsia="ru-RU" w:bidi="ar-SA"/>
+        </w:rPr>
+      </w:pPr>
+      <w:r>
+        <w:rPr>
+          <w:rFonts w:cs="Times New Roman"/>
+          <w:lang w:eastAsia="ru-RU" w:bidi="ar-SA"/>
+        </w:rPr>
+        <w:lastRenderedPageBreak/>
+        <w:t>Рисунок 2 – график зависимости количества итераций от погрешности</w:t>
+      </w:r>
+    </w:p>
+    <w:p>
+      <w:r>
+        <w:rPr>
+          <w:lang w:eastAsia="ru-RU" w:bidi="ar-SA"/>
+        </w:rPr>
+        <w:t xml:space="preserve">Результаты исследования </w:t>
+      </w:r>
+      <w:r>
+        <w:t>чувствительност</w:t>
+      </w:r>
+      <w:r>
+        <w:t>и</w:t>
+      </w:r>
+      <w:r>
+        <w:t xml:space="preserve"> метода к ошибкам в исходных данных</w:t>
+      </w:r>
+      <w:r>
+        <w:t xml:space="preserve"> показаны на рисунке 3.</w:t>
+      </w:r>
+    </w:p>
+    <w:p>
+      <w:pPr>
+        <w:jc w:val="center"/>
+        <w:rPr>
+          <w:lang w:eastAsia="ru-RU" w:bidi="ar-SA"/>
+        </w:rPr>
+      </w:pPr>
+      <w:r>
+        <w:rPr>
+          <w:noProof/>
+          <w:lang w:eastAsia="ru-RU" w:bidi="ar-SA"/>
+        </w:rPr>
+        <w:drawing>
+          <wp:inline distT="0" distB="0" distL="0" distR="0" wp14:anchorId="3D2EA30C" wp14:editId="53F42D52">
+            <wp:extent cx="3689350" cy="2064023"/>
+            <wp:effectExtent l="0" t="0" r="6350" b="0"/>
+            <wp:docPr id="4" name="Рисунок 4"/>
+            <wp:cNvGraphicFramePr>
+              <a:graphicFrameLocks xmlns:a="http://schemas.openxmlformats.org/drawingml/2006/main" noChangeAspect="1"/>
+            </wp:cNvGraphicFramePr>
+            <a:graphic xmlns:a="http://schemas.openxmlformats.org/drawingml/2006/main">
+              <a:graphicData uri="http://schemas.openxmlformats.org/drawingml/2006/picture">
+                <pic:pic xmlns:pic="http://schemas.openxmlformats.org/drawingml/2006/picture">
+                  <pic:nvPicPr>
+                    <pic:cNvPr id="1" name=""/>
+                    <pic:cNvPicPr/>
+                  </pic:nvPicPr>
+                  <pic:blipFill>
+                    <a:blip r:embed="rId14"/>
+                    <a:stretch>
+                      <a:fillRect/>
+                    </a:stretch>
+                  </pic:blipFill>
+                  <pic:spPr>
+                    <a:xfrm>
+                      <a:off x="0" y="0"/>
+                      <a:ext cx="3692881" cy="2065998"/>
+                    </a:xfrm>
+                    <a:prstGeom prst="rect">
+                      <a:avLst/>
+                    </a:prstGeom>
+                  </pic:spPr>
+                </pic:pic>
+              </a:graphicData>
+            </a:graphic>
+          </wp:inline>
+        </w:drawing>
+      </w:r>
+    </w:p>
+    <w:p>
+      <w:pPr>
+        <w:ind w:firstLine="0"/>
+        <w:jc w:val="center"/>
+        <w:rPr>
+          <w:rFonts w:cs="Times New Roman"/>
+          <w:lang w:eastAsia="ru-RU" w:bidi="ar-SA"/>
+        </w:rPr>
+      </w:pPr>
+      <w:r>
+        <w:rPr>
+          <w:rFonts w:cs="Times New Roman"/>
+          <w:lang w:eastAsia="ru-RU" w:bidi="ar-SA"/>
+        </w:rPr>
+        <w:t>Рисунок 3 – результаты исследования</w:t>
+      </w:r>
+    </w:p>
+    <w:p>
+      <w:pPr>
+        <w:rPr>
+          <w:lang w:eastAsia="ru-RU" w:bidi="ar-SA"/>
+        </w:rPr>
+      </w:pPr>
+      <w:r>
+        <w:rPr>
+          <w:lang w:eastAsia="ru-RU" w:bidi="ar-SA"/>
+        </w:rPr>
+        <w:t xml:space="preserve">В ходе исследования чувствительности метода бисекции к ошибкам округления установлено, что точность исходных данных напрямую влияет на результат: при уменьшении погрешности округления Delta найденный корень стремится к эталонному значению </w:t>
+      </w:r>
+      <m:oMath>
+        <m:r>
+          <w:rPr>
+            <w:rFonts w:ascii="Cambria Math" w:hAnsi="Cambria Math"/>
+            <w:lang w:eastAsia="ru-RU" w:bidi="ar-SA"/>
+          </w:rPr>
+          <m:t>2,7199475413</m:t>
+        </m:r>
+      </m:oMath>
+      <w:r>
+        <w:rPr>
+          <w:lang w:eastAsia="ru-RU" w:bidi="ar-SA"/>
+        </w:rPr>
+        <w:t>. С увеличением точности (уменьшением Delta) количество итераций закономерно растет от 4 до 33. Метод показал высокую устойчивость</w:t>
+      </w:r>
+      <w:r>
+        <w:rPr>
+          <w:lang w:eastAsia="ru-RU" w:bidi="ar-SA"/>
+        </w:rPr>
+        <w:t>,</w:t>
+      </w:r>
+      <w:r>
+        <w:rPr>
+          <w:lang w:eastAsia="ru-RU" w:bidi="ar-SA"/>
+        </w:rPr>
+        <w:t xml:space="preserve"> даже при относительно грубом округлении (Delta = 0.0001) корень определяется с точностью до 5 знаков, что подтверждает его надежность при решении нелинейных уравнений в условиях реальных погрешностей вычислений.</w:t>
+      </w:r>
+    </w:p>
+    <w:p>
+      <w:pPr>
+        <w:rPr>
+          <w:lang w:eastAsia="ru-RU" w:bidi="ar-SA"/>
+        </w:rPr>
+      </w:pPr>
+    </w:p>
+    <w:p>
+      <w:pPr>
+        <w:rPr>
+          <w:lang w:eastAsia="ru-RU" w:bidi="ar-SA"/>
+        </w:rPr>
+      </w:pPr>
+    </w:p>
+    <w:p>
+      <w:pPr>
+        <w:rPr>
+          <w:lang w:eastAsia="ru-RU" w:bidi="ar-SA"/>
+        </w:rPr>
+      </w:pPr>
+    </w:p>
+    <w:p>
+      <w:pPr>
+        <w:rPr>
+          <w:lang w:eastAsia="ru-RU" w:bidi="ar-SA"/>
+        </w:rPr>
+      </w:pPr>
+    </w:p>
+    <w:p>
+      <w:pPr>
+        <w:rPr>
+          <w:lang w:eastAsia="ru-RU" w:bidi="ar-SA"/>
+        </w:rPr>
+      </w:pPr>
+    </w:p>
+    <w:p>
+      <w:pPr>
+        <w:rPr>
+          <w:lang w:eastAsia="ru-RU" w:bidi="ar-SA"/>
+        </w:rPr>
+      </w:pPr>
+    </w:p>
+    <w:p>
+      <w:pPr>
+        <w:rPr>
+          <w:lang w:eastAsia="ru-RU" w:bidi="ar-SA"/>
+        </w:rPr>
+      </w:pPr>
+    </w:p>
+    <w:p>
+      <w:pPr>
+        <w:rPr>
+          <w:lang w:eastAsia="ru-RU" w:bidi="ar-SA"/>
+        </w:rPr>
+      </w:pPr>
+    </w:p>
+    <w:p>
+      <w:pPr>
+        <w:rPr>
+          <w:lang w:eastAsia="ru-RU" w:bidi="ar-SA"/>
+        </w:rPr>
+      </w:pPr>
+    </w:p>
+    <w:p>
+      <w:pPr>
+        <w:rPr>
+          <w:lang w:eastAsia="ru-RU" w:bidi="ar-SA"/>
+        </w:rPr>
+      </w:pPr>
+    </w:p>
+    <w:p>
+      <w:pPr>
+        <w:rPr>
+          <w:lang w:eastAsia="ru-RU" w:bidi="ar-SA"/>
+        </w:rPr>
+      </w:pPr>
+    </w:p>
+    <w:p>
+      <w:pPr>
+        <w:rPr>
+          <w:lang w:eastAsia="ru-RU" w:bidi="ar-SA"/>
+        </w:rPr>
+      </w:pPr>
+    </w:p>
+    <w:p>
+      <w:pPr>
+        <w:ind w:firstLine="0"/>
+        <w:rPr>
+          <w:lang w:eastAsia="ru-RU" w:bidi="ar-SA"/>
+        </w:rPr>
+      </w:pPr>
+    </w:p>
+    <w:p>
+      <w:pPr>
+        <w:ind w:firstLine="0"/>
+        <w:rPr>
+          <w:lang w:eastAsia="ru-RU" w:bidi="ar-SA"/>
+        </w:rPr>
+      </w:pPr>
+      <w:r>
+        <w:rPr>
+          <w:lang w:eastAsia="ru-RU" w:bidi="ar-SA"/>
+        </w:rPr>
+        <w:br w:type="page"/>
+      </w:r>
+    </w:p>
+    <w:p>
+      <w:pPr>
+        <w:pStyle w:val="2"/>
+      </w:pPr>
+      <w:r>
+        <w:lastRenderedPageBreak/>
+        <w:t>Метод хорды</w:t>
+      </w:r>
+    </w:p>
+    <w:p>
+      <w:r>
+        <w:t xml:space="preserve">Пусть найден отрезок </w:t>
+      </w:r>
+      <m:oMath>
+        <m:d>
+          <m:dPr>
+            <m:begChr m:val="["/>
+            <m:endChr m:val="]"/>
+            <m:ctrlPr>
+              <w:rPr>
+                <w:rFonts w:ascii="Cambria Math" w:hAnsi="Cambria Math"/>
+                <w:i/>
+              </w:rPr>
+            </m:ctrlPr>
+          </m:dPr>
+          <m:e>
+            <m:r>
+              <w:rPr>
+                <w:rFonts w:ascii="Cambria Math" w:hAnsi="Cambria Math"/>
+              </w:rPr>
+              <m:t>a,b</m:t>
+            </m:r>
+          </m:e>
+        </m:d>
+      </m:oMath>
+      <w:r>
+        <w:t xml:space="preserve">, на котором функция </w:t>
+      </w:r>
+      <m:oMath>
+        <m:r>
+          <w:rPr>
+            <w:rFonts w:ascii="Cambria Math" w:hAnsi="Cambria Math"/>
+          </w:rPr>
+          <m:t>f</m:t>
+        </m:r>
+        <m:d>
+          <m:dPr>
+            <m:ctrlPr>
+              <w:rPr>
+                <w:rFonts w:ascii="Cambria Math" w:hAnsi="Cambria Math"/>
+                <w:i/>
+              </w:rPr>
+            </m:ctrlPr>
+          </m:dPr>
+          <m:e>
+            <m:r>
+              <w:rPr>
+                <w:rFonts w:ascii="Cambria Math" w:hAnsi="Cambria Math"/>
+              </w:rPr>
+              <m:t>x</m:t>
+            </m:r>
+          </m:e>
+        </m:d>
+      </m:oMath>
+      <w:r>
+        <w:t xml:space="preserve"> меняет знак. Для определенности положим  </w:t>
+      </w:r>
+      <m:oMath>
+        <m:r>
+          <w:rPr>
+            <w:rFonts w:ascii="Cambria Math" w:hAnsi="Cambria Math"/>
+            <w:lang w:val="en-US"/>
+          </w:rPr>
+          <m:t>f</m:t>
+        </m:r>
+        <m:d>
+          <m:dPr>
+            <m:ctrlPr>
+              <w:rPr>
+                <w:rFonts w:ascii="Cambria Math" w:hAnsi="Cambria Math"/>
+                <w:i/>
+              </w:rPr>
+            </m:ctrlPr>
+          </m:dPr>
+          <m:e>
+            <m:r>
+              <w:rPr>
+                <w:rFonts w:ascii="Cambria Math" w:hAnsi="Cambria Math"/>
+              </w:rPr>
+              <m:t>a</m:t>
+            </m:r>
+          </m:e>
+        </m:d>
+        <m:r>
+          <w:rPr>
+            <w:rFonts w:ascii="Cambria Math" w:hAnsi="Cambria Math"/>
+          </w:rPr>
+          <m:t>&gt;0</m:t>
+        </m:r>
+      </m:oMath>
+      <w:r>
+        <w:t xml:space="preserve">,  </w:t>
+      </w:r>
+      <m:oMath>
+        <m:r>
+          <w:rPr>
+            <w:rFonts w:ascii="Cambria Math" w:hAnsi="Cambria Math"/>
+            <w:lang w:val="en-US"/>
+          </w:rPr>
+          <m:t>f</m:t>
+        </m:r>
+        <m:d>
+          <m:dPr>
+            <m:ctrlPr>
+              <w:rPr>
+                <w:rFonts w:ascii="Cambria Math" w:hAnsi="Cambria Math"/>
+                <w:i/>
+              </w:rPr>
+            </m:ctrlPr>
+          </m:dPr>
+          <m:e>
+            <m:r>
+              <w:rPr>
+                <w:rFonts w:ascii="Cambria Math" w:hAnsi="Cambria Math"/>
+              </w:rPr>
+              <m:t>b</m:t>
+            </m:r>
+          </m:e>
+        </m:d>
+        <m:r>
+          <w:rPr>
+            <w:rFonts w:ascii="Cambria Math" w:hAnsi="Cambria Math"/>
+          </w:rPr>
+          <m:t>&lt;0</m:t>
+        </m:r>
+      </m:oMath>
+      <w:r>
+        <w:t xml:space="preserve">. В методе хорд процесс итераций состоит в том, что в качестве приближений к корню уравнения </w:t>
+      </w:r>
+      <m:oMath>
+        <m:r>
+          <w:rPr>
+            <w:rFonts w:ascii="Cambria Math" w:hAnsi="Cambria Math"/>
+          </w:rPr>
+          <m:t>f</m:t>
+        </m:r>
+        <m:d>
+          <m:dPr>
+            <m:ctrlPr>
+              <w:rPr>
+                <w:rFonts w:ascii="Cambria Math" w:hAnsi="Cambria Math"/>
+                <w:i/>
+              </w:rPr>
+            </m:ctrlPr>
+          </m:dPr>
+          <m:e>
+            <m:r>
+              <w:rPr>
+                <w:rFonts w:ascii="Cambria Math" w:hAnsi="Cambria Math"/>
+              </w:rPr>
+              <m:t>x</m:t>
+            </m:r>
+          </m:e>
+        </m:d>
+      </m:oMath>
+      <w:r>
+        <w:t xml:space="preserve"> </w:t>
+      </w:r>
+      <w:r>
+        <w:t xml:space="preserve"> принимаются значения </w:t>
+      </w:r>
+      <m:oMath>
+        <m:sSub>
+          <m:sSubPr>
+            <m:ctrlPr>
+              <w:rPr>
+                <w:rFonts w:ascii="Cambria Math" w:hAnsi="Cambria Math"/>
+                <w:i/>
+              </w:rPr>
+            </m:ctrlPr>
+          </m:sSubPr>
+          <m:e>
+            <m:r>
+              <w:rPr>
+                <w:rFonts w:ascii="Cambria Math" w:hAnsi="Cambria Math"/>
+              </w:rPr>
+              <m:t>c</m:t>
+            </m:r>
+          </m:e>
+          <m:sub>
+            <m:r>
+              <w:rPr>
+                <w:rFonts w:ascii="Cambria Math" w:hAnsi="Cambria Math"/>
+              </w:rPr>
+              <m:t>0</m:t>
+            </m:r>
+          </m:sub>
+        </m:sSub>
+      </m:oMath>
+      <w:r>
+        <w:t xml:space="preserve">, </w:t>
+      </w:r>
+      <m:oMath>
+        <m:sSub>
+          <m:sSubPr>
+            <m:ctrlPr>
+              <w:rPr>
+                <w:rFonts w:ascii="Cambria Math" w:hAnsi="Cambria Math"/>
+                <w:i/>
+              </w:rPr>
+            </m:ctrlPr>
+          </m:sSubPr>
+          <m:e>
+            <m:r>
+              <w:rPr>
+                <w:rFonts w:ascii="Cambria Math" w:hAnsi="Cambria Math"/>
+              </w:rPr>
+              <m:t>c</m:t>
+            </m:r>
+          </m:e>
+          <m:sub>
+            <m:r>
+              <w:rPr>
+                <w:rFonts w:ascii="Cambria Math" w:hAnsi="Cambria Math"/>
+              </w:rPr>
+              <m:t>1</m:t>
+            </m:r>
+          </m:sub>
+        </m:sSub>
+      </m:oMath>
+      <w:r>
+        <w:t>, . . .  точек пересечения хорды с осью абсцисс, как это показано на рис</w:t>
+      </w:r>
+      <w:r>
+        <w:t>унке</w:t>
+      </w:r>
+      <w:r>
+        <w:t xml:space="preserve"> 4</w:t>
+      </w:r>
+      <w:r>
+        <w:t>.</w:t>
+      </w:r>
+    </w:p>
+    <w:p>
+      <w:pPr>
+        <w:jc w:val="center"/>
+        <w:rPr>
+          <w:u w:val="single"/>
+          <w:lang w:val="en-US"/>
+        </w:rPr>
+      </w:pPr>
+      <w:r>
+        <w:rPr>
+          <w:noProof/>
+        </w:rPr>
+        <w:drawing>
+          <wp:inline distT="0" distB="0" distL="0" distR="0" wp14:anchorId="7522116C" wp14:editId="0C4EDEAC">
+            <wp:extent cx="3401291" cy="3088779"/>
+            <wp:effectExtent l="0" t="0" r="8890" b="0"/>
+            <wp:docPr id="9" name="Рисунок 9"/>
+            <wp:cNvGraphicFramePr>
+              <a:graphicFrameLocks xmlns:a="http://schemas.openxmlformats.org/drawingml/2006/main" noChangeAspect="1"/>
+            </wp:cNvGraphicFramePr>
+            <a:graphic xmlns:a="http://schemas.openxmlformats.org/drawingml/2006/main">
+              <a:graphicData uri="http://schemas.openxmlformats.org/drawingml/2006/picture">
+                <pic:pic xmlns:pic="http://schemas.openxmlformats.org/drawingml/2006/picture">
+                  <pic:nvPicPr>
+                    <pic:cNvPr id="1" name=""/>
+                    <pic:cNvPicPr/>
+                  </pic:nvPicPr>
+                  <pic:blipFill>
+                    <a:blip r:embed="rId15"/>
+                    <a:stretch>
+                      <a:fillRect/>
+                    </a:stretch>
+                  </pic:blipFill>
+                  <pic:spPr>
+                    <a:xfrm>
+                      <a:off x="0" y="0"/>
                       <a:ext cx="3403935" cy="3091180"/>
                     </a:xfrm>
                     <a:prstGeom prst="rect">
@@ -11090,6 +10418,7 @@
     </w:p>
     <w:p>
       <w:r>
+        <w:lastRenderedPageBreak/>
         <w:t>Алгоритмы методов бисекции и хорд похожи, однако метод хорд в ряде случаев дает более быструю сходимость итерационного процесса, причем успех его применения, как и метода бисекции, гарантирован.</w:t>
       </w:r>
     </w:p>
@@ -11148,6 +10477,7 @@
         </w:rPr>
         <w:t xml:space="preserve"> </w:t>
       </w:r>
+      <w:proofErr w:type="gramStart"/>
       <w:r>
         <w:rPr>
           <w:b/>
@@ -11165,6 +10495,7 @@
         </w:rPr>
         <w:t>(</w:t>
       </w:r>
+      <w:proofErr w:type="gramEnd"/>
       <w:r>
         <w:rPr>
           <w:b/>
@@ -11345,41 +10676,31 @@
           <w:iCs/>
         </w:rPr>
       </w:pPr>
-      <w:proofErr w:type="spellStart"/>
       <w:r>
         <w:rPr>
           <w:b/>
           <w:bCs/>
           <w:iCs/>
         </w:rPr>
-        <w:t>double</w:t>
-      </w:r>
-      <w:proofErr w:type="spellEnd"/>
+        <w:t xml:space="preserve">double </w:t>
+      </w:r>
+      <w:proofErr w:type="gramStart"/>
       <w:r>
         <w:rPr>
           <w:b/>
           <w:bCs/>
           <w:iCs/>
         </w:rPr>
-        <w:t xml:space="preserve"> f(</w:t>
-      </w:r>
-      <w:proofErr w:type="spellStart"/>
+        <w:t>f(</w:t>
+      </w:r>
+      <w:proofErr w:type="gramEnd"/>
       <w:r>
         <w:rPr>
           <w:b/>
           <w:bCs/>
           <w:iCs/>
         </w:rPr>
-        <w:t>double</w:t>
-      </w:r>
-      <w:proofErr w:type="spellEnd"/>
-      <w:r>
-        <w:rPr>
-          <w:b/>
-          <w:bCs/>
-          <w:iCs/>
-        </w:rPr>
-        <w:t xml:space="preserve"> x)</w:t>
+        <w:t>double x)</w:t>
       </w:r>
       <w:r>
         <w:rPr>
@@ -11549,460 +10870,165 @@
           <w:iCs/>
         </w:rPr>
       </w:pPr>
-      <w:proofErr w:type="spellStart"/>
       <w:r>
         <w:rPr>
           <w:b/>
           <w:bCs/>
           <w:iCs/>
         </w:rPr>
-        <w:t>double</w:t>
-      </w:r>
-      <w:proofErr w:type="spellEnd"/>
+        <w:t>double f_</w:t>
+      </w:r>
+      <w:proofErr w:type="gramStart"/>
       <w:r>
         <w:rPr>
           <w:b/>
           <w:bCs/>
           <w:iCs/>
         </w:rPr>
-        <w:t xml:space="preserve"> </w:t>
-      </w:r>
-      <w:proofErr w:type="spellStart"/>
+        <w:t>round(</w:t>
+      </w:r>
+      <w:proofErr w:type="gramEnd"/>
       <w:r>
         <w:rPr>
           <w:b/>
           <w:bCs/>
           <w:iCs/>
         </w:rPr>
-        <w:t>f_round</w:t>
-      </w:r>
-      <w:proofErr w:type="spellEnd"/>
+        <w:t>double x, double delta)</w:t>
+      </w:r>
+      <w:r>
+        <w:rPr>
+          <w:iCs/>
+        </w:rPr>
+        <w:t xml:space="preserve"> </w:t>
+      </w:r>
+      <w:r>
+        <w:rPr>
+          <w:iCs/>
+        </w:rPr>
+        <w:t xml:space="preserve">Представляет собой обертку над функцией f, выполняющую округление результата с заданной точностью. Сначала вычисляется значение исходной функции </w:t>
+      </w:r>
+      <m:oMath>
+        <m:r>
+          <w:rPr>
+            <w:rFonts w:ascii="Cambria Math" w:hAnsi="Cambria Math"/>
+          </w:rPr>
+          <m:t>f(x)</m:t>
+        </m:r>
+      </m:oMath>
+      <w:r>
+        <w:rPr>
+          <w:iCs/>
+        </w:rPr>
+        <w:t>, затем полученный результат передается в функцию Round вместе с параметром точности delta. Используется в методе хорд для имитации вычислительной погрешности.</w:t>
+      </w:r>
+    </w:p>
+    <w:p>
+      <w:pPr>
+        <w:rPr>
+          <w:iCs/>
+        </w:rPr>
+      </w:pPr>
       <w:r>
         <w:rPr>
           <w:b/>
           <w:bCs/>
           <w:iCs/>
         </w:rPr>
-        <w:t>(</w:t>
-      </w:r>
-      <w:proofErr w:type="spellStart"/>
+        <w:t xml:space="preserve">bool </w:t>
+      </w:r>
+      <w:proofErr w:type="gramStart"/>
       <w:r>
         <w:rPr>
           <w:b/>
           <w:bCs/>
           <w:iCs/>
         </w:rPr>
-        <w:t>double</w:t>
-      </w:r>
-      <w:proofErr w:type="spellEnd"/>
+        <w:t>HORDA(</w:t>
+      </w:r>
+      <w:proofErr w:type="gramEnd"/>
       <w:r>
         <w:rPr>
           <w:b/>
           <w:bCs/>
           <w:iCs/>
         </w:rPr>
-        <w:t xml:space="preserve"> x, </w:t>
-      </w:r>
-      <w:proofErr w:type="spellStart"/>
-      <w:r>
-        <w:rPr>
-          <w:b/>
-          <w:bCs/>
+        <w:t>double a, double b, double eps, double delta, int &amp;iter, double &amp;c)</w:t>
+      </w:r>
+      <w:r>
+        <w:rPr>
           <w:iCs/>
         </w:rPr>
-        <w:t>double</w:t>
-      </w:r>
-      <w:proofErr w:type="spellEnd"/>
-      <w:r>
-        <w:rPr>
-          <w:b/>
-          <w:bCs/>
+        <w:t xml:space="preserve"> </w:t>
+      </w:r>
+      <w:r>
+        <w:rPr>
           <w:iCs/>
         </w:rPr>
-        <w:t xml:space="preserve"> </w:t>
-      </w:r>
-      <w:proofErr w:type="spellStart"/>
-      <w:r>
-        <w:rPr>
-          <w:b/>
-          <w:bCs/>
+        <w:t xml:space="preserve">Реализует итерационный метод хорд для поиска корня уравнения на отрезке </w:t>
+      </w:r>
+      <m:oMath>
+        <m:r>
+          <w:rPr>
+            <w:rFonts w:ascii="Cambria Math" w:hAnsi="Cambria Math"/>
+          </w:rPr>
+          <m:t>[a, b]</m:t>
+        </m:r>
+      </m:oMath>
+      <w:r>
+        <w:rPr>
           <w:iCs/>
         </w:rPr>
-        <w:t>delta</w:t>
-      </w:r>
-      <w:proofErr w:type="spellEnd"/>
-      <w:r>
-        <w:rPr>
-          <w:b/>
-          <w:bCs/>
+        <w:t xml:space="preserve">. Входными параметрами являются границы отрезка </w:t>
+      </w:r>
+      <m:oMath>
+        <m:r>
+          <w:rPr>
+            <w:rFonts w:ascii="Cambria Math" w:hAnsi="Cambria Math"/>
+          </w:rPr>
+          <m:t>a</m:t>
+        </m:r>
+      </m:oMath>
+      <w:r>
+        <w:rPr>
           <w:iCs/>
         </w:rPr>
-        <w:t>)</w:t>
-      </w:r>
+        <w:t xml:space="preserve"> и </w:t>
+      </w:r>
+      <m:oMath>
+        <m:r>
+          <w:rPr>
+            <w:rFonts w:ascii="Cambria Math" w:hAnsi="Cambria Math"/>
+          </w:rPr>
+          <m:t>b</m:t>
+        </m:r>
+      </m:oMath>
       <w:r>
         <w:rPr>
           <w:iCs/>
         </w:rPr>
-        <w:t xml:space="preserve"> </w:t>
+        <w:t xml:space="preserve">, требуемая точность eps, точность округления delta, ссылка на счетчик итераций iter и ссылка для сохранения найденного корня c. Алгоритм проверяет знакопеременность функции на концах отрезка, затем на каждой итерации вычисляет новое приближение корня по формуле хорд как точку пересечения прямой с осью абсцисс. После вычисления значения функции в полученной точке определяется новый отрезок, содержащий корень, путем </w:t>
       </w:r>
       <w:r>
         <w:rPr>
           <w:iCs/>
         </w:rPr>
-        <w:t xml:space="preserve">Представляет собой обертку над функцией f, выполняющую округление результата с заданной точностью. Сначала вычисляется значение исходной функции </w:t>
-      </w:r>
-      <m:oMath>
-        <m:r>
-          <w:rPr>
-            <w:rFonts w:ascii="Cambria Math" w:hAnsi="Cambria Math"/>
-          </w:rPr>
-          <m:t>f(x)</m:t>
+        <w:lastRenderedPageBreak/>
+        <w:t xml:space="preserve">сравнения знаков. Процесс продолжается до достижения требуемой точности </w:t>
+      </w:r>
+      <m:oMath>
+        <m:r>
+          <w:rPr>
+            <w:rFonts w:ascii="Cambria Math" w:hAnsi="Cambria Math"/>
+          </w:rPr>
+          <m:t>|f(c)| &lt; eps</m:t>
         </m:r>
       </m:oMath>
       <w:r>
         <w:rPr>
           <w:iCs/>
         </w:rPr>
-        <w:t>, затем полученный результат передается в функцию Round вместе с параметром точности delta. Используется в методе хорд для имитации вычислительной погрешности.</w:t>
-      </w:r>
-    </w:p>
-    <w:p>
-      <w:pPr>
-        <w:rPr>
-          <w:iCs/>
-        </w:rPr>
-      </w:pPr>
-      <w:proofErr w:type="spellStart"/>
-      <w:r>
-        <w:rPr>
-          <w:b/>
-          <w:bCs/>
-          <w:iCs/>
-        </w:rPr>
-        <w:t>bool</w:t>
-      </w:r>
-      <w:proofErr w:type="spellEnd"/>
-      <w:r>
-        <w:rPr>
-          <w:b/>
-          <w:bCs/>
-          <w:iCs/>
-        </w:rPr>
-        <w:t xml:space="preserve"> HORDA(</w:t>
-      </w:r>
-      <w:proofErr w:type="spellStart"/>
-      <w:r>
-        <w:rPr>
-          <w:b/>
-          <w:bCs/>
-          <w:iCs/>
-        </w:rPr>
-        <w:t>double</w:t>
-      </w:r>
-      <w:proofErr w:type="spellEnd"/>
-      <w:r>
-        <w:rPr>
-          <w:b/>
-          <w:bCs/>
-          <w:iCs/>
-        </w:rPr>
-        <w:t xml:space="preserve"> a, </w:t>
-      </w:r>
-      <w:proofErr w:type="spellStart"/>
-      <w:r>
-        <w:rPr>
-          <w:b/>
-          <w:bCs/>
-          <w:iCs/>
-        </w:rPr>
-        <w:t>double</w:t>
-      </w:r>
-      <w:proofErr w:type="spellEnd"/>
-      <w:r>
-        <w:rPr>
-          <w:b/>
-          <w:bCs/>
-          <w:iCs/>
-        </w:rPr>
-        <w:t xml:space="preserve"> b, </w:t>
-      </w:r>
-      <w:proofErr w:type="spellStart"/>
-      <w:r>
-        <w:rPr>
-          <w:b/>
-          <w:bCs/>
-          <w:iCs/>
-        </w:rPr>
-        <w:t>double</w:t>
-      </w:r>
-      <w:proofErr w:type="spellEnd"/>
-      <w:r>
-        <w:rPr>
-          <w:b/>
-          <w:bCs/>
-          <w:iCs/>
-        </w:rPr>
-        <w:t xml:space="preserve"> </w:t>
-      </w:r>
-      <w:proofErr w:type="spellStart"/>
-      <w:r>
-        <w:rPr>
-          <w:b/>
-          <w:bCs/>
-          <w:iCs/>
-        </w:rPr>
-        <w:t>eps</w:t>
-      </w:r>
-      <w:proofErr w:type="spellEnd"/>
-      <w:r>
-        <w:rPr>
-          <w:b/>
-          <w:bCs/>
-          <w:iCs/>
-        </w:rPr>
-        <w:t xml:space="preserve">, </w:t>
-      </w:r>
-      <w:proofErr w:type="spellStart"/>
-      <w:r>
-        <w:rPr>
-          <w:b/>
-          <w:bCs/>
-          <w:iCs/>
-        </w:rPr>
-        <w:t>double</w:t>
-      </w:r>
-      <w:proofErr w:type="spellEnd"/>
-      <w:r>
-        <w:rPr>
-          <w:b/>
-          <w:bCs/>
-          <w:iCs/>
-        </w:rPr>
-        <w:t xml:space="preserve"> </w:t>
-      </w:r>
-      <w:proofErr w:type="spellStart"/>
-      <w:r>
-        <w:rPr>
-          <w:b/>
-          <w:bCs/>
-          <w:iCs/>
-        </w:rPr>
-        <w:t>delta</w:t>
-      </w:r>
-      <w:proofErr w:type="spellEnd"/>
-      <w:r>
-        <w:rPr>
-          <w:b/>
-          <w:bCs/>
-          <w:iCs/>
-        </w:rPr>
-        <w:t xml:space="preserve">, </w:t>
-      </w:r>
-      <w:proofErr w:type="spellStart"/>
-      <w:r>
-        <w:rPr>
-          <w:b/>
-          <w:bCs/>
-          <w:iCs/>
-        </w:rPr>
-        <w:t>int</w:t>
-      </w:r>
-      <w:proofErr w:type="spellEnd"/>
-      <w:r>
-        <w:rPr>
-          <w:b/>
-          <w:bCs/>
-          <w:iCs/>
-        </w:rPr>
-        <w:t xml:space="preserve"> &amp;</w:t>
-      </w:r>
-      <w:proofErr w:type="spellStart"/>
-      <w:r>
-        <w:rPr>
-          <w:b/>
-          <w:bCs/>
-          <w:iCs/>
-        </w:rPr>
-        <w:t>iter</w:t>
-      </w:r>
-      <w:proofErr w:type="spellEnd"/>
-      <w:r>
-        <w:rPr>
-          <w:b/>
-          <w:bCs/>
-          <w:iCs/>
-        </w:rPr>
-        <w:t xml:space="preserve">, </w:t>
-      </w:r>
-      <w:proofErr w:type="spellStart"/>
-      <w:r>
-        <w:rPr>
-          <w:b/>
-          <w:bCs/>
-          <w:iCs/>
-        </w:rPr>
-        <w:t>double</w:t>
-      </w:r>
-      <w:proofErr w:type="spellEnd"/>
-      <w:r>
-        <w:rPr>
-          <w:b/>
-          <w:bCs/>
-          <w:iCs/>
-        </w:rPr>
-        <w:t xml:space="preserve"> &amp;c)</w:t>
-      </w:r>
-      <w:r>
-        <w:rPr>
-          <w:iCs/>
-        </w:rPr>
-        <w:t xml:space="preserve"> </w:t>
-      </w:r>
-      <w:r>
-        <w:rPr>
-          <w:iCs/>
-        </w:rPr>
-        <w:t xml:space="preserve">Реализует итерационный метод хорд для поиска корня уравнения на отрезке </w:t>
-      </w:r>
-      <m:oMath>
-        <m:r>
-          <w:rPr>
-            <w:rFonts w:ascii="Cambria Math" w:hAnsi="Cambria Math"/>
-          </w:rPr>
-          <m:t>[a, b]</m:t>
-        </m:r>
-      </m:oMath>
-      <w:r>
-        <w:rPr>
-          <w:iCs/>
-        </w:rPr>
-        <w:t xml:space="preserve">. Входными параметрами являются границы отрезка </w:t>
-      </w:r>
-      <m:oMath>
-        <m:r>
-          <w:rPr>
-            <w:rFonts w:ascii="Cambria Math" w:hAnsi="Cambria Math"/>
-          </w:rPr>
-          <m:t>a</m:t>
-        </m:r>
-      </m:oMath>
-      <w:r>
-        <w:rPr>
-          <w:iCs/>
-        </w:rPr>
-        <w:t xml:space="preserve"> и </w:t>
-      </w:r>
-      <m:oMath>
-        <m:r>
-          <w:rPr>
-            <w:rFonts w:ascii="Cambria Math" w:hAnsi="Cambria Math"/>
-          </w:rPr>
-          <m:t>b</m:t>
-        </m:r>
-      </m:oMath>
-      <w:r>
-        <w:rPr>
-          <w:iCs/>
-        </w:rPr>
-        <w:t xml:space="preserve">, требуемая точность </w:t>
-      </w:r>
-      <w:proofErr w:type="spellStart"/>
-      <w:r>
-        <w:rPr>
-          <w:iCs/>
-        </w:rPr>
-        <w:t>eps</w:t>
-      </w:r>
-      <w:proofErr w:type="spellEnd"/>
-      <w:r>
-        <w:rPr>
-          <w:iCs/>
-        </w:rPr>
-        <w:t xml:space="preserve">, точность округления </w:t>
-      </w:r>
-      <w:proofErr w:type="spellStart"/>
-      <w:r>
-        <w:rPr>
-          <w:iCs/>
-        </w:rPr>
-        <w:t>delta</w:t>
-      </w:r>
-      <w:proofErr w:type="spellEnd"/>
-      <w:r>
-        <w:rPr>
-          <w:iCs/>
-        </w:rPr>
-        <w:t xml:space="preserve">, ссылка на счетчик итераций </w:t>
-      </w:r>
-      <w:proofErr w:type="spellStart"/>
-      <w:r>
-        <w:rPr>
-          <w:iCs/>
-        </w:rPr>
-        <w:t>iter</w:t>
-      </w:r>
-      <w:proofErr w:type="spellEnd"/>
-      <w:r>
-        <w:rPr>
-          <w:iCs/>
-        </w:rPr>
-        <w:t xml:space="preserve"> и ссылка для сохранения найденного корня c. Алгоритм проверяет </w:t>
-      </w:r>
-      <w:proofErr w:type="spellStart"/>
-      <w:r>
-        <w:rPr>
-          <w:iCs/>
-        </w:rPr>
-        <w:t>знакопеременность</w:t>
-      </w:r>
-      <w:proofErr w:type="spellEnd"/>
-      <w:r>
-        <w:rPr>
-          <w:iCs/>
-        </w:rPr>
-        <w:t xml:space="preserve"> функции на концах отрезка, затем на каждой итерации вычисляет новое приближение корня по формуле хорд как точку пересечения прямой с осью абсцисс. После вычисления значения функции в полученной точке определяется новый отрезок, содержащий корень, путем сравнения знаков. Процесс продолжается до достижения требуемой точности </w:t>
-      </w:r>
-      <m:oMath>
-        <m:r>
-          <w:rPr>
-            <w:rFonts w:ascii="Cambria Math" w:hAnsi="Cambria Math"/>
-          </w:rPr>
-          <m:t>|f(c)| &lt; eps</m:t>
-        </m:r>
-      </m:oMath>
-      <w:r>
-        <w:rPr>
-          <w:iCs/>
-        </w:rPr>
-        <w:t xml:space="preserve"> или превышения максимального числа итераций 1000000. В зависимости от значения параметра </w:t>
-      </w:r>
-      <w:proofErr w:type="spellStart"/>
-      <w:r>
-        <w:rPr>
-          <w:iCs/>
-        </w:rPr>
-        <w:t>delta</w:t>
-      </w:r>
-      <w:proofErr w:type="spellEnd"/>
-      <w:r>
-        <w:rPr>
-          <w:iCs/>
-        </w:rPr>
-        <w:t xml:space="preserve"> функция использует либо округленные </w:t>
-      </w:r>
-      <w:proofErr w:type="spellStart"/>
-      <w:r>
-        <w:rPr>
-          <w:iCs/>
-        </w:rPr>
-        <w:t>f_round</w:t>
-      </w:r>
-      <w:proofErr w:type="spellEnd"/>
-      <w:r>
-        <w:rPr>
-          <w:iCs/>
-        </w:rPr>
-        <w:t>, либо точные f значения.</w:t>
+        <w:t xml:space="preserve"> или превышения максимального числа итераций 1000000. В зависимости от значения параметра delta функция использует либо округленные f_round, либо точные f значения.</w:t>
       </w:r>
     </w:p>
     <w:p/>
@@ -12026,6 +11052,7 @@
         <w:pStyle w:val="2"/>
       </w:pPr>
       <w:r>
+        <w:lastRenderedPageBreak/>
         <w:t>Метод Ньютона</w:t>
       </w:r>
     </w:p>
@@ -12332,7 +11359,7 @@
                     </pic:cNvPicPr>
                   </pic:nvPicPr>
                   <pic:blipFill>
-                    <a:blip r:embed="rId14" cstate="print">
+                    <a:blip r:embed="rId16" cstate="print">
                       <a:extLst>
                         <a:ext uri="{28A0092B-C50C-407E-A947-70E740481C1C}">
                           <a14:useLocalDpi xmlns:a14="http://schemas.microsoft.com/office/drawing/2010/main" val="0"/>
@@ -13330,7 +12357,11 @@
         <w:t>Э</w:t>
       </w:r>
       <w:r>
-        <w:t xml:space="preserve">то означает, что при хорошем начальном приближении корня после каждой итерации число верных десятичных знаков в очередном приближении удваивается, т.е. процесс сходится очень быстро (имеет место квадратическая сходимость). Из указанного следует, что при необходимости нахождения корня с точностью </w:t>
+        <w:t xml:space="preserve">то означает, что при хорошем начальном приближении корня после каждой итерации число верных десятичных знаков в очередном </w:t>
+      </w:r>
+      <w:r>
+        <w:lastRenderedPageBreak/>
+        <w:t xml:space="preserve">приближении удваивается, т.е. процесс сходится очень быстро (имеет место квадратическая сходимость). Из указанного следует, что при необходимости нахождения корня с точностью </w:t>
       </w:r>
       <m:oMath>
         <m:r>
@@ -14044,321 +13075,138 @@
           <w:iCs/>
         </w:rPr>
       </w:pPr>
-      <w:proofErr w:type="spellStart"/>
+      <w:proofErr w:type="gramStart"/>
       <w:r>
         <w:rPr>
           <w:b/>
           <w:bCs/>
           <w:iCs/>
         </w:rPr>
-        <w:t>Round</w:t>
-      </w:r>
-      <w:proofErr w:type="spellEnd"/>
+        <w:t>Round(</w:t>
+      </w:r>
+      <w:proofErr w:type="gramEnd"/>
       <w:r>
         <w:rPr>
           <w:b/>
           <w:bCs/>
           <w:iCs/>
         </w:rPr>
-        <w:t>(</w:t>
-      </w:r>
-      <w:proofErr w:type="spellStart"/>
+        <w:t>double x, double delta)</w:t>
+      </w:r>
+      <w:r>
+        <w:rPr>
+          <w:iCs/>
+        </w:rPr>
+        <w:t xml:space="preserve"> выполняет округление числа x с заданной точностью delta. Она использует стандартную математическую функцию round для приведения числа к ближайшему значению, кратному delta. В случае, если delta меньше или равна нулю, функция возвращает исходное число без изменений, что позволяет гибко управлять процессом округления в зависимости от потребностей вычислений.</w:t>
+      </w:r>
+    </w:p>
+    <w:p>
+      <w:proofErr w:type="gramStart"/>
       <w:r>
         <w:rPr>
           <w:b/>
           <w:bCs/>
-          <w:iCs/>
-        </w:rPr>
-        <w:t>double</w:t>
-      </w:r>
-      <w:proofErr w:type="spellEnd"/>
+        </w:rPr>
+        <w:t>f(</w:t>
+      </w:r>
+      <w:proofErr w:type="gramEnd"/>
       <w:r>
         <w:rPr>
           <w:b/>
           <w:bCs/>
-          <w:iCs/>
-        </w:rPr>
-        <w:t xml:space="preserve"> x, </w:t>
-      </w:r>
-      <w:proofErr w:type="spellStart"/>
+        </w:rPr>
+        <w:t>double x)</w:t>
+      </w:r>
+      <w:r>
+        <w:t xml:space="preserve"> вычисляет значение целевого уравнения ln(ln(x)) - exp(-x^2). Это уравнение представляет собой разность натурального логарифма от натурального логарифма x и экспоненты от отрицательного квадрата x. Область определения функции ограничена значениями </w:t>
+      </w:r>
+      <w:proofErr w:type="gramStart"/>
+      <w:r>
+        <w:t>x &gt;</w:t>
+      </w:r>
+      <w:proofErr w:type="gramEnd"/>
+      <w:r>
+        <w:t xml:space="preserve"> 1, так как аргумент внешнего логарифма должен быть положительным.</w:t>
+      </w:r>
+    </w:p>
+    <w:p>
       <w:r>
         <w:rPr>
           <w:b/>
           <w:bCs/>
-          <w:iCs/>
-        </w:rPr>
-        <w:t>double</w:t>
-      </w:r>
-      <w:proofErr w:type="spellEnd"/>
+        </w:rPr>
+        <w:t>f_</w:t>
+      </w:r>
+      <w:proofErr w:type="gramStart"/>
       <w:r>
         <w:rPr>
           <w:b/>
           <w:bCs/>
-          <w:iCs/>
-        </w:rPr>
-        <w:t xml:space="preserve"> </w:t>
-      </w:r>
-      <w:proofErr w:type="spellStart"/>
+        </w:rPr>
+        <w:t>prime(</w:t>
+      </w:r>
+      <w:proofErr w:type="gramEnd"/>
       <w:r>
         <w:rPr>
           <w:b/>
           <w:bCs/>
-          <w:iCs/>
-        </w:rPr>
-        <w:t>delta</w:t>
-      </w:r>
-      <w:proofErr w:type="spellEnd"/>
-      <w:r>
-        <w:rPr>
-          <w:b/>
-          <w:bCs/>
-          <w:iCs/>
-        </w:rPr>
-        <w:t>)</w:t>
-      </w:r>
-      <w:r>
-        <w:rPr>
-          <w:iCs/>
-        </w:rPr>
-        <w:t xml:space="preserve"> выполняет округление числа x с заданной точностью </w:t>
-      </w:r>
-      <w:proofErr w:type="spellStart"/>
-      <w:r>
-        <w:rPr>
-          <w:iCs/>
-        </w:rPr>
-        <w:t>delta</w:t>
-      </w:r>
-      <w:proofErr w:type="spellEnd"/>
-      <w:r>
-        <w:rPr>
-          <w:iCs/>
-        </w:rPr>
-        <w:t xml:space="preserve">. Она использует стандартную математическую функцию </w:t>
-      </w:r>
-      <w:proofErr w:type="spellStart"/>
-      <w:r>
-        <w:rPr>
-          <w:iCs/>
-        </w:rPr>
-        <w:t>round</w:t>
-      </w:r>
-      <w:proofErr w:type="spellEnd"/>
-      <w:r>
-        <w:rPr>
-          <w:iCs/>
-        </w:rPr>
-        <w:t xml:space="preserve"> для приведения числа к ближайшему значению, кратному </w:t>
-      </w:r>
-      <w:proofErr w:type="spellStart"/>
-      <w:r>
-        <w:rPr>
-          <w:iCs/>
-        </w:rPr>
-        <w:t>delta</w:t>
-      </w:r>
-      <w:proofErr w:type="spellEnd"/>
-      <w:r>
-        <w:rPr>
-          <w:iCs/>
-        </w:rPr>
-        <w:t xml:space="preserve">. В случае, если </w:t>
-      </w:r>
-      <w:proofErr w:type="spellStart"/>
-      <w:r>
-        <w:rPr>
-          <w:iCs/>
-        </w:rPr>
-        <w:t>delta</w:t>
-      </w:r>
-      <w:proofErr w:type="spellEnd"/>
-      <w:r>
-        <w:rPr>
-          <w:iCs/>
-        </w:rPr>
-        <w:t xml:space="preserve"> меньше или равна нулю, функция возвращает исходное число без изменений, что позволяет гибко управлять процессом округления в зависимости от потребностей вычислений.</w:t>
-      </w:r>
-    </w:p>
-    <w:p>
-      <w:r>
-        <w:rPr>
-          <w:b/>
-          <w:bCs/>
-        </w:rPr>
-        <w:t>f(</w:t>
-      </w:r>
-      <w:proofErr w:type="spellStart"/>
-      <w:r>
-        <w:rPr>
-          <w:b/>
-          <w:bCs/>
-        </w:rPr>
-        <w:t>double</w:t>
-      </w:r>
-      <w:proofErr w:type="spellEnd"/>
-      <w:r>
-        <w:rPr>
-          <w:b/>
-          <w:bCs/>
-        </w:rPr>
-        <w:t xml:space="preserve"> x)</w:t>
-      </w:r>
-      <w:r>
-        <w:t xml:space="preserve"> вычисляет значение целевого уравнения </w:t>
-      </w:r>
-      <w:proofErr w:type="spellStart"/>
-      <w:r>
-        <w:t>ln</w:t>
-      </w:r>
-      <w:proofErr w:type="spellEnd"/>
-      <w:r>
-        <w:t>(</w:t>
-      </w:r>
-      <w:proofErr w:type="spellStart"/>
-      <w:r>
-        <w:t>ln</w:t>
-      </w:r>
-      <w:proofErr w:type="spellEnd"/>
-      <w:r>
-        <w:t xml:space="preserve">(x)) - </w:t>
-      </w:r>
-      <w:proofErr w:type="spellStart"/>
-      <w:r>
-        <w:t>exp</w:t>
-      </w:r>
-      <w:proofErr w:type="spellEnd"/>
-      <w:r>
-        <w:t>(-x^2). Это уравнение представляет собой разность натурального логарифма от натурального логарифма x и экспоненты от отрицательного квадрата x. Область определения функции ограничена значениями x &gt; 1, так как аргумент внешнего логарифма должен быть положительным.</w:t>
-      </w:r>
-    </w:p>
-    <w:p>
-      <w:proofErr w:type="spellStart"/>
-      <w:r>
-        <w:rPr>
-          <w:b/>
-          <w:bCs/>
-        </w:rPr>
-        <w:t>f_prime</w:t>
-      </w:r>
-      <w:proofErr w:type="spellEnd"/>
-      <w:r>
-        <w:rPr>
-          <w:b/>
-          <w:bCs/>
-        </w:rPr>
-        <w:t>(</w:t>
-      </w:r>
-      <w:proofErr w:type="spellStart"/>
-      <w:r>
-        <w:rPr>
-          <w:b/>
-          <w:bCs/>
-        </w:rPr>
-        <w:t>double</w:t>
-      </w:r>
-      <w:proofErr w:type="spellEnd"/>
-      <w:r>
-        <w:rPr>
-          <w:b/>
-          <w:bCs/>
-        </w:rPr>
-        <w:t xml:space="preserve"> x)</w:t>
-      </w:r>
-      <w:r>
-        <w:t xml:space="preserve"> находит производную исходной функции, которая необходима для реализации метода Ньютона. Производная вычисляется по формуле 1/(x*</w:t>
-      </w:r>
-      <w:proofErr w:type="spellStart"/>
-      <w:r>
-        <w:t>ln</w:t>
-      </w:r>
-      <w:proofErr w:type="spellEnd"/>
-      <w:r>
-        <w:t>(x)) + 2*x*</w:t>
-      </w:r>
-      <w:proofErr w:type="spellStart"/>
-      <w:r>
-        <w:t>exp</w:t>
-      </w:r>
-      <w:proofErr w:type="spellEnd"/>
-      <w:r>
-        <w:t xml:space="preserve">(-x^2), где первое слагаемое является производной от </w:t>
-      </w:r>
-      <w:proofErr w:type="spellStart"/>
-      <w:r>
-        <w:t>ln</w:t>
-      </w:r>
-      <w:proofErr w:type="spellEnd"/>
-      <w:r>
-        <w:t>(</w:t>
-      </w:r>
-      <w:proofErr w:type="spellStart"/>
-      <w:r>
-        <w:t>ln</w:t>
-      </w:r>
-      <w:proofErr w:type="spellEnd"/>
-      <w:r>
-        <w:t>(x)), а второе — производной от -</w:t>
-      </w:r>
-      <w:proofErr w:type="spellStart"/>
-      <w:r>
-        <w:t>exp</w:t>
-      </w:r>
-      <w:proofErr w:type="spellEnd"/>
-      <w:r>
-        <w:t>(-x^2) с учётом правила дифференцирования сложной функции.</w:t>
-      </w:r>
-    </w:p>
-    <w:p>
-      <w:proofErr w:type="spellStart"/>
+        </w:rPr>
+        <w:t>double x)</w:t>
+      </w:r>
+      <w:r>
+        <w:t xml:space="preserve"> находит производную исходной функции, которая необходима для реализации метода Ньютона. Производная вычисляется по формуле 1/(x*ln(x)) + 2*x*exp(-x^2), где первое слагаемое является производной от ln(ln(x)), а второе — производной от -exp(-x^2) с учётом правила дифференцирования сложной функции.</w:t>
+      </w:r>
+    </w:p>
+    <w:p>
       <w:r>
         <w:rPr>
           <w:b/>
           <w:bCs/>
           <w:lang w:val="en-US"/>
         </w:rPr>
-        <w:t>f_round</w:t>
-      </w:r>
-      <w:proofErr w:type="spellEnd"/>
+        <w:lastRenderedPageBreak/>
+        <w:t>f_</w:t>
+      </w:r>
+      <w:proofErr w:type="gramStart"/>
       <w:r>
         <w:rPr>
           <w:b/>
           <w:bCs/>
           <w:lang w:val="en-US"/>
         </w:rPr>
-        <w:t>(double x, double delta)</w:t>
-      </w:r>
-      <w:r>
-        <w:rPr>
-          <w:lang w:val="en-US"/>
-        </w:rPr>
-        <w:t xml:space="preserve"> </w:t>
-      </w:r>
-      <w:r>
-        <w:t>и</w:t>
-      </w:r>
-      <w:r>
-        <w:rPr>
-          <w:lang w:val="en-US"/>
-        </w:rPr>
-        <w:t xml:space="preserve"> </w:t>
-      </w:r>
-      <w:proofErr w:type="spellStart"/>
+        <w:t>round(</w:t>
+      </w:r>
+      <w:proofErr w:type="gramEnd"/>
       <w:r>
         <w:rPr>
           <w:b/>
           <w:bCs/>
           <w:lang w:val="en-US"/>
         </w:rPr>
-        <w:t>f_prime_round</w:t>
-      </w:r>
-      <w:proofErr w:type="spellEnd"/>
+        <w:t>double x, double delta)</w:t>
+      </w:r>
+      <w:r>
+        <w:rPr>
+          <w:lang w:val="en-US"/>
+        </w:rPr>
+        <w:t xml:space="preserve"> </w:t>
+      </w:r>
+      <w:r>
+        <w:t>и</w:t>
+      </w:r>
+      <w:r>
+        <w:rPr>
+          <w:lang w:val="en-US"/>
+        </w:rPr>
+        <w:t xml:space="preserve"> </w:t>
+      </w:r>
       <w:r>
         <w:rPr>
           <w:b/>
           <w:bCs/>
           <w:lang w:val="en-US"/>
         </w:rPr>
-        <w:t>(double x, double delta)</w:t>
+        <w:t>f_prime_round(double x, double delta)</w:t>
       </w:r>
       <w:r>
         <w:rPr>
@@ -14367,196 +13215,28 @@
         <w:t xml:space="preserve">. </w:t>
       </w:r>
       <w:r>
-        <w:t xml:space="preserve">Эти функции сначала вычисляют исходные значения с помощью f(x) и </w:t>
-      </w:r>
-      <w:proofErr w:type="spellStart"/>
-      <w:r>
-        <w:t>f_prime</w:t>
-      </w:r>
-      <w:proofErr w:type="spellEnd"/>
-      <w:r>
-        <w:t xml:space="preserve">(x), а затем округляют полученные результаты, передавая их в функцию </w:t>
-      </w:r>
-      <w:proofErr w:type="spellStart"/>
-      <w:r>
-        <w:t>Round</w:t>
-      </w:r>
-      <w:proofErr w:type="spellEnd"/>
-      <w:r>
-        <w:t xml:space="preserve"> вместе с заданным параметром точности </w:t>
-      </w:r>
-      <w:proofErr w:type="spellStart"/>
-      <w:r>
-        <w:t>delta</w:t>
-      </w:r>
-      <w:proofErr w:type="spellEnd"/>
-      <w:r>
-        <w:t>.</w:t>
-      </w:r>
-    </w:p>
-    <w:p>
-      <w:proofErr w:type="spellStart"/>
+        <w:t>Эти функции сначала вычисляют исходные значения с помощью f(x) и f_prime(x), а затем округляют полученные результаты, передавая их в функцию Round вместе с заданным параметром точности delta.</w:t>
+      </w:r>
+    </w:p>
+    <w:p>
+      <w:proofErr w:type="gramStart"/>
       <w:r>
         <w:rPr>
           <w:b/>
           <w:bCs/>
         </w:rPr>
-        <w:t>Newton</w:t>
-      </w:r>
-      <w:proofErr w:type="spellEnd"/>
+        <w:t>Newton(</w:t>
+      </w:r>
+      <w:proofErr w:type="gramEnd"/>
       <w:r>
         <w:rPr>
           <w:b/>
           <w:bCs/>
         </w:rPr>
-        <w:t>(</w:t>
-      </w:r>
-      <w:proofErr w:type="spellStart"/>
-      <w:r>
-        <w:rPr>
-          <w:b/>
-          <w:bCs/>
-        </w:rPr>
-        <w:t>double</w:t>
-      </w:r>
-      <w:proofErr w:type="spellEnd"/>
-      <w:r>
-        <w:rPr>
-          <w:b/>
-          <w:bCs/>
-        </w:rPr>
-        <w:t xml:space="preserve"> x0, </w:t>
-      </w:r>
-      <w:proofErr w:type="spellStart"/>
-      <w:r>
-        <w:rPr>
-          <w:b/>
-          <w:bCs/>
-        </w:rPr>
-        <w:t>double</w:t>
-      </w:r>
-      <w:proofErr w:type="spellEnd"/>
-      <w:r>
-        <w:rPr>
-          <w:b/>
-          <w:bCs/>
-        </w:rPr>
-        <w:t xml:space="preserve"> </w:t>
-      </w:r>
-      <w:proofErr w:type="spellStart"/>
-      <w:r>
-        <w:rPr>
-          <w:b/>
-          <w:bCs/>
-        </w:rPr>
-        <w:t>eps</w:t>
-      </w:r>
-      <w:proofErr w:type="spellEnd"/>
-      <w:r>
-        <w:rPr>
-          <w:b/>
-          <w:bCs/>
-        </w:rPr>
-        <w:t xml:space="preserve">, </w:t>
-      </w:r>
-      <w:proofErr w:type="spellStart"/>
-      <w:r>
-        <w:rPr>
-          <w:b/>
-          <w:bCs/>
-        </w:rPr>
-        <w:t>double</w:t>
-      </w:r>
-      <w:proofErr w:type="spellEnd"/>
-      <w:r>
-        <w:rPr>
-          <w:b/>
-          <w:bCs/>
-        </w:rPr>
-        <w:t xml:space="preserve"> </w:t>
-      </w:r>
-      <w:proofErr w:type="spellStart"/>
-      <w:r>
-        <w:rPr>
-          <w:b/>
-          <w:bCs/>
-        </w:rPr>
-        <w:t>delta</w:t>
-      </w:r>
-      <w:proofErr w:type="spellEnd"/>
-      <w:r>
-        <w:rPr>
-          <w:b/>
-          <w:bCs/>
-        </w:rPr>
-        <w:t xml:space="preserve">, </w:t>
-      </w:r>
-      <w:proofErr w:type="spellStart"/>
-      <w:r>
-        <w:rPr>
-          <w:b/>
-          <w:bCs/>
-        </w:rPr>
-        <w:t>int</w:t>
-      </w:r>
-      <w:proofErr w:type="spellEnd"/>
-      <w:r>
-        <w:rPr>
-          <w:b/>
-          <w:bCs/>
-        </w:rPr>
-        <w:t xml:space="preserve"> &amp;</w:t>
-      </w:r>
-      <w:proofErr w:type="spellStart"/>
-      <w:r>
-        <w:rPr>
-          <w:b/>
-          <w:bCs/>
-        </w:rPr>
-        <w:t>iter</w:t>
-      </w:r>
-      <w:proofErr w:type="spellEnd"/>
-      <w:r>
-        <w:rPr>
-          <w:b/>
-          <w:bCs/>
-        </w:rPr>
-        <w:t>)</w:t>
-      </w:r>
-      <w:r>
-        <w:t xml:space="preserve"> является ядром программы и реализует итерационный метод Ньютона для поиска корня уравнения. Она принимает начальное приближение x0, требуемую точность </w:t>
-      </w:r>
-      <w:proofErr w:type="spellStart"/>
-      <w:r>
-        <w:t>eps</w:t>
-      </w:r>
-      <w:proofErr w:type="spellEnd"/>
-      <w:r>
-        <w:t xml:space="preserve">, параметр округления </w:t>
-      </w:r>
-      <w:proofErr w:type="spellStart"/>
-      <w:r>
-        <w:t>delta</w:t>
-      </w:r>
-      <w:proofErr w:type="spellEnd"/>
-      <w:r>
-        <w:t xml:space="preserve"> и ссылку на счётчик итераций </w:t>
-      </w:r>
-      <w:proofErr w:type="spellStart"/>
-      <w:r>
-        <w:t>iter</w:t>
-      </w:r>
-      <w:proofErr w:type="spellEnd"/>
-      <w:r>
-        <w:t xml:space="preserve">. В зависимости от значения </w:t>
-      </w:r>
-      <w:proofErr w:type="spellStart"/>
-      <w:r>
-        <w:t>delta</w:t>
-      </w:r>
-      <w:proofErr w:type="spellEnd"/>
-      <w:r>
-        <w:t xml:space="preserve"> функция выбирает, использовать ли округлённые или точные значения функции и производной на каждой итерации.</w:t>
+        <w:t>double x0, double eps, double delta, int &amp;iter)</w:t>
+      </w:r>
+      <w:r>
+        <w:t xml:space="preserve"> является ядром программы и реализует итерационный метод Ньютона для поиска корня уравнения. Она принимает начальное приближение x0, требуемую точность eps, параметр округления delta и ссылку на счётчик итераций iter. В зависимости от значения delta функция выбирает, использовать ли округлённые или точные значения функции и производной на каждой итерации.</w:t>
       </w:r>
     </w:p>
     <w:p>
@@ -15362,13 +14042,7 @@
           <w:rPr>
             <w:rFonts w:ascii="Cambria Math" w:hAnsi="Cambria Math"/>
           </w:rPr>
-          <m:t>x</m:t>
-        </m:r>
-        <m:r>
-          <w:rPr>
-            <w:rFonts w:ascii="Cambria Math" w:hAnsi="Cambria Math"/>
-          </w:rPr>
-          <m:t xml:space="preserve"> = </m:t>
+          <m:t xml:space="preserve">x = </m:t>
         </m:r>
         <m:r>
           <w:rPr>
@@ -15500,6 +14174,7 @@
     </w:p>
     <w:p>
       <w:r>
+        <w:lastRenderedPageBreak/>
         <w:t xml:space="preserve">Это обусловливается тем, что если </w:t>
       </w:r>
       <m:oMath>
@@ -15633,206 +14308,102 @@
       </w:r>
     </w:p>
     <w:p>
-      <w:proofErr w:type="spellStart"/>
+      <w:proofErr w:type="gramStart"/>
       <w:r>
         <w:rPr>
           <w:b/>
           <w:bCs/>
         </w:rPr>
-        <w:lastRenderedPageBreak/>
-        <w:t>Round</w:t>
-      </w:r>
-      <w:proofErr w:type="spellEnd"/>
+        <w:t>Round(</w:t>
+      </w:r>
+      <w:proofErr w:type="gramEnd"/>
       <w:r>
         <w:rPr>
           <w:b/>
           <w:bCs/>
         </w:rPr>
-        <w:t>(</w:t>
-      </w:r>
-      <w:proofErr w:type="spellStart"/>
+        <w:t>double x, double delta)</w:t>
+      </w:r>
+      <w:r>
+        <w:t> выполняет округление числа x с заданной точностью delta. Она использует стандартную математическую функцию round для приведения числа к ближайшему значению, кратному delta. В случае, если delta меньше или равна нулю, функция возвращает исходное число без изменений, что позволяет гибко управлять процессом округления в зависимости от потребностей вычислений.</w:t>
+      </w:r>
+    </w:p>
+    <w:p>
+      <w:proofErr w:type="gramStart"/>
       <w:r>
         <w:rPr>
           <w:b/>
           <w:bCs/>
         </w:rPr>
-        <w:t>double</w:t>
-      </w:r>
-      <w:proofErr w:type="spellEnd"/>
+        <w:t>f(</w:t>
+      </w:r>
+      <w:proofErr w:type="gramEnd"/>
       <w:r>
         <w:rPr>
           <w:b/>
           <w:bCs/>
         </w:rPr>
-        <w:t xml:space="preserve"> x, </w:t>
-      </w:r>
-      <w:proofErr w:type="spellStart"/>
+        <w:t>double x)</w:t>
+      </w:r>
+      <w:r>
+        <w:t> вычисляет значение целевого уравнения</w:t>
+      </w:r>
+      <w:r>
+        <w:t xml:space="preserve">. </w:t>
+      </w:r>
+      <w:r>
+        <w:t xml:space="preserve">Это уравнение представляет собой разность натурального логарифма от натурального логарифма </w:t>
+      </w:r>
+      <m:oMath>
+        <m:r>
+          <w:rPr>
+            <w:rFonts w:ascii="Cambria Math" w:hAnsi="Cambria Math"/>
+          </w:rPr>
+          <m:t>x</m:t>
+        </m:r>
+      </m:oMath>
+      <w:r>
+        <w:t xml:space="preserve"> и экспоненты от отрицательного квадрата </w:t>
+      </w:r>
+      <m:oMath>
+        <m:r>
+          <w:rPr>
+            <w:rFonts w:ascii="Cambria Math" w:hAnsi="Cambria Math"/>
+          </w:rPr>
+          <m:t>x</m:t>
+        </m:r>
+      </m:oMath>
+      <w:r>
+        <w:t xml:space="preserve">. Область определения функции ограничена значениями </w:t>
+      </w:r>
+      <m:oMath>
+        <m:r>
+          <w:rPr>
+            <w:rFonts w:ascii="Cambria Math" w:hAnsi="Cambria Math"/>
+          </w:rPr>
+          <m:t>x &gt; 1</m:t>
+        </m:r>
+      </m:oMath>
+      <w:r>
+        <w:t>, так как аргумент внешнего логарифма должен быть положительным. Данная функция является основой для построения итерационного процесса.</w:t>
+      </w:r>
+    </w:p>
+    <w:p>
+      <w:proofErr w:type="gramStart"/>
       <w:r>
         <w:rPr>
           <w:b/>
           <w:bCs/>
         </w:rPr>
-        <w:t>double</w:t>
-      </w:r>
-      <w:proofErr w:type="spellEnd"/>
+        <w:t>phi(</w:t>
+      </w:r>
+      <w:proofErr w:type="gramEnd"/>
       <w:r>
         <w:rPr>
           <w:b/>
           <w:bCs/>
         </w:rPr>
-        <w:t xml:space="preserve"> </w:t>
-      </w:r>
-      <w:proofErr w:type="spellStart"/>
-      <w:r>
-        <w:rPr>
-          <w:b/>
-          <w:bCs/>
-        </w:rPr>
-        <w:t>delta</w:t>
-      </w:r>
-      <w:proofErr w:type="spellEnd"/>
-      <w:r>
-        <w:rPr>
-          <w:b/>
-          <w:bCs/>
-        </w:rPr>
-        <w:t>)</w:t>
-      </w:r>
-      <w:r>
-        <w:t xml:space="preserve"> выполняет округление числа x с заданной точностью </w:t>
-      </w:r>
-      <w:proofErr w:type="spellStart"/>
-      <w:r>
-        <w:t>delta</w:t>
-      </w:r>
-      <w:proofErr w:type="spellEnd"/>
-      <w:r>
-        <w:t xml:space="preserve">. Она использует стандартную математическую функцию </w:t>
-      </w:r>
-      <w:proofErr w:type="spellStart"/>
-      <w:r>
-        <w:t>round</w:t>
-      </w:r>
-      <w:proofErr w:type="spellEnd"/>
-      <w:r>
-        <w:t xml:space="preserve"> для приведения числа к ближайшему значению, кратному </w:t>
-      </w:r>
-      <w:proofErr w:type="spellStart"/>
-      <w:r>
-        <w:t>delta</w:t>
-      </w:r>
-      <w:proofErr w:type="spellEnd"/>
-      <w:r>
-        <w:t xml:space="preserve">. В случае, если </w:t>
-      </w:r>
-      <w:proofErr w:type="spellStart"/>
-      <w:r>
-        <w:t>delta</w:t>
-      </w:r>
-      <w:proofErr w:type="spellEnd"/>
-      <w:r>
-        <w:t xml:space="preserve"> меньше или равна нулю, функция возвращает исходное число без изменений, что позволяет гибко управлять процессом округления в зависимости от потребностей вычислений.</w:t>
-      </w:r>
-    </w:p>
-    <w:p>
-      <w:r>
-        <w:rPr>
-          <w:b/>
-          <w:bCs/>
-        </w:rPr>
-        <w:t>f(</w:t>
-      </w:r>
-      <w:proofErr w:type="spellStart"/>
-      <w:r>
-        <w:rPr>
-          <w:b/>
-          <w:bCs/>
-        </w:rPr>
-        <w:t>double</w:t>
-      </w:r>
-      <w:proofErr w:type="spellEnd"/>
-      <w:r>
-        <w:rPr>
-          <w:b/>
-          <w:bCs/>
-        </w:rPr>
-        <w:t xml:space="preserve"> x)</w:t>
-      </w:r>
-      <w:r>
-        <w:t> вычисляет значение целевого уравнения</w:t>
-      </w:r>
-      <w:r>
-        <w:t xml:space="preserve">. </w:t>
-      </w:r>
-      <w:r>
-        <w:t xml:space="preserve">Это уравнение представляет собой разность натурального логарифма от натурального логарифма </w:t>
-      </w:r>
-      <m:oMath>
-        <m:r>
-          <w:rPr>
-            <w:rFonts w:ascii="Cambria Math" w:hAnsi="Cambria Math"/>
-          </w:rPr>
-          <m:t>x</m:t>
-        </m:r>
-      </m:oMath>
-      <w:r>
-        <w:t xml:space="preserve"> и экспоненты от отрицательного квадрата </w:t>
-      </w:r>
-      <m:oMath>
-        <m:r>
-          <w:rPr>
-            <w:rFonts w:ascii="Cambria Math" w:hAnsi="Cambria Math"/>
-          </w:rPr>
-          <m:t>x</m:t>
-        </m:r>
-      </m:oMath>
-      <w:r>
-        <w:t xml:space="preserve">. Область определения функции ограничена значениями </w:t>
-      </w:r>
-      <m:oMath>
-        <m:r>
-          <w:rPr>
-            <w:rFonts w:ascii="Cambria Math" w:hAnsi="Cambria Math"/>
-          </w:rPr>
-          <m:t>x &gt; 1</m:t>
-        </m:r>
-      </m:oMath>
-      <w:r>
-        <w:t>, так как аргумент внешнего логарифма должен быть положительным. Данная функция является основой для построения итерационного процесса.</w:t>
-      </w:r>
-    </w:p>
-    <w:p>
-      <w:proofErr w:type="spellStart"/>
-      <w:r>
-        <w:rPr>
-          <w:b/>
-          <w:bCs/>
-        </w:rPr>
-        <w:t>phi</w:t>
-      </w:r>
-      <w:proofErr w:type="spellEnd"/>
-      <w:r>
-        <w:rPr>
-          <w:b/>
-          <w:bCs/>
-        </w:rPr>
-        <w:t>(</w:t>
-      </w:r>
-      <w:proofErr w:type="spellStart"/>
-      <w:r>
-        <w:rPr>
-          <w:b/>
-          <w:bCs/>
-        </w:rPr>
-        <w:t>double</w:t>
-      </w:r>
-      <w:proofErr w:type="spellEnd"/>
-      <w:r>
-        <w:rPr>
-          <w:b/>
-          <w:bCs/>
-        </w:rPr>
-        <w:t xml:space="preserve"> x)</w:t>
+        <w:t>double x)</w:t>
       </w:r>
       <w:r>
         <w:t xml:space="preserve"> реализует итерационную функцию метода простых итераций (релаксации) в виде </w:t>
@@ -15867,19 +14438,7 @@
           <w:rPr>
             <w:rFonts w:ascii="Cambria Math" w:hAnsi="Cambria Math"/>
           </w:rPr>
-          <m:t>​=</m:t>
-        </m:r>
-        <m:r>
-          <w:rPr>
-            <w:rFonts w:ascii="Cambria Math" w:hAnsi="Cambria Math"/>
-          </w:rPr>
-          <m:t>x</m:t>
-        </m:r>
-        <m:r>
-          <w:rPr>
-            <w:rFonts w:ascii="Cambria Math" w:hAnsi="Cambria Math"/>
-          </w:rPr>
-          <m:t>​-2.754</m:t>
+          <m:t>​=x​-2.754</m:t>
         </m:r>
         <m:d>
           <m:dPr>
@@ -16027,500 +14586,184 @@
       </w:r>
     </w:p>
     <w:p>
-      <w:proofErr w:type="spellStart"/>
       <w:r>
         <w:rPr>
           <w:b/>
           <w:bCs/>
         </w:rPr>
-        <w:t>phi_prime</w:t>
-      </w:r>
-      <w:proofErr w:type="spellEnd"/>
+        <w:t>phi_</w:t>
+      </w:r>
+      <w:proofErr w:type="gramStart"/>
       <w:r>
         <w:rPr>
           <w:b/>
           <w:bCs/>
         </w:rPr>
-        <w:t>(</w:t>
-      </w:r>
-      <w:proofErr w:type="spellStart"/>
+        <w:t>prime(</w:t>
+      </w:r>
+      <w:proofErr w:type="gramEnd"/>
       <w:r>
         <w:rPr>
           <w:b/>
           <w:bCs/>
         </w:rPr>
-        <w:t>double</w:t>
-      </w:r>
-      <w:proofErr w:type="spellEnd"/>
+        <w:t>double x)</w:t>
+      </w:r>
+      <w:r>
+        <w:t xml:space="preserve"> вычисляет производную итерационной функции </w:t>
+      </w:r>
+      <m:oMath>
+        <m:r>
+          <w:rPr>
+            <w:rFonts w:ascii="Cambria Math" w:hAnsi="Cambria Math"/>
+          </w:rPr>
+          <m:t>φ'(x)</m:t>
+        </m:r>
+      </m:oMath>
+      <w:r>
+        <w:t xml:space="preserve">. </w:t>
+      </w:r>
+      <w:r>
+        <w:t xml:space="preserve">Эта функция используется для проверки условия сходимости </w:t>
+      </w:r>
+      <m:oMath>
+        <m:r>
+          <w:rPr>
+            <w:rFonts w:ascii="Cambria Math" w:hAnsi="Cambria Math"/>
+          </w:rPr>
+          <m:t>|φ'(x)| &lt; 1</m:t>
+        </m:r>
+      </m:oMath>
+      <w:r>
+        <w:t xml:space="preserve"> на заданном отрезке. Производная содержит комбинацию экспоненциальных и логарифмических членов, и её значение определяет скорость сходимости метода.</w:t>
+      </w:r>
+    </w:p>
+    <w:p>
       <w:r>
         <w:rPr>
           <w:b/>
           <w:bCs/>
         </w:rPr>
-        <w:t xml:space="preserve"> x)</w:t>
-      </w:r>
-      <w:r>
-        <w:t xml:space="preserve"> вычисляет производную итерационной функции </w:t>
-      </w:r>
-      <m:oMath>
-        <m:r>
-          <w:rPr>
-            <w:rFonts w:ascii="Cambria Math" w:hAnsi="Cambria Math"/>
-          </w:rPr>
-          <m:t>φ'(x)</m:t>
-        </m:r>
-      </m:oMath>
-      <w:r>
-        <w:t xml:space="preserve">. </w:t>
-      </w:r>
-      <w:r>
-        <w:t xml:space="preserve">Эта функция используется для проверки условия сходимости </w:t>
-      </w:r>
-      <m:oMath>
-        <m:r>
-          <w:rPr>
-            <w:rFonts w:ascii="Cambria Math" w:hAnsi="Cambria Math"/>
-          </w:rPr>
-          <m:t>|φ'(x)| &lt; 1</m:t>
-        </m:r>
-      </m:oMath>
-      <w:r>
-        <w:t xml:space="preserve"> на заданном отрезке. Производная содержит комбинацию экспоненциальных и логарифмических членов, и её значение определяет скорость сходимости метода.</w:t>
-      </w:r>
-    </w:p>
-    <w:p>
-      <w:proofErr w:type="spellStart"/>
+        <w:lastRenderedPageBreak/>
+        <w:t>f_</w:t>
+      </w:r>
+      <w:proofErr w:type="gramStart"/>
       <w:r>
         <w:rPr>
           <w:b/>
           <w:bCs/>
         </w:rPr>
-        <w:t>f_round</w:t>
-      </w:r>
-      <w:proofErr w:type="spellEnd"/>
+        <w:t>round(</w:t>
+      </w:r>
+      <w:proofErr w:type="gramEnd"/>
       <w:r>
         <w:rPr>
           <w:b/>
           <w:bCs/>
         </w:rPr>
-        <w:t>(</w:t>
-      </w:r>
-      <w:proofErr w:type="spellStart"/>
+        <w:t>double x, double delta)</w:t>
+      </w:r>
+      <w:r>
+        <w:t> сначала вычисляет значение исходной функции f(x), а затем округляет полученный результат с помощью функции Round, используя заданный параметр точности delta. Это позволяет моделировать вычисления с ограниченной точностью и исследовать влияние округления на результаты.</w:t>
+      </w:r>
+    </w:p>
+    <w:p>
       <w:r>
         <w:rPr>
           <w:b/>
           <w:bCs/>
         </w:rPr>
-        <w:t>double</w:t>
-      </w:r>
-      <w:proofErr w:type="spellEnd"/>
+        <w:t>phi_</w:t>
+      </w:r>
+      <w:proofErr w:type="gramStart"/>
       <w:r>
         <w:rPr>
           <w:b/>
           <w:bCs/>
         </w:rPr>
-        <w:t xml:space="preserve"> x, </w:t>
-      </w:r>
-      <w:proofErr w:type="spellStart"/>
+        <w:t>round(</w:t>
+      </w:r>
+      <w:proofErr w:type="gramEnd"/>
       <w:r>
         <w:rPr>
           <w:b/>
           <w:bCs/>
         </w:rPr>
-        <w:t>double</w:t>
-      </w:r>
-      <w:proofErr w:type="spellEnd"/>
+        <w:t>double x, double delta)</w:t>
+      </w:r>
+      <w:r>
+        <w:t xml:space="preserve"> аналогично вычисляет значение итерационной функции </w:t>
+      </w:r>
+      <m:oMath>
+        <m:r>
+          <w:rPr>
+            <w:rFonts w:ascii="Cambria Math" w:hAnsi="Cambria Math"/>
+          </w:rPr>
+          <m:t>φ(x)</m:t>
+        </m:r>
+      </m:oMath>
+      <w:r>
+        <w:t xml:space="preserve"> и округляет его с точностью delta. Это ключевая функция для режима работы с округлением, когда необходимо имитировать реальные вычисления с конечной точностью представления чисел.</w:t>
+      </w:r>
+    </w:p>
+    <w:p>
       <w:r>
         <w:rPr>
           <w:b/>
           <w:bCs/>
         </w:rPr>
-        <w:t xml:space="preserve"> </w:t>
-      </w:r>
-      <w:proofErr w:type="spellStart"/>
+        <w:t>phi_prime_</w:t>
+      </w:r>
+      <w:proofErr w:type="gramStart"/>
       <w:r>
         <w:rPr>
           <w:b/>
           <w:bCs/>
         </w:rPr>
-        <w:t>delta</w:t>
-      </w:r>
-      <w:proofErr w:type="spellEnd"/>
+        <w:t>round(</w:t>
+      </w:r>
+      <w:proofErr w:type="gramEnd"/>
       <w:r>
         <w:rPr>
           <w:b/>
           <w:bCs/>
         </w:rPr>
-        <w:t>)</w:t>
-      </w:r>
-      <w:r>
-        <w:t xml:space="preserve"> сначала вычисляет значение исходной функции f(x), а затем округляет полученный результат с помощью функции </w:t>
-      </w:r>
-      <w:proofErr w:type="spellStart"/>
-      <w:r>
-        <w:t>Round</w:t>
-      </w:r>
-      <w:proofErr w:type="spellEnd"/>
-      <w:r>
-        <w:t xml:space="preserve">, используя заданный параметр точности </w:t>
-      </w:r>
-      <w:proofErr w:type="spellStart"/>
-      <w:r>
-        <w:t>delta</w:t>
-      </w:r>
-      <w:proofErr w:type="spellEnd"/>
-      <w:r>
-        <w:t>. Это позволяет моделировать вычисления с ограниченной точностью и исследовать влияние округления на результаты.</w:t>
-      </w:r>
-    </w:p>
-    <w:p>
-      <w:proofErr w:type="spellStart"/>
+        <w:t>double x, double delta)</w:t>
+      </w:r>
+      <w:r>
+        <w:t> вычисляет значение производной</w:t>
+      </w:r>
+      <m:oMath>
+        <m:r>
+          <w:rPr>
+            <w:rFonts w:ascii="Cambria Math" w:hAnsi="Cambria Math"/>
+          </w:rPr>
+          <m:t xml:space="preserve"> φ'(x)</m:t>
+        </m:r>
+      </m:oMath>
+      <w:r>
+        <w:t xml:space="preserve"> и округляет результат с точностью delta. Используется для анализа влияния округления на оценку условия сходимости.</w:t>
+      </w:r>
+    </w:p>
+    <w:p>
+      <w:proofErr w:type="gramStart"/>
       <w:r>
         <w:rPr>
           <w:b/>
           <w:bCs/>
         </w:rPr>
-        <w:lastRenderedPageBreak/>
-        <w:t>phi_round</w:t>
-      </w:r>
-      <w:proofErr w:type="spellEnd"/>
+        <w:t>SimpleIteration(</w:t>
+      </w:r>
+      <w:proofErr w:type="gramEnd"/>
       <w:r>
         <w:rPr>
           <w:b/>
           <w:bCs/>
         </w:rPr>
-        <w:t>(</w:t>
-      </w:r>
-      <w:proofErr w:type="spellStart"/>
-      <w:r>
-        <w:rPr>
-          <w:b/>
-          <w:bCs/>
-        </w:rPr>
-        <w:t>double</w:t>
-      </w:r>
-      <w:proofErr w:type="spellEnd"/>
-      <w:r>
-        <w:rPr>
-          <w:b/>
-          <w:bCs/>
-        </w:rPr>
-        <w:t xml:space="preserve"> x, </w:t>
-      </w:r>
-      <w:proofErr w:type="spellStart"/>
-      <w:r>
-        <w:rPr>
-          <w:b/>
-          <w:bCs/>
-        </w:rPr>
-        <w:t>double</w:t>
-      </w:r>
-      <w:proofErr w:type="spellEnd"/>
-      <w:r>
-        <w:rPr>
-          <w:b/>
-          <w:bCs/>
-        </w:rPr>
-        <w:t xml:space="preserve"> </w:t>
-      </w:r>
-      <w:proofErr w:type="spellStart"/>
-      <w:r>
-        <w:rPr>
-          <w:b/>
-          <w:bCs/>
-        </w:rPr>
-        <w:t>delta</w:t>
-      </w:r>
-      <w:proofErr w:type="spellEnd"/>
-      <w:r>
-        <w:rPr>
-          <w:b/>
-          <w:bCs/>
-        </w:rPr>
-        <w:t>)</w:t>
-      </w:r>
-      <w:r>
-        <w:t xml:space="preserve"> аналогично вычисляет значение итерационной функции </w:t>
-      </w:r>
-      <m:oMath>
-        <m:r>
-          <w:rPr>
-            <w:rFonts w:ascii="Cambria Math" w:hAnsi="Cambria Math"/>
-          </w:rPr>
-          <m:t>φ(x)</m:t>
-        </m:r>
-      </m:oMath>
-      <w:r>
-        <w:t xml:space="preserve"> и округляет его с точностью delta. Это ключевая функция для режима работы с округлением, когда необходимо имитировать реальные вычисления с конечной точностью представления чисел.</w:t>
-      </w:r>
-    </w:p>
-    <w:p>
-      <w:proofErr w:type="spellStart"/>
-      <w:r>
-        <w:rPr>
-          <w:b/>
-          <w:bCs/>
-        </w:rPr>
-        <w:t>phi_prime_round</w:t>
-      </w:r>
-      <w:proofErr w:type="spellEnd"/>
-      <w:r>
-        <w:rPr>
-          <w:b/>
-          <w:bCs/>
-        </w:rPr>
-        <w:t>(</w:t>
-      </w:r>
-      <w:proofErr w:type="spellStart"/>
-      <w:r>
-        <w:rPr>
-          <w:b/>
-          <w:bCs/>
-        </w:rPr>
-        <w:t>double</w:t>
-      </w:r>
-      <w:proofErr w:type="spellEnd"/>
-      <w:r>
-        <w:rPr>
-          <w:b/>
-          <w:bCs/>
-        </w:rPr>
-        <w:t xml:space="preserve"> x, </w:t>
-      </w:r>
-      <w:proofErr w:type="spellStart"/>
-      <w:r>
-        <w:rPr>
-          <w:b/>
-          <w:bCs/>
-        </w:rPr>
-        <w:t>double</w:t>
-      </w:r>
-      <w:proofErr w:type="spellEnd"/>
-      <w:r>
-        <w:rPr>
-          <w:b/>
-          <w:bCs/>
-        </w:rPr>
-        <w:t xml:space="preserve"> </w:t>
-      </w:r>
-      <w:proofErr w:type="spellStart"/>
-      <w:r>
-        <w:rPr>
-          <w:b/>
-          <w:bCs/>
-        </w:rPr>
-        <w:t>delta</w:t>
-      </w:r>
-      <w:proofErr w:type="spellEnd"/>
-      <w:r>
-        <w:rPr>
-          <w:b/>
-          <w:bCs/>
-        </w:rPr>
-        <w:t>)</w:t>
-      </w:r>
-      <w:r>
-        <w:t> вычисляет значение производной</w:t>
-      </w:r>
-      <m:oMath>
-        <m:r>
-          <w:rPr>
-            <w:rFonts w:ascii="Cambria Math" w:hAnsi="Cambria Math"/>
-          </w:rPr>
-          <m:t xml:space="preserve"> φ'(x)</m:t>
-        </m:r>
-      </m:oMath>
-      <w:r>
-        <w:t xml:space="preserve"> и округляет результат с точностью delta. Используется для анализа влияния округления на оценку условия сходимости.</w:t>
-      </w:r>
-    </w:p>
-    <w:p>
-      <w:proofErr w:type="spellStart"/>
-      <w:r>
-        <w:rPr>
-          <w:b/>
-          <w:bCs/>
-        </w:rPr>
-        <w:t>SimpleIteration</w:t>
-      </w:r>
-      <w:proofErr w:type="spellEnd"/>
-      <w:r>
-        <w:rPr>
-          <w:b/>
-          <w:bCs/>
-        </w:rPr>
-        <w:t>(</w:t>
-      </w:r>
-      <w:proofErr w:type="spellStart"/>
-      <w:r>
-        <w:rPr>
-          <w:b/>
-          <w:bCs/>
-        </w:rPr>
-        <w:t>double</w:t>
-      </w:r>
-      <w:proofErr w:type="spellEnd"/>
-      <w:r>
-        <w:rPr>
-          <w:b/>
-          <w:bCs/>
-        </w:rPr>
-        <w:t xml:space="preserve"> x0, </w:t>
-      </w:r>
-      <w:proofErr w:type="spellStart"/>
-      <w:r>
-        <w:rPr>
-          <w:b/>
-          <w:bCs/>
-        </w:rPr>
-        <w:t>double</w:t>
-      </w:r>
-      <w:proofErr w:type="spellEnd"/>
-      <w:r>
-        <w:rPr>
-          <w:b/>
-          <w:bCs/>
-        </w:rPr>
-        <w:t xml:space="preserve"> </w:t>
-      </w:r>
-      <w:proofErr w:type="spellStart"/>
-      <w:r>
-        <w:rPr>
-          <w:b/>
-          <w:bCs/>
-        </w:rPr>
-        <w:t>eps</w:t>
-      </w:r>
-      <w:proofErr w:type="spellEnd"/>
-      <w:r>
-        <w:rPr>
-          <w:b/>
-          <w:bCs/>
-        </w:rPr>
-        <w:t xml:space="preserve">, </w:t>
-      </w:r>
-      <w:proofErr w:type="spellStart"/>
-      <w:r>
-        <w:rPr>
-          <w:b/>
-          <w:bCs/>
-        </w:rPr>
-        <w:t>double</w:t>
-      </w:r>
-      <w:proofErr w:type="spellEnd"/>
-      <w:r>
-        <w:rPr>
-          <w:b/>
-          <w:bCs/>
-        </w:rPr>
-        <w:t xml:space="preserve"> </w:t>
-      </w:r>
-      <w:proofErr w:type="spellStart"/>
-      <w:r>
-        <w:rPr>
-          <w:b/>
-          <w:bCs/>
-        </w:rPr>
-        <w:t>delta</w:t>
-      </w:r>
-      <w:proofErr w:type="spellEnd"/>
-      <w:r>
-        <w:rPr>
-          <w:b/>
-          <w:bCs/>
-        </w:rPr>
-        <w:t xml:space="preserve">, </w:t>
-      </w:r>
-      <w:proofErr w:type="spellStart"/>
-      <w:r>
-        <w:rPr>
-          <w:b/>
-          <w:bCs/>
-        </w:rPr>
-        <w:t>int</w:t>
-      </w:r>
-      <w:proofErr w:type="spellEnd"/>
-      <w:r>
-        <w:rPr>
-          <w:b/>
-          <w:bCs/>
-        </w:rPr>
-        <w:t xml:space="preserve"> &amp;</w:t>
-      </w:r>
-      <w:proofErr w:type="spellStart"/>
-      <w:r>
-        <w:rPr>
-          <w:b/>
-          <w:bCs/>
-        </w:rPr>
-        <w:t>iter</w:t>
-      </w:r>
-      <w:proofErr w:type="spellEnd"/>
-      <w:r>
-        <w:rPr>
-          <w:b/>
-          <w:bCs/>
-        </w:rPr>
-        <w:t>)</w:t>
-      </w:r>
-      <w:r>
-        <w:t xml:space="preserve"> является ядром программы и реализует итерационный метод простых итераций для поиска корня уравнения. Функция принимает начальное приближение x0, требуемую точность </w:t>
-      </w:r>
-      <w:proofErr w:type="spellStart"/>
-      <w:r>
-        <w:t>eps</w:t>
-      </w:r>
-      <w:proofErr w:type="spellEnd"/>
-      <w:r>
-        <w:t xml:space="preserve"> (критерий остановки по разности между соседними приближениями), параметр округления </w:t>
-      </w:r>
-      <w:proofErr w:type="spellStart"/>
-      <w:r>
-        <w:t>delta</w:t>
-      </w:r>
-      <w:proofErr w:type="spellEnd"/>
-      <w:r>
-        <w:t xml:space="preserve"> и ссылку на счётчик итераций </w:t>
-      </w:r>
-      <w:proofErr w:type="spellStart"/>
-      <w:r>
-        <w:t>iter</w:t>
-      </w:r>
-      <w:proofErr w:type="spellEnd"/>
-      <w:r>
-        <w:t xml:space="preserve">. В зависимости от значения </w:t>
-      </w:r>
-      <w:proofErr w:type="spellStart"/>
-      <w:r>
-        <w:t>delta</w:t>
-      </w:r>
-      <w:proofErr w:type="spellEnd"/>
-      <w:r>
-        <w:t xml:space="preserve"> функция выбирает, использовать ли округлённые значения (</w:t>
-      </w:r>
-      <w:proofErr w:type="spellStart"/>
-      <w:r>
-        <w:t>phi_round</w:t>
-      </w:r>
-      <w:proofErr w:type="spellEnd"/>
-      <w:r>
-        <w:t>) или точные значения (</w:t>
-      </w:r>
-      <w:proofErr w:type="spellStart"/>
-      <w:r>
-        <w:t>phi</w:t>
-      </w:r>
-      <w:proofErr w:type="spellEnd"/>
-      <w:r>
-        <w:t xml:space="preserve">) итерационной функции на каждом шаге. Итерации продолжаются до тех пор, пока разность между последовательными приближениями не станет меньше </w:t>
-      </w:r>
-      <w:proofErr w:type="spellStart"/>
-      <w:r>
-        <w:t>eps</w:t>
-      </w:r>
-      <w:proofErr w:type="spellEnd"/>
-      <w:r>
-        <w:t>, либо пока значение x не выйдет за допустимые пределы (</w:t>
+        <w:t>double x0, double eps, double delta, int &amp;iter)</w:t>
+      </w:r>
+      <w:r>
+        <w:t> является ядром программы и реализует итерационный метод простых итераций для поиска корня уравнения. Функция принимает начальное приближение x0, требуемую точность eps (критерий остановки по разности между соседними приближениями), параметр округления delta и ссылку на счётчик итераций iter. В зависимости от значения delta функция выбирает, использовать ли округлённые значения (phi_round) или точные значения (phi) итерационной функции на каждом шаге. Итерации продолжаются до тех пор, пока разность между последовательными приближениями не станет меньше eps, либо пока значение x не выйдет за допустимые пределы (</w:t>
       </w:r>
       <m:oMath>
         <m:r>
@@ -16549,6 +14792,7 @@
         <w:textAlignment w:val="auto"/>
       </w:pPr>
       <w:r>
+        <w:lastRenderedPageBreak/>
         <w:br w:type="page"/>
       </w:r>
     </w:p>
@@ -16573,14 +14817,12 @@
         </w:rPr>
         <w:t xml:space="preserve">В ходе лабораторной работы были изучены и </w:t>
       </w:r>
-      <w:proofErr w:type="spellStart"/>
       <w:r>
         <w:rPr>
           <w:rFonts w:cs="Times New Roman"/>
         </w:rPr>
         <w:t>программно</w:t>
       </w:r>
-      <w:proofErr w:type="spellEnd"/>
       <w:r>
         <w:rPr>
           <w:rFonts w:cs="Times New Roman"/>
@@ -16724,19 +14966,7 @@
           <w:rPr>
             <w:rFonts w:ascii="Cambria Math" w:hAnsi="Cambria Math" w:cs="Times New Roman"/>
           </w:rPr>
-          <m:t>[2,</m:t>
-        </m:r>
-        <m:r>
-          <w:rPr>
-            <w:rFonts w:ascii="Cambria Math" w:hAnsi="Cambria Math" w:cs="Times New Roman"/>
-          </w:rPr>
-          <m:t xml:space="preserve"> </m:t>
-        </m:r>
-        <m:r>
-          <w:rPr>
-            <w:rFonts w:ascii="Cambria Math" w:hAnsi="Cambria Math" w:cs="Times New Roman"/>
-          </w:rPr>
-          <m:t>3]</m:t>
+          <m:t>[2, 3]</m:t>
         </m:r>
       </m:oMath>
       <w:r>
@@ -16759,7 +14989,7 @@
       </w:r>
     </w:p>
     <w:sectPr>
-      <w:footerReference w:type="default" r:id="rId15"/>
+      <w:footerReference w:type="default" r:id="rId17"/>
       <w:pgSz w:w="11906" w:h="16838"/>
       <w:pgMar w:top="1134" w:right="1134" w:bottom="1134" w:left="1701" w:header="720" w:footer="720" w:gutter="0"/>
       <w:cols w:space="720"/>
@@ -18279,6 +16509,7 @@
   <w:style w:type="character" w:default="1" w:styleId="a0">
     <w:name w:val="Default Paragraph Font"/>
     <w:uiPriority w:val="1"/>
+    <w:semiHidden/>
     <w:unhideWhenUsed/>
   </w:style>
   <w:style w:type="table" w:default="1" w:styleId="a1">

--- a/Gizatov_Yaroslav_lb1/CM_Gizatov_Yaroslav_lb1.docx
+++ b/Gizatov_Yaroslav_lb1/CM_Gizatov_Yaroslav_lb1.docx
@@ -507,12 +507,14 @@
                 <w:szCs w:val="28"/>
               </w:rPr>
             </w:pPr>
+            <w:proofErr w:type="spellStart"/>
             <w:r>
               <w:rPr>
                 <w:szCs w:val="28"/>
               </w:rPr>
               <w:t>Лисс</w:t>
             </w:r>
+            <w:proofErr w:type="spellEnd"/>
             <w:r>
               <w:rPr>
                 <w:szCs w:val="28"/>
@@ -762,56 +764,6 @@
       <w:r>
         <w:t>Метод простых итераций</w:t>
       </w:r>
-    </w:p>
-    <w:p>
-      <w:pPr>
-        <w:ind w:left="709" w:firstLine="0"/>
-        <w:rPr>
-          <w:lang w:eastAsia="ru-RU" w:bidi="ar-SA"/>
-        </w:rPr>
-      </w:pPr>
-    </w:p>
-    <w:p>
-      <w:pPr>
-        <w:suppressAutoHyphens w:val="0"/>
-        <w:autoSpaceDN/>
-        <w:spacing w:line="240" w:lineRule="auto"/>
-        <w:ind w:firstLine="0"/>
-        <w:jc w:val="left"/>
-        <w:textAlignment w:val="auto"/>
-        <w:rPr>
-          <w:rFonts w:cs="Times New Roman"/>
-          <w:lang w:eastAsia="ru-RU" w:bidi="ar-SA"/>
-        </w:rPr>
-      </w:pPr>
-    </w:p>
-    <w:p>
-      <w:pPr>
-        <w:suppressAutoHyphens w:val="0"/>
-        <w:autoSpaceDN/>
-        <w:spacing w:line="240" w:lineRule="auto"/>
-        <w:ind w:firstLine="0"/>
-        <w:jc w:val="left"/>
-        <w:textAlignment w:val="auto"/>
-        <w:rPr>
-          <w:rFonts w:cs="Times New Roman"/>
-          <w:lang w:eastAsia="ru-RU" w:bidi="ar-SA"/>
-        </w:rPr>
-      </w:pPr>
-    </w:p>
-    <w:p>
-      <w:pPr>
-        <w:suppressAutoHyphens w:val="0"/>
-        <w:autoSpaceDN/>
-        <w:spacing w:line="240" w:lineRule="auto"/>
-        <w:ind w:firstLine="0"/>
-        <w:jc w:val="left"/>
-        <w:textAlignment w:val="auto"/>
-        <w:rPr>
-          <w:rFonts w:cs="Times New Roman"/>
-          <w:lang w:eastAsia="ru-RU" w:bidi="ar-SA"/>
-        </w:rPr>
-      </w:pPr>
     </w:p>
     <w:p>
       <w:pPr>
@@ -2564,7 +2516,15 @@
         <w:t xml:space="preserve"> </w:t>
       </w:r>
       <w:r>
-        <w:t>на рисуке 1.2</w:t>
+        <w:t xml:space="preserve">на </w:t>
+      </w:r>
+      <w:proofErr w:type="spellStart"/>
+      <w:r>
+        <w:t>рисуке</w:t>
+      </w:r>
+      <w:proofErr w:type="spellEnd"/>
+      <w:r>
+        <w:t xml:space="preserve"> 1.2</w:t>
       </w:r>
     </w:p>
     <w:p>
@@ -3287,13 +3247,7 @@
           <w:rPr>
             <w:rFonts w:ascii="Cambria Math" w:hAnsi="Cambria Math"/>
           </w:rPr>
-          <m:t xml:space="preserve"> = -</m:t>
-        </m:r>
-        <m:r>
-          <w:rPr>
-            <w:rFonts w:ascii="Cambria Math" w:hAnsi="Cambria Math"/>
-          </w:rPr>
-          <m:t>ln</m:t>
+          <m:t xml:space="preserve"> = -ln</m:t>
         </m:r>
         <m:d>
           <m:dPr>
@@ -3360,13 +3314,7 @@
           <w:rPr>
             <w:rFonts w:ascii="Cambria Math" w:hAnsi="Cambria Math"/>
           </w:rPr>
-          <m:t>x</m:t>
-        </m:r>
-        <m:r>
-          <w:rPr>
-            <w:rFonts w:ascii="Cambria Math" w:hAnsi="Cambria Math"/>
-          </w:rPr>
-          <m:t>=</m:t>
+          <m:t>x=</m:t>
         </m:r>
         <m:rad>
           <m:radPr>
@@ -3384,13 +3332,7 @@
               <w:rPr>
                 <w:rFonts w:ascii="Cambria Math" w:hAnsi="Cambria Math"/>
               </w:rPr>
-              <m:t>-</m:t>
-            </m:r>
-            <m:r>
-              <w:rPr>
-                <w:rFonts w:ascii="Cambria Math" w:hAnsi="Cambria Math"/>
-              </w:rPr>
-              <m:t>ln</m:t>
+              <m:t>-ln</m:t>
             </m:r>
             <m:d>
               <m:dPr>
@@ -3507,13 +3449,7 @@
               <w:rPr>
                 <w:rFonts w:ascii="Cambria Math" w:hAnsi="Cambria Math"/>
               </w:rPr>
-              <m:t>-</m:t>
-            </m:r>
-            <m:r>
-              <w:rPr>
-                <w:rFonts w:ascii="Cambria Math" w:hAnsi="Cambria Math"/>
-              </w:rPr>
-              <m:t>ln</m:t>
+              <m:t>-ln</m:t>
             </m:r>
             <m:d>
               <m:dPr>
@@ -3998,6 +3934,7 @@
       <w:r>
         <w:rPr>
           <w:i/>
+          <w:noProof/>
         </w:rPr>
         <w:lastRenderedPageBreak/>
         <w:drawing>
@@ -5632,11 +5569,6 @@
       </w:r>
     </w:p>
     <w:p>
-      <w:pPr>
-        <w:rPr>
-          <w:lang w:val="en-US"/>
-        </w:rPr>
-      </w:pPr>
       <m:oMath>
         <m:r>
           <w:rPr>
@@ -5646,9 +5578,6 @@
         </m:r>
       </m:oMath>
       <w:r>
-        <w:rPr>
-          <w:lang w:val="en-US"/>
-        </w:rPr>
         <w:t xml:space="preserve"> </w:t>
       </w:r>
     </w:p>
@@ -5661,7 +5590,6 @@
       <w:pPr>
         <w:rPr>
           <w:i/>
-          <w:lang w:val="en-US"/>
         </w:rPr>
       </w:pPr>
       <m:oMath>
@@ -5675,7 +5603,6 @@
       <w:r>
         <w:rPr>
           <w:i/>
-          <w:lang w:val="en-US"/>
         </w:rPr>
         <w:t xml:space="preserve"> </w:t>
       </w:r>
@@ -5698,7 +5625,6 @@
         <w:rPr>
           <w:i/>
           <w:iCs/>
-          <w:lang w:val="en-US"/>
         </w:rPr>
       </w:pPr>
       <m:oMath>
@@ -5761,7 +5687,6 @@
         <w:rPr>
           <w:i/>
           <w:iCs/>
-          <w:lang w:val="en-US"/>
         </w:rPr>
         <w:t xml:space="preserve"> </w:t>
       </w:r>
@@ -5855,7 +5780,15 @@
         </m:r>
       </m:oMath>
       <w:r>
-        <w:t> находится по формуле</w:t>
+        <w:t> находи</w:t>
+      </w:r>
+      <w:proofErr w:type="spellStart"/>
+      <w:r>
+        <w:t>тся</w:t>
+      </w:r>
+      <w:proofErr w:type="spellEnd"/>
+      <w:r>
+        <w:t xml:space="preserve"> по формуле</w:t>
       </w:r>
     </w:p>
     <w:p>
@@ -7263,11 +7196,6 @@
       </m:oMath>
     </w:p>
     <w:p>
-      <w:pPr>
-        <w:rPr>
-          <w:lang w:val="en-US"/>
-        </w:rPr>
-      </w:pPr>
       <w:r>
         <w:lastRenderedPageBreak/>
         <w:t xml:space="preserve">Так как </w:t>
@@ -7325,9 +7253,6 @@
         </m:r>
       </m:oMath>
       <w:r>
-        <w:rPr>
-          <w:lang w:val="en-US"/>
-        </w:rPr>
         <w:t xml:space="preserve"> </w:t>
       </w:r>
     </w:p>
@@ -7392,7 +7317,6 @@
       <w:r>
         <w:rPr>
           <w:i/>
-          <w:lang w:val="en-US"/>
         </w:rPr>
         <w:t xml:space="preserve"> </w:t>
       </w:r>
@@ -9024,6 +8948,7 @@
           <w:lang w:eastAsia="ru-RU" w:bidi="ar-SA"/>
         </w:rPr>
       </w:pPr>
+      <w:proofErr w:type="spellStart"/>
       <w:proofErr w:type="gramStart"/>
       <w:r>
         <w:rPr>
@@ -9032,8 +8957,18 @@
           <w:lang w:eastAsia="ru-RU" w:bidi="ar-SA"/>
         </w:rPr>
         <w:lastRenderedPageBreak/>
-        <w:t>Round(</w:t>
-      </w:r>
+        <w:t>Round</w:t>
+      </w:r>
+      <w:proofErr w:type="spellEnd"/>
+      <w:r>
+        <w:rPr>
+          <w:b/>
+          <w:bCs/>
+          <w:lang w:eastAsia="ru-RU" w:bidi="ar-SA"/>
+        </w:rPr>
+        <w:t>(</w:t>
+      </w:r>
+      <w:proofErr w:type="spellStart"/>
       <w:proofErr w:type="gramEnd"/>
       <w:r>
         <w:rPr>
@@ -9041,20 +8976,139 @@
           <w:bCs/>
           <w:lang w:eastAsia="ru-RU" w:bidi="ar-SA"/>
         </w:rPr>
-        <w:t>double val, double delta)</w:t>
-      </w:r>
-      <w:r>
-        <w:rPr>
+        <w:t>double</w:t>
+      </w:r>
+      <w:proofErr w:type="spellEnd"/>
+      <w:r>
+        <w:rPr>
+          <w:b/>
+          <w:bCs/>
           <w:lang w:eastAsia="ru-RU" w:bidi="ar-SA"/>
         </w:rPr>
-        <w:t xml:space="preserve"> выполняет округление числа val с заданной точностью delta. Если delta неположительна, функция возвращает исходное значение без изменений.</w:t>
-      </w:r>
-    </w:p>
-    <w:p>
-      <w:pPr>
-        <w:rPr>
+        <w:t xml:space="preserve"> </w:t>
+      </w:r>
+      <w:proofErr w:type="spellStart"/>
+      <w:r>
+        <w:rPr>
+          <w:b/>
+          <w:bCs/>
           <w:lang w:eastAsia="ru-RU" w:bidi="ar-SA"/>
         </w:rPr>
+        <w:t>val</w:t>
+      </w:r>
+      <w:proofErr w:type="spellEnd"/>
+      <w:r>
+        <w:rPr>
+          <w:b/>
+          <w:bCs/>
+          <w:lang w:eastAsia="ru-RU" w:bidi="ar-SA"/>
+        </w:rPr>
+        <w:t xml:space="preserve">, </w:t>
+      </w:r>
+      <w:proofErr w:type="spellStart"/>
+      <w:r>
+        <w:rPr>
+          <w:b/>
+          <w:bCs/>
+          <w:lang w:eastAsia="ru-RU" w:bidi="ar-SA"/>
+        </w:rPr>
+        <w:t>double</w:t>
+      </w:r>
+      <w:proofErr w:type="spellEnd"/>
+      <w:r>
+        <w:rPr>
+          <w:b/>
+          <w:bCs/>
+          <w:lang w:eastAsia="ru-RU" w:bidi="ar-SA"/>
+        </w:rPr>
+        <w:t xml:space="preserve"> </w:t>
+      </w:r>
+      <w:proofErr w:type="spellStart"/>
+      <w:r>
+        <w:rPr>
+          <w:b/>
+          <w:bCs/>
+          <w:lang w:eastAsia="ru-RU" w:bidi="ar-SA"/>
+        </w:rPr>
+        <w:t>delta</w:t>
+      </w:r>
+      <w:proofErr w:type="spellEnd"/>
+      <w:r>
+        <w:rPr>
+          <w:b/>
+          <w:bCs/>
+          <w:lang w:eastAsia="ru-RU" w:bidi="ar-SA"/>
+        </w:rPr>
+        <w:t>)</w:t>
+      </w:r>
+      <w:r>
+        <w:rPr>
+          <w:lang w:eastAsia="ru-RU" w:bidi="ar-SA"/>
+        </w:rPr>
+        <w:t xml:space="preserve"> выполняет округление числа </w:t>
+      </w:r>
+      <w:proofErr w:type="spellStart"/>
+      <w:r>
+        <w:rPr>
+          <w:lang w:eastAsia="ru-RU" w:bidi="ar-SA"/>
+        </w:rPr>
+        <w:t>val</w:t>
+      </w:r>
+      <w:proofErr w:type="spellEnd"/>
+      <w:r>
+        <w:rPr>
+          <w:lang w:eastAsia="ru-RU" w:bidi="ar-SA"/>
+        </w:rPr>
+        <w:t xml:space="preserve"> с заданной точностью </w:t>
+      </w:r>
+      <w:proofErr w:type="spellStart"/>
+      <w:r>
+        <w:rPr>
+          <w:lang w:eastAsia="ru-RU" w:bidi="ar-SA"/>
+        </w:rPr>
+        <w:t>delta</w:t>
+      </w:r>
+      <w:proofErr w:type="spellEnd"/>
+      <w:r>
+        <w:rPr>
+          <w:lang w:eastAsia="ru-RU" w:bidi="ar-SA"/>
+        </w:rPr>
+        <w:t xml:space="preserve">. Если </w:t>
+      </w:r>
+      <w:proofErr w:type="spellStart"/>
+      <w:r>
+        <w:rPr>
+          <w:lang w:eastAsia="ru-RU" w:bidi="ar-SA"/>
+        </w:rPr>
+        <w:t>delta</w:t>
+      </w:r>
+      <w:proofErr w:type="spellEnd"/>
+      <w:r>
+        <w:rPr>
+          <w:lang w:eastAsia="ru-RU" w:bidi="ar-SA"/>
+        </w:rPr>
+        <w:t xml:space="preserve"> </w:t>
+      </w:r>
+      <w:proofErr w:type="spellStart"/>
+      <w:r>
+        <w:rPr>
+          <w:lang w:eastAsia="ru-RU" w:bidi="ar-SA"/>
+        </w:rPr>
+        <w:t>неположительна</w:t>
+      </w:r>
+      <w:proofErr w:type="spellEnd"/>
+      <w:r>
+        <w:rPr>
+          <w:lang w:eastAsia="ru-RU" w:bidi="ar-SA"/>
+        </w:rPr>
+        <w:t>, функция возвращает исходное значение без изменений.</w:t>
+      </w:r>
+    </w:p>
+    <w:p>
+      <w:pPr>
+        <w:rPr>
+          <w:lang w:eastAsia="ru-RU" w:bidi="ar-SA"/>
+        </w:rPr>
       </w:pPr>
       <w:proofErr w:type="gramStart"/>
       <w:r>
@@ -9065,6 +9119,7 @@
         </w:rPr>
         <w:t>BISECT(</w:t>
       </w:r>
+      <w:proofErr w:type="spellStart"/>
       <w:proofErr w:type="gramEnd"/>
       <w:r>
         <w:rPr>
@@ -9072,27 +9127,154 @@
           <w:bCs/>
           <w:lang w:eastAsia="ru-RU" w:bidi="ar-SA"/>
         </w:rPr>
-        <w:t>double a, double b, double eps, int &amp;iter)</w:t>
-      </w:r>
-      <w:r>
-        <w:rPr>
+        <w:t>double</w:t>
+      </w:r>
+      <w:proofErr w:type="spellEnd"/>
+      <w:r>
+        <w:rPr>
+          <w:b/>
+          <w:bCs/>
           <w:lang w:eastAsia="ru-RU" w:bidi="ar-SA"/>
         </w:rPr>
-        <w:t xml:space="preserve"> реализует классический метод бисекции (половинного деления) для поиска корня уравнения на интервале [a, b]. Алгоритм проверяет наличие корня по знакам функции на концах интервала, после чего итерационно делит отрезок пополам до достижения требуемой точности eps. Функция возвращает найденное значение корня и через ссылочный параметр iter передает количество выполненных итераций.</w:t>
-      </w:r>
-    </w:p>
-    <w:p>
-      <w:pPr>
-        <w:rPr>
+        <w:t xml:space="preserve"> a, </w:t>
+      </w:r>
+      <w:proofErr w:type="spellStart"/>
+      <w:r>
+        <w:rPr>
+          <w:b/>
+          <w:bCs/>
           <w:lang w:eastAsia="ru-RU" w:bidi="ar-SA"/>
         </w:rPr>
-      </w:pPr>
+        <w:t>double</w:t>
+      </w:r>
+      <w:proofErr w:type="spellEnd"/>
       <w:r>
         <w:rPr>
           <w:b/>
           <w:bCs/>
           <w:lang w:eastAsia="ru-RU" w:bidi="ar-SA"/>
         </w:rPr>
+        <w:t xml:space="preserve"> b, </w:t>
+      </w:r>
+      <w:proofErr w:type="spellStart"/>
+      <w:r>
+        <w:rPr>
+          <w:b/>
+          <w:bCs/>
+          <w:lang w:eastAsia="ru-RU" w:bidi="ar-SA"/>
+        </w:rPr>
+        <w:t>double</w:t>
+      </w:r>
+      <w:proofErr w:type="spellEnd"/>
+      <w:r>
+        <w:rPr>
+          <w:b/>
+          <w:bCs/>
+          <w:lang w:eastAsia="ru-RU" w:bidi="ar-SA"/>
+        </w:rPr>
+        <w:t xml:space="preserve"> </w:t>
+      </w:r>
+      <w:proofErr w:type="spellStart"/>
+      <w:r>
+        <w:rPr>
+          <w:b/>
+          <w:bCs/>
+          <w:lang w:eastAsia="ru-RU" w:bidi="ar-SA"/>
+        </w:rPr>
+        <w:t>eps</w:t>
+      </w:r>
+      <w:proofErr w:type="spellEnd"/>
+      <w:r>
+        <w:rPr>
+          <w:b/>
+          <w:bCs/>
+          <w:lang w:eastAsia="ru-RU" w:bidi="ar-SA"/>
+        </w:rPr>
+        <w:t xml:space="preserve">, </w:t>
+      </w:r>
+      <w:proofErr w:type="spellStart"/>
+      <w:r>
+        <w:rPr>
+          <w:b/>
+          <w:bCs/>
+          <w:lang w:eastAsia="ru-RU" w:bidi="ar-SA"/>
+        </w:rPr>
+        <w:t>int</w:t>
+      </w:r>
+      <w:proofErr w:type="spellEnd"/>
+      <w:r>
+        <w:rPr>
+          <w:b/>
+          <w:bCs/>
+          <w:lang w:eastAsia="ru-RU" w:bidi="ar-SA"/>
+        </w:rPr>
+        <w:t xml:space="preserve"> &amp;</w:t>
+      </w:r>
+      <w:proofErr w:type="spellStart"/>
+      <w:r>
+        <w:rPr>
+          <w:b/>
+          <w:bCs/>
+          <w:lang w:eastAsia="ru-RU" w:bidi="ar-SA"/>
+        </w:rPr>
+        <w:t>iter</w:t>
+      </w:r>
+      <w:proofErr w:type="spellEnd"/>
+      <w:r>
+        <w:rPr>
+          <w:b/>
+          <w:bCs/>
+          <w:lang w:eastAsia="ru-RU" w:bidi="ar-SA"/>
+        </w:rPr>
+        <w:t>)</w:t>
+      </w:r>
+      <w:r>
+        <w:rPr>
+          <w:lang w:eastAsia="ru-RU" w:bidi="ar-SA"/>
+        </w:rPr>
+        <w:t xml:space="preserve"> реализует классический метод бисекции (половинного деления) для поиска корня уравнения на интервале [a, b]. Алгоритм проверяет наличие корня по знакам функции на концах интервала, после чего итерационно делит отрезок пополам до достижения требуемой точности </w:t>
+      </w:r>
+      <w:proofErr w:type="spellStart"/>
+      <w:r>
+        <w:rPr>
+          <w:lang w:eastAsia="ru-RU" w:bidi="ar-SA"/>
+        </w:rPr>
+        <w:t>eps</w:t>
+      </w:r>
+      <w:proofErr w:type="spellEnd"/>
+      <w:r>
+        <w:rPr>
+          <w:lang w:eastAsia="ru-RU" w:bidi="ar-SA"/>
+        </w:rPr>
+        <w:t xml:space="preserve">. Функция возвращает найденное значение корня и через ссылочный параметр </w:t>
+      </w:r>
+      <w:proofErr w:type="spellStart"/>
+      <w:r>
+        <w:rPr>
+          <w:lang w:eastAsia="ru-RU" w:bidi="ar-SA"/>
+        </w:rPr>
+        <w:t>iter</w:t>
+      </w:r>
+      <w:proofErr w:type="spellEnd"/>
+      <w:r>
+        <w:rPr>
+          <w:lang w:eastAsia="ru-RU" w:bidi="ar-SA"/>
+        </w:rPr>
+        <w:t xml:space="preserve"> передает количество выполненных итераций.</w:t>
+      </w:r>
+    </w:p>
+    <w:p>
+      <w:pPr>
+        <w:rPr>
+          <w:lang w:eastAsia="ru-RU" w:bidi="ar-SA"/>
+        </w:rPr>
+      </w:pPr>
+      <w:r>
+        <w:rPr>
+          <w:b/>
+          <w:bCs/>
+          <w:lang w:eastAsia="ru-RU" w:bidi="ar-SA"/>
+        </w:rPr>
         <w:t>BISECT_</w:t>
       </w:r>
       <w:proofErr w:type="gramStart"/>
@@ -9104,6 +9286,7 @@
         </w:rPr>
         <w:t>ROUND(</w:t>
       </w:r>
+      <w:proofErr w:type="spellStart"/>
       <w:proofErr w:type="gramEnd"/>
       <w:r>
         <w:rPr>
@@ -9111,33 +9294,184 @@
           <w:bCs/>
           <w:lang w:eastAsia="ru-RU" w:bidi="ar-SA"/>
         </w:rPr>
-        <w:t>double a, double b, double eps, double delta, int &amp;iter)</w:t>
-      </w:r>
-      <w:r>
-        <w:rPr>
+        <w:t>double</w:t>
+      </w:r>
+      <w:proofErr w:type="spellEnd"/>
+      <w:r>
+        <w:rPr>
+          <w:b/>
+          <w:bCs/>
           <w:lang w:eastAsia="ru-RU" w:bidi="ar-SA"/>
         </w:rPr>
-        <w:t xml:space="preserve"> представляет модифицированную версию метода бисекции, учитывающую влияние ошибок округления. В этой функции значения функции на каждом шаге предварительно округляются с точностью delta, что позволяет исследовать чувствительность метода к погрешностям вычислений.</w:t>
-      </w:r>
-    </w:p>
-    <w:p>
-      <w:pPr>
-        <w:rPr>
+        <w:t xml:space="preserve"> a, </w:t>
+      </w:r>
+      <w:proofErr w:type="spellStart"/>
+      <w:r>
+        <w:rPr>
+          <w:b/>
+          <w:bCs/>
           <w:lang w:eastAsia="ru-RU" w:bidi="ar-SA"/>
         </w:rPr>
-      </w:pPr>
-      <w:r>
-        <w:rPr>
+        <w:t>double</w:t>
+      </w:r>
+      <w:proofErr w:type="spellEnd"/>
+      <w:r>
+        <w:rPr>
+          <w:b/>
+          <w:bCs/>
           <w:lang w:eastAsia="ru-RU" w:bidi="ar-SA"/>
         </w:rPr>
+        <w:t xml:space="preserve"> b, </w:t>
+      </w:r>
+      <w:proofErr w:type="spellStart"/>
+      <w:r>
+        <w:rPr>
+          <w:b/>
+          <w:bCs/>
+          <w:lang w:eastAsia="ru-RU" w:bidi="ar-SA"/>
+        </w:rPr>
+        <w:t>double</w:t>
+      </w:r>
+      <w:proofErr w:type="spellEnd"/>
+      <w:r>
+        <w:rPr>
+          <w:b/>
+          <w:bCs/>
+          <w:lang w:eastAsia="ru-RU" w:bidi="ar-SA"/>
+        </w:rPr>
+        <w:t xml:space="preserve"> </w:t>
+      </w:r>
+      <w:proofErr w:type="spellStart"/>
+      <w:r>
+        <w:rPr>
+          <w:b/>
+          <w:bCs/>
+          <w:lang w:eastAsia="ru-RU" w:bidi="ar-SA"/>
+        </w:rPr>
+        <w:t>eps</w:t>
+      </w:r>
+      <w:proofErr w:type="spellEnd"/>
+      <w:r>
+        <w:rPr>
+          <w:b/>
+          <w:bCs/>
+          <w:lang w:eastAsia="ru-RU" w:bidi="ar-SA"/>
+        </w:rPr>
+        <w:t xml:space="preserve">, </w:t>
+      </w:r>
+      <w:proofErr w:type="spellStart"/>
+      <w:r>
+        <w:rPr>
+          <w:b/>
+          <w:bCs/>
+          <w:lang w:eastAsia="ru-RU" w:bidi="ar-SA"/>
+        </w:rPr>
+        <w:t>double</w:t>
+      </w:r>
+      <w:proofErr w:type="spellEnd"/>
+      <w:r>
+        <w:rPr>
+          <w:b/>
+          <w:bCs/>
+          <w:lang w:eastAsia="ru-RU" w:bidi="ar-SA"/>
+        </w:rPr>
+        <w:t xml:space="preserve"> </w:t>
+      </w:r>
+      <w:proofErr w:type="spellStart"/>
+      <w:r>
+        <w:rPr>
+          <w:b/>
+          <w:bCs/>
+          <w:lang w:eastAsia="ru-RU" w:bidi="ar-SA"/>
+        </w:rPr>
+        <w:t>delta</w:t>
+      </w:r>
+      <w:proofErr w:type="spellEnd"/>
+      <w:r>
+        <w:rPr>
+          <w:b/>
+          <w:bCs/>
+          <w:lang w:eastAsia="ru-RU" w:bidi="ar-SA"/>
+        </w:rPr>
+        <w:t xml:space="preserve">, </w:t>
+      </w:r>
+      <w:proofErr w:type="spellStart"/>
+      <w:r>
+        <w:rPr>
+          <w:b/>
+          <w:bCs/>
+          <w:lang w:eastAsia="ru-RU" w:bidi="ar-SA"/>
+        </w:rPr>
+        <w:t>int</w:t>
+      </w:r>
+      <w:proofErr w:type="spellEnd"/>
+      <w:r>
+        <w:rPr>
+          <w:b/>
+          <w:bCs/>
+          <w:lang w:eastAsia="ru-RU" w:bidi="ar-SA"/>
+        </w:rPr>
+        <w:t xml:space="preserve"> &amp;</w:t>
+      </w:r>
+      <w:proofErr w:type="spellStart"/>
+      <w:r>
+        <w:rPr>
+          <w:b/>
+          <w:bCs/>
+          <w:lang w:eastAsia="ru-RU" w:bidi="ar-SA"/>
+        </w:rPr>
+        <w:t>iter</w:t>
+      </w:r>
+      <w:proofErr w:type="spellEnd"/>
+      <w:r>
+        <w:rPr>
+          <w:b/>
+          <w:bCs/>
+          <w:lang w:eastAsia="ru-RU" w:bidi="ar-SA"/>
+        </w:rPr>
+        <w:t>)</w:t>
+      </w:r>
+      <w:r>
+        <w:rPr>
+          <w:lang w:eastAsia="ru-RU" w:bidi="ar-SA"/>
+        </w:rPr>
+        <w:t xml:space="preserve"> представляет модифицированную версию метода бисекции, учитывающую влияние ошибок округления. В этой функции значения функции на каждом шаге предварительно округляются с точностью </w:t>
+      </w:r>
+      <w:proofErr w:type="spellStart"/>
+      <w:r>
+        <w:rPr>
+          <w:lang w:eastAsia="ru-RU" w:bidi="ar-SA"/>
+        </w:rPr>
+        <w:t>delta</w:t>
+      </w:r>
+      <w:proofErr w:type="spellEnd"/>
+      <w:r>
+        <w:rPr>
+          <w:lang w:eastAsia="ru-RU" w:bidi="ar-SA"/>
+        </w:rPr>
+        <w:t>, что позволяет исследовать чувствительность метода к погрешностям вычислений.</w:t>
+      </w:r>
+    </w:p>
+    <w:p>
+      <w:pPr>
+        <w:rPr>
+          <w:lang w:eastAsia="ru-RU" w:bidi="ar-SA"/>
+        </w:rPr>
+      </w:pPr>
+      <w:r>
+        <w:rPr>
+          <w:lang w:eastAsia="ru-RU" w:bidi="ar-SA"/>
+        </w:rPr>
         <w:t xml:space="preserve">Был построен график зависимости между </w:t>
       </w:r>
+      <w:proofErr w:type="spellStart"/>
       <w:r>
         <w:rPr>
           <w:lang w:eastAsia="ru-RU" w:bidi="ar-SA"/>
         </w:rPr>
         <w:t>eps</w:t>
       </w:r>
+      <w:proofErr w:type="spellEnd"/>
       <w:r>
         <w:rPr>
           <w:lang w:eastAsia="ru-RU" w:bidi="ar-SA"/>
@@ -9340,12 +9674,26 @@
         <w:rPr>
           <w:lang w:eastAsia="ru-RU" w:bidi="ar-SA"/>
         </w:rPr>
-        <w:t>. С увеличением точности (уменьшением Delta) количество итераций закономерно растет от 4 до 33. Метод показал высокую устойчивость</w:t>
-      </w:r>
+        <w:t>. С у</w:t>
+      </w:r>
+      <w:proofErr w:type="spellStart"/>
       <w:r>
         <w:rPr>
           <w:lang w:eastAsia="ru-RU" w:bidi="ar-SA"/>
         </w:rPr>
+        <w:t>величением</w:t>
+      </w:r>
+      <w:proofErr w:type="spellEnd"/>
+      <w:r>
+        <w:rPr>
+          <w:lang w:eastAsia="ru-RU" w:bidi="ar-SA"/>
+        </w:rPr>
+        <w:t xml:space="preserve"> точности (уменьшением Delta) количество итераций закономерно растет от 4 до 33. Метод показал высокую устойчивость</w:t>
+      </w:r>
+      <w:r>
+        <w:rPr>
+          <w:lang w:eastAsia="ru-RU" w:bidi="ar-SA"/>
+        </w:rPr>
         <w:t>,</w:t>
       </w:r>
       <w:r>
@@ -9354,98 +9702,6 @@
         </w:rPr>
         <w:t xml:space="preserve"> даже при относительно грубом округлении (Delta = 0.0001) корень определяется с точностью до 5 знаков, что подтверждает его надежность при решении нелинейных уравнений в условиях реальных погрешностей вычислений.</w:t>
       </w:r>
-    </w:p>
-    <w:p>
-      <w:pPr>
-        <w:rPr>
-          <w:lang w:eastAsia="ru-RU" w:bidi="ar-SA"/>
-        </w:rPr>
-      </w:pPr>
-    </w:p>
-    <w:p>
-      <w:pPr>
-        <w:rPr>
-          <w:lang w:eastAsia="ru-RU" w:bidi="ar-SA"/>
-        </w:rPr>
-      </w:pPr>
-    </w:p>
-    <w:p>
-      <w:pPr>
-        <w:rPr>
-          <w:lang w:eastAsia="ru-RU" w:bidi="ar-SA"/>
-        </w:rPr>
-      </w:pPr>
-    </w:p>
-    <w:p>
-      <w:pPr>
-        <w:rPr>
-          <w:lang w:eastAsia="ru-RU" w:bidi="ar-SA"/>
-        </w:rPr>
-      </w:pPr>
-    </w:p>
-    <w:p>
-      <w:pPr>
-        <w:rPr>
-          <w:lang w:eastAsia="ru-RU" w:bidi="ar-SA"/>
-        </w:rPr>
-      </w:pPr>
-    </w:p>
-    <w:p>
-      <w:pPr>
-        <w:rPr>
-          <w:lang w:eastAsia="ru-RU" w:bidi="ar-SA"/>
-        </w:rPr>
-      </w:pPr>
-    </w:p>
-    <w:p>
-      <w:pPr>
-        <w:rPr>
-          <w:lang w:eastAsia="ru-RU" w:bidi="ar-SA"/>
-        </w:rPr>
-      </w:pPr>
-    </w:p>
-    <w:p>
-      <w:pPr>
-        <w:rPr>
-          <w:lang w:eastAsia="ru-RU" w:bidi="ar-SA"/>
-        </w:rPr>
-      </w:pPr>
-    </w:p>
-    <w:p>
-      <w:pPr>
-        <w:rPr>
-          <w:lang w:eastAsia="ru-RU" w:bidi="ar-SA"/>
-        </w:rPr>
-      </w:pPr>
-    </w:p>
-    <w:p>
-      <w:pPr>
-        <w:rPr>
-          <w:lang w:eastAsia="ru-RU" w:bidi="ar-SA"/>
-        </w:rPr>
-      </w:pPr>
-    </w:p>
-    <w:p>
-      <w:pPr>
-        <w:rPr>
-          <w:lang w:eastAsia="ru-RU" w:bidi="ar-SA"/>
-        </w:rPr>
-      </w:pPr>
-    </w:p>
-    <w:p>
-      <w:pPr>
-        <w:rPr>
-          <w:lang w:eastAsia="ru-RU" w:bidi="ar-SA"/>
-        </w:rPr>
-      </w:pPr>
-    </w:p>
-    <w:p>
-      <w:pPr>
-        <w:ind w:firstLine="0"/>
-        <w:rPr>
-          <w:lang w:eastAsia="ru-RU" w:bidi="ar-SA"/>
-        </w:rPr>
-      </w:pPr>
     </w:p>
     <w:p>
       <w:pPr>
@@ -9694,9 +9950,11 @@
       <w:r>
         <w:t>, . . .  точек пересечения хорды с осью абсцисс, как это показано на рис</w:t>
       </w:r>
+      <w:proofErr w:type="spellStart"/>
       <w:r>
         <w:t>унке</w:t>
       </w:r>
+      <w:proofErr w:type="spellEnd"/>
       <w:r>
         <w:t xml:space="preserve"> 4</w:t>
       </w:r>
@@ -10349,7 +10607,15 @@
         </m:sSub>
       </m:oMath>
       <w:r>
-        <w:t xml:space="preserve"> с осью абсцисс и т.д. Итерационный процесс продолжается до тех пор, пока значение </w:t>
+        <w:t xml:space="preserve"> с осью абсцисс и т.д. Итерационный процесс продол</w:t>
+      </w:r>
+      <w:proofErr w:type="spellStart"/>
+      <w:r>
+        <w:t>жается</w:t>
+      </w:r>
+      <w:proofErr w:type="spellEnd"/>
+      <w:r>
+        <w:t xml:space="preserve"> до тех пор, пока значение </w:t>
       </w:r>
       <m:oMath>
         <m:r>
@@ -10676,13 +10942,23 @@
           <w:iCs/>
         </w:rPr>
       </w:pPr>
+      <w:proofErr w:type="spellStart"/>
       <w:r>
         <w:rPr>
           <w:b/>
           <w:bCs/>
           <w:iCs/>
         </w:rPr>
-        <w:t xml:space="preserve">double </w:t>
+        <w:t>double</w:t>
+      </w:r>
+      <w:proofErr w:type="spellEnd"/>
+      <w:r>
+        <w:rPr>
+          <w:b/>
+          <w:bCs/>
+          <w:iCs/>
+        </w:rPr>
+        <w:t xml:space="preserve"> </w:t>
       </w:r>
       <w:proofErr w:type="gramStart"/>
       <w:r>
@@ -10693,6 +10969,7 @@
         </w:rPr>
         <w:t>f(</w:t>
       </w:r>
+      <w:proofErr w:type="spellStart"/>
       <w:proofErr w:type="gramEnd"/>
       <w:r>
         <w:rPr>
@@ -10700,7 +10977,16 @@
           <w:bCs/>
           <w:iCs/>
         </w:rPr>
-        <w:t>double x)</w:t>
+        <w:t>double</w:t>
+      </w:r>
+      <w:proofErr w:type="spellEnd"/>
+      <w:r>
+        <w:rPr>
+          <w:b/>
+          <w:bCs/>
+          <w:iCs/>
+        </w:rPr>
+        <w:t xml:space="preserve"> x)</w:t>
       </w:r>
       <w:r>
         <w:rPr>
@@ -10870,13 +11156,32 @@
           <w:iCs/>
         </w:rPr>
       </w:pPr>
+      <w:proofErr w:type="spellStart"/>
       <w:r>
         <w:rPr>
           <w:b/>
           <w:bCs/>
           <w:iCs/>
         </w:rPr>
-        <w:t>double f_</w:t>
+        <w:t>double</w:t>
+      </w:r>
+      <w:proofErr w:type="spellEnd"/>
+      <w:r>
+        <w:rPr>
+          <w:b/>
+          <w:bCs/>
+          <w:iCs/>
+        </w:rPr>
+        <w:t xml:space="preserve"> </w:t>
+      </w:r>
+      <w:proofErr w:type="spellStart"/>
+      <w:r>
+        <w:rPr>
+          <w:b/>
+          <w:bCs/>
+          <w:iCs/>
+        </w:rPr>
+        <w:t>f_</w:t>
       </w:r>
       <w:proofErr w:type="gramStart"/>
       <w:r>
@@ -10885,8 +11190,18 @@
           <w:bCs/>
           <w:iCs/>
         </w:rPr>
-        <w:t>round(</w:t>
-      </w:r>
+        <w:t>round</w:t>
+      </w:r>
+      <w:proofErr w:type="spellEnd"/>
+      <w:r>
+        <w:rPr>
+          <w:b/>
+          <w:bCs/>
+          <w:iCs/>
+        </w:rPr>
+        <w:t>(</w:t>
+      </w:r>
+      <w:proofErr w:type="spellStart"/>
       <w:proofErr w:type="gramEnd"/>
       <w:r>
         <w:rPr>
@@ -10894,18 +11209,63 @@
           <w:bCs/>
           <w:iCs/>
         </w:rPr>
-        <w:t>double x, double delta)</w:t>
-      </w:r>
-      <w:r>
-        <w:rPr>
+        <w:t>double</w:t>
+      </w:r>
+      <w:proofErr w:type="spellEnd"/>
+      <w:r>
+        <w:rPr>
+          <w:b/>
+          <w:bCs/>
           <w:iCs/>
         </w:rPr>
+        <w:t xml:space="preserve"> x, </w:t>
+      </w:r>
+      <w:proofErr w:type="spellStart"/>
+      <w:r>
+        <w:rPr>
+          <w:b/>
+          <w:bCs/>
+          <w:iCs/>
+        </w:rPr>
+        <w:t>double</w:t>
+      </w:r>
+      <w:proofErr w:type="spellEnd"/>
+      <w:r>
+        <w:rPr>
+          <w:b/>
+          <w:bCs/>
+          <w:iCs/>
+        </w:rPr>
         <w:t xml:space="preserve"> </w:t>
       </w:r>
-      <w:r>
-        <w:rPr>
+      <w:proofErr w:type="spellStart"/>
+      <w:r>
+        <w:rPr>
+          <w:b/>
+          <w:bCs/>
           <w:iCs/>
         </w:rPr>
+        <w:t>delta</w:t>
+      </w:r>
+      <w:proofErr w:type="spellEnd"/>
+      <w:r>
+        <w:rPr>
+          <w:b/>
+          <w:bCs/>
+          <w:iCs/>
+        </w:rPr>
+        <w:t>)</w:t>
+      </w:r>
+      <w:r>
+        <w:rPr>
+          <w:iCs/>
+        </w:rPr>
+        <w:t xml:space="preserve"> </w:t>
+      </w:r>
+      <w:r>
+        <w:rPr>
+          <w:iCs/>
+        </w:rPr>
         <w:t xml:space="preserve">Представляет собой обертку над функцией f, выполняющую округление результата с заданной точностью. Сначала вычисляется значение исходной функции </w:t>
       </w:r>
       <m:oMath>
@@ -10929,13 +11289,23 @@
           <w:iCs/>
         </w:rPr>
       </w:pPr>
+      <w:proofErr w:type="spellStart"/>
       <w:r>
         <w:rPr>
           <w:b/>
           <w:bCs/>
           <w:iCs/>
         </w:rPr>
-        <w:t xml:space="preserve">bool </w:t>
+        <w:t>bool</w:t>
+      </w:r>
+      <w:proofErr w:type="spellEnd"/>
+      <w:r>
+        <w:rPr>
+          <w:b/>
+          <w:bCs/>
+          <w:iCs/>
+        </w:rPr>
+        <w:t xml:space="preserve"> </w:t>
       </w:r>
       <w:proofErr w:type="gramStart"/>
       <w:r>
@@ -10946,6 +11316,7 @@
         </w:rPr>
         <w:t>HORDA(</w:t>
       </w:r>
+      <w:proofErr w:type="spellStart"/>
       <w:proofErr w:type="gramEnd"/>
       <w:r>
         <w:rPr>
@@ -10953,18 +11324,171 @@
           <w:bCs/>
           <w:iCs/>
         </w:rPr>
-        <w:t>double a, double b, double eps, double delta, int &amp;iter, double &amp;c)</w:t>
-      </w:r>
-      <w:r>
-        <w:rPr>
+        <w:t>double</w:t>
+      </w:r>
+      <w:proofErr w:type="spellEnd"/>
+      <w:r>
+        <w:rPr>
+          <w:b/>
+          <w:bCs/>
           <w:iCs/>
         </w:rPr>
+        <w:t xml:space="preserve"> a, </w:t>
+      </w:r>
+      <w:proofErr w:type="spellStart"/>
+      <w:r>
+        <w:rPr>
+          <w:b/>
+          <w:bCs/>
+          <w:iCs/>
+        </w:rPr>
+        <w:t>double</w:t>
+      </w:r>
+      <w:proofErr w:type="spellEnd"/>
+      <w:r>
+        <w:rPr>
+          <w:b/>
+          <w:bCs/>
+          <w:iCs/>
+        </w:rPr>
+        <w:t xml:space="preserve"> b, </w:t>
+      </w:r>
+      <w:proofErr w:type="spellStart"/>
+      <w:r>
+        <w:rPr>
+          <w:b/>
+          <w:bCs/>
+          <w:iCs/>
+        </w:rPr>
+        <w:t>double</w:t>
+      </w:r>
+      <w:proofErr w:type="spellEnd"/>
+      <w:r>
+        <w:rPr>
+          <w:b/>
+          <w:bCs/>
+          <w:iCs/>
+        </w:rPr>
         <w:t xml:space="preserve"> </w:t>
       </w:r>
-      <w:r>
-        <w:rPr>
+      <w:proofErr w:type="spellStart"/>
+      <w:r>
+        <w:rPr>
+          <w:b/>
+          <w:bCs/>
           <w:iCs/>
         </w:rPr>
+        <w:t>eps</w:t>
+      </w:r>
+      <w:proofErr w:type="spellEnd"/>
+      <w:r>
+        <w:rPr>
+          <w:b/>
+          <w:bCs/>
+          <w:iCs/>
+        </w:rPr>
+        <w:t xml:space="preserve">, </w:t>
+      </w:r>
+      <w:proofErr w:type="spellStart"/>
+      <w:r>
+        <w:rPr>
+          <w:b/>
+          <w:bCs/>
+          <w:iCs/>
+        </w:rPr>
+        <w:t>double</w:t>
+      </w:r>
+      <w:proofErr w:type="spellEnd"/>
+      <w:r>
+        <w:rPr>
+          <w:b/>
+          <w:bCs/>
+          <w:iCs/>
+        </w:rPr>
+        <w:t xml:space="preserve"> </w:t>
+      </w:r>
+      <w:proofErr w:type="spellStart"/>
+      <w:r>
+        <w:rPr>
+          <w:b/>
+          <w:bCs/>
+          <w:iCs/>
+        </w:rPr>
+        <w:t>delta</w:t>
+      </w:r>
+      <w:proofErr w:type="spellEnd"/>
+      <w:r>
+        <w:rPr>
+          <w:b/>
+          <w:bCs/>
+          <w:iCs/>
+        </w:rPr>
+        <w:t xml:space="preserve">, </w:t>
+      </w:r>
+      <w:proofErr w:type="spellStart"/>
+      <w:r>
+        <w:rPr>
+          <w:b/>
+          <w:bCs/>
+          <w:iCs/>
+        </w:rPr>
+        <w:t>int</w:t>
+      </w:r>
+      <w:proofErr w:type="spellEnd"/>
+      <w:r>
+        <w:rPr>
+          <w:b/>
+          <w:bCs/>
+          <w:iCs/>
+        </w:rPr>
+        <w:t xml:space="preserve"> &amp;</w:t>
+      </w:r>
+      <w:proofErr w:type="spellStart"/>
+      <w:r>
+        <w:rPr>
+          <w:b/>
+          <w:bCs/>
+          <w:iCs/>
+        </w:rPr>
+        <w:t>iter</w:t>
+      </w:r>
+      <w:proofErr w:type="spellEnd"/>
+      <w:r>
+        <w:rPr>
+          <w:b/>
+          <w:bCs/>
+          <w:iCs/>
+        </w:rPr>
+        <w:t xml:space="preserve">, </w:t>
+      </w:r>
+      <w:proofErr w:type="spellStart"/>
+      <w:r>
+        <w:rPr>
+          <w:b/>
+          <w:bCs/>
+          <w:iCs/>
+        </w:rPr>
+        <w:t>double</w:t>
+      </w:r>
+      <w:proofErr w:type="spellEnd"/>
+      <w:r>
+        <w:rPr>
+          <w:b/>
+          <w:bCs/>
+          <w:iCs/>
+        </w:rPr>
+        <w:t xml:space="preserve"> &amp;c)</w:t>
+      </w:r>
+      <w:r>
+        <w:rPr>
+          <w:iCs/>
+        </w:rPr>
+        <w:t xml:space="preserve"> </w:t>
+      </w:r>
+      <w:r>
+        <w:rPr>
+          <w:iCs/>
+        </w:rPr>
         <w:t xml:space="preserve">Реализует итерационный метод хорд для поиска корня уравнения на отрезке </w:t>
       </w:r>
       <m:oMath>
@@ -11007,7 +11531,63 @@
         <w:rPr>
           <w:iCs/>
         </w:rPr>
-        <w:t xml:space="preserve">, требуемая точность eps, точность округления delta, ссылка на счетчик итераций iter и ссылка для сохранения найденного корня c. Алгоритм проверяет знакопеременность функции на концах отрезка, затем на каждой итерации вычисляет новое приближение корня по формуле хорд как точку пересечения прямой с осью абсцисс. После вычисления значения функции в полученной точке определяется новый отрезок, содержащий корень, путем </w:t>
+        <w:t>, требуемая точность eps, точность округле</w:t>
+      </w:r>
+      <w:proofErr w:type="spellStart"/>
+      <w:r>
+        <w:rPr>
+          <w:iCs/>
+        </w:rPr>
+        <w:t>ния</w:t>
+      </w:r>
+      <w:proofErr w:type="spellEnd"/>
+      <w:r>
+        <w:rPr>
+          <w:iCs/>
+        </w:rPr>
+        <w:t xml:space="preserve"> </w:t>
+      </w:r>
+      <w:proofErr w:type="spellStart"/>
+      <w:r>
+        <w:rPr>
+          <w:iCs/>
+        </w:rPr>
+        <w:t>delta</w:t>
+      </w:r>
+      <w:proofErr w:type="spellEnd"/>
+      <w:r>
+        <w:rPr>
+          <w:iCs/>
+        </w:rPr>
+        <w:t xml:space="preserve">, ссылка на счетчик итераций </w:t>
+      </w:r>
+      <w:proofErr w:type="spellStart"/>
+      <w:r>
+        <w:rPr>
+          <w:iCs/>
+        </w:rPr>
+        <w:t>iter</w:t>
+      </w:r>
+      <w:proofErr w:type="spellEnd"/>
+      <w:r>
+        <w:rPr>
+          <w:iCs/>
+        </w:rPr>
+        <w:t xml:space="preserve"> и ссылка для сохранения найденного корня c. Алгоритм проверяет </w:t>
+      </w:r>
+      <w:proofErr w:type="spellStart"/>
+      <w:r>
+        <w:rPr>
+          <w:iCs/>
+        </w:rPr>
+        <w:t>знакопеременность</w:t>
+      </w:r>
+      <w:proofErr w:type="spellEnd"/>
+      <w:r>
+        <w:rPr>
+          <w:iCs/>
+        </w:rPr>
+        <w:t xml:space="preserve"> функции на концах отрезка, затем на каждой итерации вычисляет новое приближение корня по формуле хорд как точку пересечения прямой с осью абсцисс. После вычисления значения функции в полученной точке определяется новый отрезок, содержащий корень, путем </w:t>
       </w:r>
       <w:r>
         <w:rPr>
@@ -11028,20 +11608,42 @@
         <w:rPr>
           <w:iCs/>
         </w:rPr>
-        <w:t xml:space="preserve"> или превышения максимального числа итераций 1000000. В зависимости от значения параметра delta функция использует либо округленные f_round, либо точные f значения.</w:t>
-      </w:r>
-    </w:p>
-    <w:p/>
-    <w:p/>
-    <w:p/>
-    <w:p>
-      <w:pPr>
-        <w:suppressAutoHyphens w:val="0"/>
-        <w:autoSpaceDN/>
-        <w:spacing w:line="240" w:lineRule="auto"/>
-        <w:ind w:firstLine="0"/>
-        <w:jc w:val="left"/>
-        <w:textAlignment w:val="auto"/>
+        <w:t xml:space="preserve"> или превышения максимального числа итераций 1000000. В зависимости от значения параметра </w:t>
+      </w:r>
+      <w:proofErr w:type="spellStart"/>
+      <w:r>
+        <w:rPr>
+          <w:iCs/>
+        </w:rPr>
+        <w:t>delta</w:t>
+      </w:r>
+      <w:proofErr w:type="spellEnd"/>
+      <w:r>
+        <w:rPr>
+          <w:iCs/>
+        </w:rPr>
+        <w:t xml:space="preserve"> функция использует либо округленные </w:t>
+      </w:r>
+      <w:proofErr w:type="spellStart"/>
+      <w:r>
+        <w:rPr>
+          <w:iCs/>
+        </w:rPr>
+        <w:t>f_round</w:t>
+      </w:r>
+      <w:proofErr w:type="spellEnd"/>
+      <w:r>
+        <w:rPr>
+          <w:iCs/>
+        </w:rPr>
+        <w:t>, либо точные f значения.</w:t>
+      </w:r>
+    </w:p>
+    <w:p>
+      <w:pPr>
+        <w:rPr>
+          <w:iCs/>
+        </w:rPr>
       </w:pPr>
       <w:r>
         <w:br w:type="page"/>
@@ -13037,8 +13639,13 @@
       <w:r>
         <w:t>, вычисленное с точност</w:t>
       </w:r>
-      <w:r>
-        <w:t xml:space="preserve">ью </w:t>
+      <w:proofErr w:type="spellStart"/>
+      <w:r>
+        <w:t>ью</w:t>
+      </w:r>
+      <w:proofErr w:type="spellEnd"/>
+      <w:r>
+        <w:t xml:space="preserve"> </w:t>
       </w:r>
       <m:oMath>
         <m:r>
@@ -13075,6 +13682,7 @@
           <w:iCs/>
         </w:rPr>
       </w:pPr>
+      <w:proofErr w:type="spellStart"/>
       <w:proofErr w:type="gramStart"/>
       <w:r>
         <w:rPr>
@@ -13082,8 +13690,18 @@
           <w:bCs/>
           <w:iCs/>
         </w:rPr>
-        <w:t>Round(</w:t>
-      </w:r>
+        <w:t>Round</w:t>
+      </w:r>
+      <w:proofErr w:type="spellEnd"/>
+      <w:r>
+        <w:rPr>
+          <w:b/>
+          <w:bCs/>
+          <w:iCs/>
+        </w:rPr>
+        <w:t>(</w:t>
+      </w:r>
+      <w:proofErr w:type="spellStart"/>
       <w:proofErr w:type="gramEnd"/>
       <w:r>
         <w:rPr>
@@ -13091,13 +13709,114 @@
           <w:bCs/>
           <w:iCs/>
         </w:rPr>
-        <w:t>double x, double delta)</w:t>
-      </w:r>
-      <w:r>
-        <w:rPr>
+        <w:t>double</w:t>
+      </w:r>
+      <w:proofErr w:type="spellEnd"/>
+      <w:r>
+        <w:rPr>
+          <w:b/>
+          <w:bCs/>
           <w:iCs/>
         </w:rPr>
-        <w:t xml:space="preserve"> выполняет округление числа x с заданной точностью delta. Она использует стандартную математическую функцию round для приведения числа к ближайшему значению, кратному delta. В случае, если delta меньше или равна нулю, функция возвращает исходное число без изменений, что позволяет гибко управлять процессом округления в зависимости от потребностей вычислений.</w:t>
+        <w:t xml:space="preserve"> x, </w:t>
+      </w:r>
+      <w:proofErr w:type="spellStart"/>
+      <w:r>
+        <w:rPr>
+          <w:b/>
+          <w:bCs/>
+          <w:iCs/>
+        </w:rPr>
+        <w:t>double</w:t>
+      </w:r>
+      <w:proofErr w:type="spellEnd"/>
+      <w:r>
+        <w:rPr>
+          <w:b/>
+          <w:bCs/>
+          <w:iCs/>
+        </w:rPr>
+        <w:t xml:space="preserve"> </w:t>
+      </w:r>
+      <w:proofErr w:type="spellStart"/>
+      <w:r>
+        <w:rPr>
+          <w:b/>
+          <w:bCs/>
+          <w:iCs/>
+        </w:rPr>
+        <w:t>delta</w:t>
+      </w:r>
+      <w:proofErr w:type="spellEnd"/>
+      <w:r>
+        <w:rPr>
+          <w:b/>
+          <w:bCs/>
+          <w:iCs/>
+        </w:rPr>
+        <w:t>)</w:t>
+      </w:r>
+      <w:r>
+        <w:rPr>
+          <w:iCs/>
+        </w:rPr>
+        <w:t xml:space="preserve"> выполняет округление числа x с заданной точностью </w:t>
+      </w:r>
+      <w:proofErr w:type="spellStart"/>
+      <w:r>
+        <w:rPr>
+          <w:iCs/>
+        </w:rPr>
+        <w:t>delta</w:t>
+      </w:r>
+      <w:proofErr w:type="spellEnd"/>
+      <w:r>
+        <w:rPr>
+          <w:iCs/>
+        </w:rPr>
+        <w:t xml:space="preserve">. Она использует стандартную математическую функцию </w:t>
+      </w:r>
+      <w:proofErr w:type="spellStart"/>
+      <w:r>
+        <w:rPr>
+          <w:iCs/>
+        </w:rPr>
+        <w:t>round</w:t>
+      </w:r>
+      <w:proofErr w:type="spellEnd"/>
+      <w:r>
+        <w:rPr>
+          <w:iCs/>
+        </w:rPr>
+        <w:t xml:space="preserve"> для приведения числа к ближайшему значению, кратному </w:t>
+      </w:r>
+      <w:proofErr w:type="spellStart"/>
+      <w:r>
+        <w:rPr>
+          <w:iCs/>
+        </w:rPr>
+        <w:t>delta</w:t>
+      </w:r>
+      <w:proofErr w:type="spellEnd"/>
+      <w:r>
+        <w:rPr>
+          <w:iCs/>
+        </w:rPr>
+        <w:t xml:space="preserve">. В случае, если </w:t>
+      </w:r>
+      <w:proofErr w:type="spellStart"/>
+      <w:r>
+        <w:rPr>
+          <w:iCs/>
+        </w:rPr>
+        <w:t>delta</w:t>
+      </w:r>
+      <w:proofErr w:type="spellEnd"/>
+      <w:r>
+        <w:rPr>
+          <w:iCs/>
+        </w:rPr>
+        <w:t xml:space="preserve"> меньше или равна нулю, функция возвращает исходное число без изменений, что позволяет гибко управлять процессом округления в зависимости от потребностей вычислений.</w:t>
       </w:r>
     </w:p>
     <w:p>
@@ -13109,16 +13828,49 @@
         </w:rPr>
         <w:t>f(</w:t>
       </w:r>
+      <w:proofErr w:type="spellStart"/>
       <w:proofErr w:type="gramEnd"/>
       <w:r>
         <w:rPr>
           <w:b/>
           <w:bCs/>
         </w:rPr>
-        <w:t>double x)</w:t>
-      </w:r>
-      <w:r>
-        <w:t xml:space="preserve"> вычисляет значение целевого уравнения ln(ln(x)) - exp(-x^2). Это уравнение представляет собой разность натурального логарифма от натурального логарифма x и экспоненты от отрицательного квадрата x. Область определения функции ограничена значениями </w:t>
+        <w:t>double</w:t>
+      </w:r>
+      <w:proofErr w:type="spellEnd"/>
+      <w:r>
+        <w:rPr>
+          <w:b/>
+          <w:bCs/>
+        </w:rPr>
+        <w:t xml:space="preserve"> x)</w:t>
+      </w:r>
+      <w:r>
+        <w:t xml:space="preserve"> вычисляет значение целевого уравнения </w:t>
+      </w:r>
+      <w:proofErr w:type="spellStart"/>
+      <w:r>
+        <w:t>ln</w:t>
+      </w:r>
+      <w:proofErr w:type="spellEnd"/>
+      <w:r>
+        <w:t>(</w:t>
+      </w:r>
+      <w:proofErr w:type="spellStart"/>
+      <w:r>
+        <w:t>ln</w:t>
+      </w:r>
+      <w:proofErr w:type="spellEnd"/>
+      <w:r>
+        <w:t xml:space="preserve">(x)) - </w:t>
+      </w:r>
+      <w:proofErr w:type="spellStart"/>
+      <w:r>
+        <w:t>exp</w:t>
+      </w:r>
+      <w:proofErr w:type="spellEnd"/>
+      <w:r>
+        <w:t xml:space="preserve">(-x^2). Это уравнение представляет собой разность натурального логарифма от натурального логарифма x и экспоненты от отрицательного квадрата x. Область определения функции ограничена значениями </w:t>
       </w:r>
       <w:proofErr w:type="gramStart"/>
       <w:r>
@@ -13130,6 +13882,7 @@
       </w:r>
     </w:p>
     <w:p>
+      <w:proofErr w:type="spellStart"/>
       <w:r>
         <w:rPr>
           <w:b/>
@@ -13143,21 +13896,79 @@
           <w:b/>
           <w:bCs/>
         </w:rPr>
-        <w:t>prime(</w:t>
-      </w:r>
+        <w:t>prime</w:t>
+      </w:r>
+      <w:proofErr w:type="spellEnd"/>
+      <w:r>
+        <w:rPr>
+          <w:b/>
+          <w:bCs/>
+        </w:rPr>
+        <w:t>(</w:t>
+      </w:r>
+      <w:proofErr w:type="spellStart"/>
       <w:proofErr w:type="gramEnd"/>
       <w:r>
         <w:rPr>
           <w:b/>
           <w:bCs/>
         </w:rPr>
-        <w:t>double x)</w:t>
-      </w:r>
-      <w:r>
-        <w:t xml:space="preserve"> находит производную исходной функции, которая необходима для реализации метода Ньютона. Производная вычисляется по формуле 1/(x*ln(x)) + 2*x*exp(-x^2), где первое слагаемое является производной от ln(ln(x)), а второе — производной от -exp(-x^2) с учётом правила дифференцирования сложной функции.</w:t>
-      </w:r>
-    </w:p>
-    <w:p>
+        <w:t>double</w:t>
+      </w:r>
+      <w:proofErr w:type="spellEnd"/>
+      <w:r>
+        <w:rPr>
+          <w:b/>
+          <w:bCs/>
+        </w:rPr>
+        <w:t xml:space="preserve"> x)</w:t>
+      </w:r>
+      <w:r>
+        <w:t xml:space="preserve"> находит производную исходной функции, которая необходима для реализации метода Ньютона. Производная вычисляется по формуле 1/(x*</w:t>
+      </w:r>
+      <w:proofErr w:type="spellStart"/>
+      <w:r>
+        <w:t>ln</w:t>
+      </w:r>
+      <w:proofErr w:type="spellEnd"/>
+      <w:r>
+        <w:t>(x)) + 2*x*</w:t>
+      </w:r>
+      <w:proofErr w:type="spellStart"/>
+      <w:r>
+        <w:t>exp</w:t>
+      </w:r>
+      <w:proofErr w:type="spellEnd"/>
+      <w:r>
+        <w:t xml:space="preserve">(-x^2), где первое слагаемое является производной от </w:t>
+      </w:r>
+      <w:proofErr w:type="spellStart"/>
+      <w:r>
+        <w:t>ln</w:t>
+      </w:r>
+      <w:proofErr w:type="spellEnd"/>
+      <w:r>
+        <w:t>(</w:t>
+      </w:r>
+      <w:proofErr w:type="spellStart"/>
+      <w:r>
+        <w:t>ln</w:t>
+      </w:r>
+      <w:proofErr w:type="spellEnd"/>
+      <w:r>
+        <w:t>(x)), а второе — производной от -</w:t>
+      </w:r>
+      <w:proofErr w:type="spellStart"/>
+      <w:r>
+        <w:t>exp</w:t>
+      </w:r>
+      <w:proofErr w:type="spellEnd"/>
+      <w:r>
+        <w:t>(-x^2) с учётом правила дифференцирования сложной функции.</w:t>
+      </w:r>
+    </w:p>
+    <w:p>
+      <w:proofErr w:type="spellStart"/>
       <w:r>
         <w:rPr>
           <w:b/>
@@ -13174,7 +13985,16 @@
           <w:bCs/>
           <w:lang w:val="en-US"/>
         </w:rPr>
-        <w:t>round(</w:t>
+        <w:t>round</w:t>
+      </w:r>
+      <w:proofErr w:type="spellEnd"/>
+      <w:r>
+        <w:rPr>
+          <w:b/>
+          <w:bCs/>
+          <w:lang w:val="en-US"/>
+        </w:rPr>
+        <w:t>(</w:t>
       </w:r>
       <w:proofErr w:type="gramEnd"/>
       <w:r>
@@ -13200,43 +14020,223 @@
         </w:rPr>
         <w:t xml:space="preserve"> </w:t>
       </w:r>
+      <w:proofErr w:type="spellStart"/>
       <w:r>
         <w:rPr>
           <w:b/>
           <w:bCs/>
           <w:lang w:val="en-US"/>
         </w:rPr>
-        <w:t>f_prime_round(double x, double delta)</w:t>
-      </w:r>
-      <w:r>
-        <w:rPr>
+        <w:t>f_prime_round</w:t>
+      </w:r>
+      <w:proofErr w:type="spellEnd"/>
+      <w:r>
+        <w:rPr>
+          <w:b/>
+          <w:bCs/>
           <w:lang w:val="en-US"/>
         </w:rPr>
+        <w:t>(double x, double delta)</w:t>
+      </w:r>
+      <w:r>
+        <w:rPr>
+          <w:lang w:val="en-US"/>
+        </w:rPr>
         <w:t xml:space="preserve">. </w:t>
       </w:r>
       <w:r>
-        <w:t>Эти функции сначала вычисляют исходные значения с помощью f(x) и f_prime(x), а затем округляют полученные результаты, передавая их в функцию Round вместе с заданным параметром точности delta.</w:t>
-      </w:r>
-    </w:p>
-    <w:p>
+        <w:t xml:space="preserve">Эти функции сначала вычисляют исходные значения с помощью f(x) и </w:t>
+      </w:r>
+      <w:proofErr w:type="spellStart"/>
+      <w:r>
+        <w:t>f_prime</w:t>
+      </w:r>
+      <w:proofErr w:type="spellEnd"/>
+      <w:r>
+        <w:t xml:space="preserve">(x), а затем округляют полученные результаты, передавая их в функцию </w:t>
+      </w:r>
+      <w:proofErr w:type="spellStart"/>
+      <w:r>
+        <w:t>Round</w:t>
+      </w:r>
+      <w:proofErr w:type="spellEnd"/>
+      <w:r>
+        <w:t xml:space="preserve"> вместе с заданным параметром точности </w:t>
+      </w:r>
+      <w:proofErr w:type="spellStart"/>
+      <w:r>
+        <w:t>delta</w:t>
+      </w:r>
+      <w:proofErr w:type="spellEnd"/>
+      <w:r>
+        <w:t>.</w:t>
+      </w:r>
+    </w:p>
+    <w:p>
+      <w:proofErr w:type="spellStart"/>
       <w:proofErr w:type="gramStart"/>
       <w:r>
         <w:rPr>
           <w:b/>
           <w:bCs/>
         </w:rPr>
-        <w:t>Newton(</w:t>
-      </w:r>
+        <w:t>Newton</w:t>
+      </w:r>
+      <w:proofErr w:type="spellEnd"/>
+      <w:r>
+        <w:rPr>
+          <w:b/>
+          <w:bCs/>
+        </w:rPr>
+        <w:t>(</w:t>
+      </w:r>
+      <w:proofErr w:type="spellStart"/>
       <w:proofErr w:type="gramEnd"/>
       <w:r>
         <w:rPr>
           <w:b/>
           <w:bCs/>
         </w:rPr>
-        <w:t>double x0, double eps, double delta, int &amp;iter)</w:t>
-      </w:r>
-      <w:r>
-        <w:t xml:space="preserve"> является ядром программы и реализует итерационный метод Ньютона для поиска корня уравнения. Она принимает начальное приближение x0, требуемую точность eps, параметр округления delta и ссылку на счётчик итераций iter. В зависимости от значения delta функция выбирает, использовать ли округлённые или точные значения функции и производной на каждой итерации.</w:t>
+        <w:t>double</w:t>
+      </w:r>
+      <w:proofErr w:type="spellEnd"/>
+      <w:r>
+        <w:rPr>
+          <w:b/>
+          <w:bCs/>
+        </w:rPr>
+        <w:t xml:space="preserve"> x0, </w:t>
+      </w:r>
+      <w:proofErr w:type="spellStart"/>
+      <w:r>
+        <w:rPr>
+          <w:b/>
+          <w:bCs/>
+        </w:rPr>
+        <w:t>double</w:t>
+      </w:r>
+      <w:proofErr w:type="spellEnd"/>
+      <w:r>
+        <w:rPr>
+          <w:b/>
+          <w:bCs/>
+        </w:rPr>
+        <w:t xml:space="preserve"> </w:t>
+      </w:r>
+      <w:proofErr w:type="spellStart"/>
+      <w:r>
+        <w:rPr>
+          <w:b/>
+          <w:bCs/>
+        </w:rPr>
+        <w:t>eps</w:t>
+      </w:r>
+      <w:proofErr w:type="spellEnd"/>
+      <w:r>
+        <w:rPr>
+          <w:b/>
+          <w:bCs/>
+        </w:rPr>
+        <w:t xml:space="preserve">, </w:t>
+      </w:r>
+      <w:proofErr w:type="spellStart"/>
+      <w:r>
+        <w:rPr>
+          <w:b/>
+          <w:bCs/>
+        </w:rPr>
+        <w:t>double</w:t>
+      </w:r>
+      <w:proofErr w:type="spellEnd"/>
+      <w:r>
+        <w:rPr>
+          <w:b/>
+          <w:bCs/>
+        </w:rPr>
+        <w:t xml:space="preserve"> </w:t>
+      </w:r>
+      <w:proofErr w:type="spellStart"/>
+      <w:r>
+        <w:rPr>
+          <w:b/>
+          <w:bCs/>
+        </w:rPr>
+        <w:t>delta</w:t>
+      </w:r>
+      <w:proofErr w:type="spellEnd"/>
+      <w:r>
+        <w:rPr>
+          <w:b/>
+          <w:bCs/>
+        </w:rPr>
+        <w:t xml:space="preserve">, </w:t>
+      </w:r>
+      <w:proofErr w:type="spellStart"/>
+      <w:r>
+        <w:rPr>
+          <w:b/>
+          <w:bCs/>
+        </w:rPr>
+        <w:t>int</w:t>
+      </w:r>
+      <w:proofErr w:type="spellEnd"/>
+      <w:r>
+        <w:rPr>
+          <w:b/>
+          <w:bCs/>
+        </w:rPr>
+        <w:t xml:space="preserve"> &amp;</w:t>
+      </w:r>
+      <w:proofErr w:type="spellStart"/>
+      <w:r>
+        <w:rPr>
+          <w:b/>
+          <w:bCs/>
+        </w:rPr>
+        <w:t>iter</w:t>
+      </w:r>
+      <w:proofErr w:type="spellEnd"/>
+      <w:r>
+        <w:rPr>
+          <w:b/>
+          <w:bCs/>
+        </w:rPr>
+        <w:t>)</w:t>
+      </w:r>
+      <w:r>
+        <w:t xml:space="preserve"> является ядром программы и реализует итерационный метод Ньютона для поиска корня уравнения. Она принимает начальное приближение x0, требуемую точность </w:t>
+      </w:r>
+      <w:proofErr w:type="spellStart"/>
+      <w:r>
+        <w:t>eps</w:t>
+      </w:r>
+      <w:proofErr w:type="spellEnd"/>
+      <w:r>
+        <w:t xml:space="preserve">, параметр округления </w:t>
+      </w:r>
+      <w:proofErr w:type="spellStart"/>
+      <w:r>
+        <w:t>delta</w:t>
+      </w:r>
+      <w:proofErr w:type="spellEnd"/>
+      <w:r>
+        <w:t xml:space="preserve"> и ссылку на счётчик итераций </w:t>
+      </w:r>
+      <w:proofErr w:type="spellStart"/>
+      <w:r>
+        <w:t>iter</w:t>
+      </w:r>
+      <w:proofErr w:type="spellEnd"/>
+      <w:r>
+        <w:t xml:space="preserve">. В зависимости от значения </w:t>
+      </w:r>
+      <w:proofErr w:type="spellStart"/>
+      <w:r>
+        <w:t>delta</w:t>
+      </w:r>
+      <w:proofErr w:type="spellEnd"/>
+      <w:r>
+        <w:t xml:space="preserve"> функция выбирает, использовать ли округлённые или точные значения функции и производной на каждой итерации.</w:t>
       </w:r>
     </w:p>
     <w:p>
@@ -13692,7 +14692,15 @@
         </m:r>
       </m:oMath>
       <w:r>
-        <w:t xml:space="preserve"> , то вычисления заканчиваются и за приближенное значение корня принимается величина </w:t>
+        <w:t xml:space="preserve"> , то вычисления зака</w:t>
+      </w:r>
+      <w:proofErr w:type="spellStart"/>
+      <w:r>
+        <w:t>нчиваются</w:t>
+      </w:r>
+      <w:proofErr w:type="spellEnd"/>
+      <w:r>
+        <w:t xml:space="preserve"> и за приближенное значение корня принимается величина </w:t>
       </w:r>
       <m:oMath>
         <m:sSub>
@@ -14218,7 +15226,15 @@
         </m:r>
       </m:oMath>
       <w:r>
-        <w:t>, то последовательные приближения будут сходиться к корню c монотонно. Следует также помнить, что скорость сходимости последовательности {</w:t>
+        <w:t>, то последовательные приб</w:t>
+      </w:r>
+      <w:proofErr w:type="spellStart"/>
+      <w:r>
+        <w:t>лижения</w:t>
+      </w:r>
+      <w:proofErr w:type="spellEnd"/>
+      <w:r>
+        <w:t xml:space="preserve"> будут сходиться к корню c монотонно. Следует также помнить, что скорость сходимости последовательности {</w:t>
       </w:r>
       <m:oMath>
         <m:sSub>
@@ -14308,24 +15324,106 @@
       </w:r>
     </w:p>
     <w:p>
+      <w:proofErr w:type="spellStart"/>
       <w:proofErr w:type="gramStart"/>
       <w:r>
         <w:rPr>
           <w:b/>
           <w:bCs/>
         </w:rPr>
-        <w:t>Round(</w:t>
-      </w:r>
+        <w:t>Round</w:t>
+      </w:r>
+      <w:proofErr w:type="spellEnd"/>
+      <w:r>
+        <w:rPr>
+          <w:b/>
+          <w:bCs/>
+        </w:rPr>
+        <w:t>(</w:t>
+      </w:r>
+      <w:proofErr w:type="spellStart"/>
       <w:proofErr w:type="gramEnd"/>
       <w:r>
         <w:rPr>
           <w:b/>
           <w:bCs/>
         </w:rPr>
-        <w:t>double x, double delta)</w:t>
-      </w:r>
-      <w:r>
-        <w:t> выполняет округление числа x с заданной точностью delta. Она использует стандартную математическую функцию round для приведения числа к ближайшему значению, кратному delta. В случае, если delta меньше или равна нулю, функция возвращает исходное число без изменений, что позволяет гибко управлять процессом округления в зависимости от потребностей вычислений.</w:t>
+        <w:t>double</w:t>
+      </w:r>
+      <w:proofErr w:type="spellEnd"/>
+      <w:r>
+        <w:rPr>
+          <w:b/>
+          <w:bCs/>
+        </w:rPr>
+        <w:t xml:space="preserve"> x, </w:t>
+      </w:r>
+      <w:proofErr w:type="spellStart"/>
+      <w:r>
+        <w:rPr>
+          <w:b/>
+          <w:bCs/>
+        </w:rPr>
+        <w:t>double</w:t>
+      </w:r>
+      <w:proofErr w:type="spellEnd"/>
+      <w:r>
+        <w:rPr>
+          <w:b/>
+          <w:bCs/>
+        </w:rPr>
+        <w:t xml:space="preserve"> </w:t>
+      </w:r>
+      <w:proofErr w:type="spellStart"/>
+      <w:r>
+        <w:rPr>
+          <w:b/>
+          <w:bCs/>
+        </w:rPr>
+        <w:t>delta</w:t>
+      </w:r>
+      <w:proofErr w:type="spellEnd"/>
+      <w:r>
+        <w:rPr>
+          <w:b/>
+          <w:bCs/>
+        </w:rPr>
+        <w:t>)</w:t>
+      </w:r>
+      <w:r>
+        <w:t xml:space="preserve"> выполняет округление числа x с заданной точностью </w:t>
+      </w:r>
+      <w:proofErr w:type="spellStart"/>
+      <w:r>
+        <w:t>delta</w:t>
+      </w:r>
+      <w:proofErr w:type="spellEnd"/>
+      <w:r>
+        <w:t xml:space="preserve">. Она использует стандартную математическую функцию </w:t>
+      </w:r>
+      <w:proofErr w:type="spellStart"/>
+      <w:r>
+        <w:t>round</w:t>
+      </w:r>
+      <w:proofErr w:type="spellEnd"/>
+      <w:r>
+        <w:t xml:space="preserve"> для приведения числа к ближайшему значению, кратному </w:t>
+      </w:r>
+      <w:proofErr w:type="spellStart"/>
+      <w:r>
+        <w:t>delta</w:t>
+      </w:r>
+      <w:proofErr w:type="spellEnd"/>
+      <w:r>
+        <w:t xml:space="preserve">. В случае, если </w:t>
+      </w:r>
+      <w:proofErr w:type="spellStart"/>
+      <w:r>
+        <w:t>delta</w:t>
+      </w:r>
+      <w:proofErr w:type="spellEnd"/>
+      <w:r>
+        <w:t xml:space="preserve"> меньше или равна нулю, функция возвращает исходное число без изменений, что позволяет гибко управлять процессом округления в зависимости от потребностей вычислений.</w:t>
       </w:r>
     </w:p>
     <w:p>
@@ -14337,13 +15435,22 @@
         </w:rPr>
         <w:t>f(</w:t>
       </w:r>
+      <w:proofErr w:type="spellStart"/>
       <w:proofErr w:type="gramEnd"/>
       <w:r>
         <w:rPr>
           <w:b/>
           <w:bCs/>
         </w:rPr>
-        <w:t>double x)</w:t>
+        <w:t>double</w:t>
+      </w:r>
+      <w:proofErr w:type="spellEnd"/>
+      <w:r>
+        <w:rPr>
+          <w:b/>
+          <w:bCs/>
+        </w:rPr>
+        <w:t xml:space="preserve"> x)</w:t>
       </w:r>
       <w:r>
         <w:t> вычисляет значение целевого уравнения</w:t>
@@ -14389,21 +15496,39 @@
       </w:r>
     </w:p>
     <w:p>
+      <w:proofErr w:type="spellStart"/>
       <w:proofErr w:type="gramStart"/>
       <w:r>
         <w:rPr>
           <w:b/>
           <w:bCs/>
         </w:rPr>
-        <w:t>phi(</w:t>
-      </w:r>
+        <w:t>phi</w:t>
+      </w:r>
+      <w:proofErr w:type="spellEnd"/>
+      <w:r>
+        <w:rPr>
+          <w:b/>
+          <w:bCs/>
+        </w:rPr>
+        <w:t>(</w:t>
+      </w:r>
+      <w:proofErr w:type="spellStart"/>
       <w:proofErr w:type="gramEnd"/>
       <w:r>
         <w:rPr>
           <w:b/>
           <w:bCs/>
         </w:rPr>
-        <w:t>double x)</w:t>
+        <w:t>double</w:t>
+      </w:r>
+      <w:proofErr w:type="spellEnd"/>
+      <w:r>
+        <w:rPr>
+          <w:b/>
+          <w:bCs/>
+        </w:rPr>
+        <w:t xml:space="preserve"> x)</w:t>
       </w:r>
       <w:r>
         <w:t xml:space="preserve"> реализует итерационную функцию метода простых итераций (релаксации) в виде </w:t>
@@ -14586,6 +15711,7 @@
       </w:r>
     </w:p>
     <w:p>
+      <w:proofErr w:type="spellStart"/>
       <w:r>
         <w:rPr>
           <w:b/>
@@ -14599,15 +15725,32 @@
           <w:b/>
           <w:bCs/>
         </w:rPr>
-        <w:t>prime(</w:t>
-      </w:r>
+        <w:t>prime</w:t>
+      </w:r>
+      <w:proofErr w:type="spellEnd"/>
+      <w:r>
+        <w:rPr>
+          <w:b/>
+          <w:bCs/>
+        </w:rPr>
+        <w:t>(</w:t>
+      </w:r>
+      <w:proofErr w:type="spellStart"/>
       <w:proofErr w:type="gramEnd"/>
       <w:r>
         <w:rPr>
           <w:b/>
           <w:bCs/>
         </w:rPr>
-        <w:t>double x)</w:t>
+        <w:t>double</w:t>
+      </w:r>
+      <w:proofErr w:type="spellEnd"/>
+      <w:r>
+        <w:rPr>
+          <w:b/>
+          <w:bCs/>
+        </w:rPr>
+        <w:t xml:space="preserve"> x)</w:t>
       </w:r>
       <w:r>
         <w:t xml:space="preserve"> вычисляет производную итерационной функции </w:t>
@@ -14639,6 +15782,7 @@
       </w:r>
     </w:p>
     <w:p>
+      <w:proofErr w:type="spellStart"/>
       <w:r>
         <w:rPr>
           <w:b/>
@@ -14653,21 +15797,87 @@
           <w:b/>
           <w:bCs/>
         </w:rPr>
-        <w:t>round(</w:t>
-      </w:r>
+        <w:t>round</w:t>
+      </w:r>
+      <w:proofErr w:type="spellEnd"/>
+      <w:r>
+        <w:rPr>
+          <w:b/>
+          <w:bCs/>
+        </w:rPr>
+        <w:t>(</w:t>
+      </w:r>
+      <w:proofErr w:type="spellStart"/>
       <w:proofErr w:type="gramEnd"/>
       <w:r>
         <w:rPr>
           <w:b/>
           <w:bCs/>
         </w:rPr>
-        <w:t>double x, double delta)</w:t>
-      </w:r>
-      <w:r>
-        <w:t> сначала вычисляет значение исходной функции f(x), а затем округляет полученный результат с помощью функции Round, используя заданный параметр точности delta. Это позволяет моделировать вычисления с ограниченной точностью и исследовать влияние округления на результаты.</w:t>
-      </w:r>
-    </w:p>
-    <w:p>
+        <w:t>double</w:t>
+      </w:r>
+      <w:proofErr w:type="spellEnd"/>
+      <w:r>
+        <w:rPr>
+          <w:b/>
+          <w:bCs/>
+        </w:rPr>
+        <w:t xml:space="preserve"> x, </w:t>
+      </w:r>
+      <w:proofErr w:type="spellStart"/>
+      <w:r>
+        <w:rPr>
+          <w:b/>
+          <w:bCs/>
+        </w:rPr>
+        <w:t>double</w:t>
+      </w:r>
+      <w:proofErr w:type="spellEnd"/>
+      <w:r>
+        <w:rPr>
+          <w:b/>
+          <w:bCs/>
+        </w:rPr>
+        <w:t xml:space="preserve"> </w:t>
+      </w:r>
+      <w:proofErr w:type="spellStart"/>
+      <w:r>
+        <w:rPr>
+          <w:b/>
+          <w:bCs/>
+        </w:rPr>
+        <w:t>delta</w:t>
+      </w:r>
+      <w:proofErr w:type="spellEnd"/>
+      <w:r>
+        <w:rPr>
+          <w:b/>
+          <w:bCs/>
+        </w:rPr>
+        <w:t>)</w:t>
+      </w:r>
+      <w:r>
+        <w:t xml:space="preserve"> сначала вычисляет значение исходной функции f(x), а затем округляет полученный результат с помощью функции </w:t>
+      </w:r>
+      <w:proofErr w:type="spellStart"/>
+      <w:r>
+        <w:t>Round</w:t>
+      </w:r>
+      <w:proofErr w:type="spellEnd"/>
+      <w:r>
+        <w:t xml:space="preserve">, используя заданный параметр точности </w:t>
+      </w:r>
+      <w:proofErr w:type="spellStart"/>
+      <w:r>
+        <w:t>delta</w:t>
+      </w:r>
+      <w:proofErr w:type="spellEnd"/>
+      <w:r>
+        <w:t>. Это позволяет моделировать вычисления с ограниченной точностью и исследовать влияние округления на результаты.</w:t>
+      </w:r>
+    </w:p>
+    <w:p>
+      <w:proofErr w:type="spellStart"/>
       <w:r>
         <w:rPr>
           <w:b/>
@@ -14681,15 +15891,64 @@
           <w:b/>
           <w:bCs/>
         </w:rPr>
-        <w:t>round(</w:t>
-      </w:r>
+        <w:t>round</w:t>
+      </w:r>
+      <w:proofErr w:type="spellEnd"/>
+      <w:r>
+        <w:rPr>
+          <w:b/>
+          <w:bCs/>
+        </w:rPr>
+        <w:t>(</w:t>
+      </w:r>
+      <w:proofErr w:type="spellStart"/>
       <w:proofErr w:type="gramEnd"/>
       <w:r>
         <w:rPr>
           <w:b/>
           <w:bCs/>
         </w:rPr>
-        <w:t>double x, double delta)</w:t>
+        <w:t>double</w:t>
+      </w:r>
+      <w:proofErr w:type="spellEnd"/>
+      <w:r>
+        <w:rPr>
+          <w:b/>
+          <w:bCs/>
+        </w:rPr>
+        <w:t xml:space="preserve"> x, </w:t>
+      </w:r>
+      <w:proofErr w:type="spellStart"/>
+      <w:r>
+        <w:rPr>
+          <w:b/>
+          <w:bCs/>
+        </w:rPr>
+        <w:t>double</w:t>
+      </w:r>
+      <w:proofErr w:type="spellEnd"/>
+      <w:r>
+        <w:rPr>
+          <w:b/>
+          <w:bCs/>
+        </w:rPr>
+        <w:t xml:space="preserve"> </w:t>
+      </w:r>
+      <w:proofErr w:type="spellStart"/>
+      <w:r>
+        <w:rPr>
+          <w:b/>
+          <w:bCs/>
+        </w:rPr>
+        <w:t>delta</w:t>
+      </w:r>
+      <w:proofErr w:type="spellEnd"/>
+      <w:r>
+        <w:rPr>
+          <w:b/>
+          <w:bCs/>
+        </w:rPr>
+        <w:t>)</w:t>
       </w:r>
       <w:r>
         <w:t xml:space="preserve"> аналогично вычисляет значение итерационной функции </w:t>
@@ -14707,6 +15966,7 @@
       </w:r>
     </w:p>
     <w:p>
+      <w:proofErr w:type="spellStart"/>
       <w:r>
         <w:rPr>
           <w:b/>
@@ -14720,15 +15980,64 @@
           <w:b/>
           <w:bCs/>
         </w:rPr>
-        <w:t>round(</w:t>
-      </w:r>
+        <w:t>round</w:t>
+      </w:r>
+      <w:proofErr w:type="spellEnd"/>
+      <w:r>
+        <w:rPr>
+          <w:b/>
+          <w:bCs/>
+        </w:rPr>
+        <w:t>(</w:t>
+      </w:r>
+      <w:proofErr w:type="spellStart"/>
       <w:proofErr w:type="gramEnd"/>
       <w:r>
         <w:rPr>
           <w:b/>
           <w:bCs/>
         </w:rPr>
-        <w:t>double x, double delta)</w:t>
+        <w:t>double</w:t>
+      </w:r>
+      <w:proofErr w:type="spellEnd"/>
+      <w:r>
+        <w:rPr>
+          <w:b/>
+          <w:bCs/>
+        </w:rPr>
+        <w:t xml:space="preserve"> x, </w:t>
+      </w:r>
+      <w:proofErr w:type="spellStart"/>
+      <w:r>
+        <w:rPr>
+          <w:b/>
+          <w:bCs/>
+        </w:rPr>
+        <w:t>double</w:t>
+      </w:r>
+      <w:proofErr w:type="spellEnd"/>
+      <w:r>
+        <w:rPr>
+          <w:b/>
+          <w:bCs/>
+        </w:rPr>
+        <w:t xml:space="preserve"> </w:t>
+      </w:r>
+      <w:proofErr w:type="spellStart"/>
+      <w:r>
+        <w:rPr>
+          <w:b/>
+          <w:bCs/>
+        </w:rPr>
+        <w:t>delta</w:t>
+      </w:r>
+      <w:proofErr w:type="spellEnd"/>
+      <w:r>
+        <w:rPr>
+          <w:b/>
+          <w:bCs/>
+        </w:rPr>
+        <w:t>)</w:t>
       </w:r>
       <w:r>
         <w:t> вычисляет значение производной</w:t>
@@ -14746,24 +16055,194 @@
       </w:r>
     </w:p>
     <w:p>
+      <w:proofErr w:type="spellStart"/>
       <w:proofErr w:type="gramStart"/>
       <w:r>
         <w:rPr>
           <w:b/>
           <w:bCs/>
         </w:rPr>
-        <w:t>SimpleIteration(</w:t>
-      </w:r>
+        <w:t>SimpleIteration</w:t>
+      </w:r>
+      <w:proofErr w:type="spellEnd"/>
+      <w:r>
+        <w:rPr>
+          <w:b/>
+          <w:bCs/>
+        </w:rPr>
+        <w:t>(</w:t>
+      </w:r>
+      <w:proofErr w:type="spellStart"/>
       <w:proofErr w:type="gramEnd"/>
       <w:r>
         <w:rPr>
           <w:b/>
           <w:bCs/>
         </w:rPr>
-        <w:t>double x0, double eps, double delta, int &amp;iter)</w:t>
-      </w:r>
-      <w:r>
-        <w:t> является ядром программы и реализует итерационный метод простых итераций для поиска корня уравнения. Функция принимает начальное приближение x0, требуемую точность eps (критерий остановки по разности между соседними приближениями), параметр округления delta и ссылку на счётчик итераций iter. В зависимости от значения delta функция выбирает, использовать ли округлённые значения (phi_round) или точные значения (phi) итерационной функции на каждом шаге. Итерации продолжаются до тех пор, пока разность между последовательными приближениями не станет меньше eps, либо пока значение x не выйдет за допустимые пределы (</w:t>
+        <w:t>double</w:t>
+      </w:r>
+      <w:proofErr w:type="spellEnd"/>
+      <w:r>
+        <w:rPr>
+          <w:b/>
+          <w:bCs/>
+        </w:rPr>
+        <w:t xml:space="preserve"> x0, </w:t>
+      </w:r>
+      <w:proofErr w:type="spellStart"/>
+      <w:r>
+        <w:rPr>
+          <w:b/>
+          <w:bCs/>
+        </w:rPr>
+        <w:t>double</w:t>
+      </w:r>
+      <w:proofErr w:type="spellEnd"/>
+      <w:r>
+        <w:rPr>
+          <w:b/>
+          <w:bCs/>
+        </w:rPr>
+        <w:t xml:space="preserve"> </w:t>
+      </w:r>
+      <w:proofErr w:type="spellStart"/>
+      <w:r>
+        <w:rPr>
+          <w:b/>
+          <w:bCs/>
+        </w:rPr>
+        <w:t>eps</w:t>
+      </w:r>
+      <w:proofErr w:type="spellEnd"/>
+      <w:r>
+        <w:rPr>
+          <w:b/>
+          <w:bCs/>
+        </w:rPr>
+        <w:t xml:space="preserve">, </w:t>
+      </w:r>
+      <w:proofErr w:type="spellStart"/>
+      <w:r>
+        <w:rPr>
+          <w:b/>
+          <w:bCs/>
+        </w:rPr>
+        <w:t>double</w:t>
+      </w:r>
+      <w:proofErr w:type="spellEnd"/>
+      <w:r>
+        <w:rPr>
+          <w:b/>
+          <w:bCs/>
+        </w:rPr>
+        <w:t xml:space="preserve"> </w:t>
+      </w:r>
+      <w:proofErr w:type="spellStart"/>
+      <w:r>
+        <w:rPr>
+          <w:b/>
+          <w:bCs/>
+        </w:rPr>
+        <w:t>delta</w:t>
+      </w:r>
+      <w:proofErr w:type="spellEnd"/>
+      <w:r>
+        <w:rPr>
+          <w:b/>
+          <w:bCs/>
+        </w:rPr>
+        <w:t xml:space="preserve">, </w:t>
+      </w:r>
+      <w:proofErr w:type="spellStart"/>
+      <w:r>
+        <w:rPr>
+          <w:b/>
+          <w:bCs/>
+        </w:rPr>
+        <w:t>int</w:t>
+      </w:r>
+      <w:proofErr w:type="spellEnd"/>
+      <w:r>
+        <w:rPr>
+          <w:b/>
+          <w:bCs/>
+        </w:rPr>
+        <w:t xml:space="preserve"> &amp;</w:t>
+      </w:r>
+      <w:proofErr w:type="spellStart"/>
+      <w:r>
+        <w:rPr>
+          <w:b/>
+          <w:bCs/>
+        </w:rPr>
+        <w:t>iter</w:t>
+      </w:r>
+      <w:proofErr w:type="spellEnd"/>
+      <w:r>
+        <w:rPr>
+          <w:b/>
+          <w:bCs/>
+        </w:rPr>
+        <w:t>)</w:t>
+      </w:r>
+      <w:r>
+        <w:t xml:space="preserve"> является ядром программы и реализует итерационный метод простых итераций для поиска корня уравнения. Функция принимает начальное приближение x0, требуемую точность </w:t>
+      </w:r>
+      <w:proofErr w:type="spellStart"/>
+      <w:r>
+        <w:t>eps</w:t>
+      </w:r>
+      <w:proofErr w:type="spellEnd"/>
+      <w:r>
+        <w:t xml:space="preserve"> (критерий остановки по разности между соседними приближениями), параметр округления </w:t>
+      </w:r>
+      <w:proofErr w:type="spellStart"/>
+      <w:r>
+        <w:t>delta</w:t>
+      </w:r>
+      <w:proofErr w:type="spellEnd"/>
+      <w:r>
+        <w:t xml:space="preserve"> и ссылку на счётчик итераций </w:t>
+      </w:r>
+      <w:proofErr w:type="spellStart"/>
+      <w:r>
+        <w:t>iter</w:t>
+      </w:r>
+      <w:proofErr w:type="spellEnd"/>
+      <w:r>
+        <w:t xml:space="preserve">. В зависимости от значения </w:t>
+      </w:r>
+      <w:proofErr w:type="spellStart"/>
+      <w:r>
+        <w:t>delta</w:t>
+      </w:r>
+      <w:proofErr w:type="spellEnd"/>
+      <w:r>
+        <w:t xml:space="preserve"> функция выбирает, использовать ли округлённые значения (</w:t>
+      </w:r>
+      <w:proofErr w:type="spellStart"/>
+      <w:r>
+        <w:t>phi_round</w:t>
+      </w:r>
+      <w:proofErr w:type="spellEnd"/>
+      <w:r>
+        <w:t>) или точные значения (</w:t>
+      </w:r>
+      <w:proofErr w:type="spellStart"/>
+      <w:r>
+        <w:t>phi</w:t>
+      </w:r>
+      <w:proofErr w:type="spellEnd"/>
+      <w:r>
+        <w:t xml:space="preserve">) итерационной функции на каждом шаге. Итерации продолжаются до тех пор, пока разность между последовательными приближениями не станет меньше </w:t>
+      </w:r>
+      <w:proofErr w:type="spellStart"/>
+      <w:r>
+        <w:t>eps</w:t>
+      </w:r>
+      <w:proofErr w:type="spellEnd"/>
+      <w:r>
+        <w:t>, либо пока значение x не выйдет за допустимые пределы (</w:t>
       </w:r>
       <m:oMath>
         <m:r>
@@ -14777,26 +16256,12 @@
         <w:t>), либо пока не будет превышено максимальное число итераций. Функция возвращает найденное приближение корня.</w:t>
       </w:r>
     </w:p>
+    <w:p>
+      <w:r>
+        <w:br w:type="page"/>
+      </w:r>
+    </w:p>
     <w:p/>
-    <w:p/>
-    <w:p/>
-    <w:p/>
-    <w:p/>
-    <w:p>
-      <w:pPr>
-        <w:suppressAutoHyphens w:val="0"/>
-        <w:autoSpaceDN/>
-        <w:spacing w:line="240" w:lineRule="auto"/>
-        <w:ind w:firstLine="0"/>
-        <w:jc w:val="left"/>
-        <w:textAlignment w:val="auto"/>
-      </w:pPr>
-      <w:r>
-        <w:lastRenderedPageBreak/>
-        <w:br w:type="page"/>
-      </w:r>
-    </w:p>
-    <w:p/>
     <w:p>
       <w:pPr>
         <w:pStyle w:val="2"/>
@@ -14817,12 +16282,14 @@
         </w:rPr>
         <w:t xml:space="preserve">В ходе лабораторной работы были изучены и </w:t>
       </w:r>
+      <w:proofErr w:type="spellStart"/>
       <w:r>
         <w:rPr>
           <w:rFonts w:cs="Times New Roman"/>
         </w:rPr>
         <w:t>программно</w:t>
       </w:r>
+      <w:proofErr w:type="spellEnd"/>
       <w:r>
         <w:rPr>
           <w:rFonts w:cs="Times New Roman"/>
@@ -14959,7 +16426,7 @@
         <w:rPr>
           <w:rFonts w:cs="Times New Roman"/>
         </w:rPr>
-        <w:t> на отрезке </w:t>
+        <w:t>на отрезке</w:t>
       </w:r>
       <m:oMath>
         <m:r>
@@ -14973,7 +16440,7 @@
         <w:rPr>
           <w:rFonts w:cs="Times New Roman"/>
         </w:rPr>
-        <w:t xml:space="preserve"> был подтвержден факт наличия единственного корня благодаря анализу </w:t>
+        <w:t xml:space="preserve">был подтвержден факт наличия единственного корня благодаря анализу </w:t>
       </w:r>
       <w:r>
         <w:rPr>
